--- a/1_Python.docx
+++ b/1_Python.docx
@@ -1,6 +1,6 @@
 
 <file path=word/document.xml><?xml version="1.0" encoding="utf-8"?>
-<w:document xmlns:wpc="http://schemas.microsoft.com/office/word/2010/wordprocessingCanvas" xmlns:cx="http://schemas.microsoft.com/office/drawing/2014/chartex" xmlns:cx1="http://schemas.microsoft.com/office/drawing/2015/9/8/chartex" xmlns:cx2="http://schemas.microsoft.com/office/drawing/2015/10/21/chartex" xmlns:cx3="http://schemas.microsoft.com/office/drawing/2016/5/9/chartex" xmlns:cx4="http://schemas.microsoft.com/office/drawing/2016/5/10/chartex" xmlns:cx5="http://schemas.microsoft.com/office/drawing/2016/5/11/chartex" xmlns:cx6="http://schemas.microsoft.com/office/drawing/2016/5/12/chartex" xmlns:cx7="http://schemas.microsoft.com/office/drawing/2016/5/13/chartex" xmlns:cx8="http://schemas.microsoft.com/office/drawing/2016/5/14/chartex" xmlns:mc="http://schemas.openxmlformats.org/markup-compatibility/2006" xmlns:aink="http://schemas.microsoft.com/office/drawing/2016/ink" xmlns:am3d="http://schemas.microsoft.com/office/drawing/2017/model3d" xmlns:o="urn:schemas-microsoft-com:office:office" xmlns:oel="http://schemas.microsoft.com/office/2019/extlst" xmlns:r="http://schemas.openxmlformats.org/officeDocument/2006/relationships" xmlns:m="http://schemas.openxmlformats.org/officeDocument/2006/math" xmlns:v="urn:schemas-microsoft-com:vml" xmlns:wp14="http://schemas.microsoft.com/office/word/2010/wordprocessingDrawing" xmlns:wp="http://schemas.openxmlformats.org/drawingml/2006/wordprocessingDrawing" xmlns:w10="urn:schemas-microsoft-com:office:word" xmlns:w="http://schemas.openxmlformats.org/wordprocessingml/2006/main" xmlns:w14="http://schemas.microsoft.com/office/word/2010/wordml" xmlns:w15="http://schemas.microsoft.com/office/word/2012/wordml" xmlns:w16cex="http://schemas.microsoft.com/office/word/2018/wordml/cex" xmlns:w16cid="http://schemas.microsoft.com/office/word/2016/wordml/cid" xmlns:w16="http://schemas.microsoft.com/office/word/2018/wordml" xmlns:w16sdtdh="http://schemas.microsoft.com/office/word/2020/wordml/sdtdatahash" xmlns:w16se="http://schemas.microsoft.com/office/word/2015/wordml/symex" xmlns:wpg="http://schemas.microsoft.com/office/word/2010/wordprocessingGroup" xmlns:wpi="http://schemas.microsoft.com/office/word/2010/wordprocessingInk" xmlns:wne="http://schemas.microsoft.com/office/word/2006/wordml" xmlns:wps="http://schemas.microsoft.com/office/word/2010/wordprocessingShape" mc:Ignorable="w14 w15 w16se w16cid w16 w16cex w16sdtdh wp14">
+<w:document xmlns:wpc="http://schemas.microsoft.com/office/word/2010/wordprocessingCanvas" xmlns:mc="http://schemas.openxmlformats.org/markup-compatibility/2006" xmlns:o="urn:schemas-microsoft-com:office:office" xmlns:r="http://schemas.openxmlformats.org/officeDocument/2006/relationships" xmlns:m="http://schemas.openxmlformats.org/officeDocument/2006/math" xmlns:v="urn:schemas-microsoft-com:vml" xmlns:wp14="http://schemas.microsoft.com/office/word/2010/wordprocessingDrawing" xmlns:wp="http://schemas.openxmlformats.org/drawingml/2006/wordprocessingDrawing" xmlns:w10="urn:schemas-microsoft-com:office:word" xmlns:w="http://schemas.openxmlformats.org/wordprocessingml/2006/main" xmlns:w14="http://schemas.microsoft.com/office/word/2010/wordml" xmlns:w15="http://schemas.microsoft.com/office/word/2012/wordml" xmlns:wpg="http://schemas.microsoft.com/office/word/2010/wordprocessingGroup" xmlns:wpi="http://schemas.microsoft.com/office/word/2010/wordprocessingInk" xmlns:wne="http://schemas.microsoft.com/office/word/2006/wordml" xmlns:wps="http://schemas.microsoft.com/office/word/2010/wordprocessingShape" mc:Ignorable="w14 w15 wp14">
   <w:body>
     <w:p>
       <w:pPr>
@@ -327,6 +327,116 @@
           <w:szCs w:val="24"/>
         </w:rPr>
       </w:pPr>
+    </w:p>
+    <w:p>
+      <w:pPr>
+        <w:tabs>
+          <w:tab w:val="left" w:pos="5625"/>
+        </w:tabs>
+        <w:jc w:val="both"/>
+        <w:rPr>
+          <w:sz w:val="24"/>
+          <w:szCs w:val="24"/>
+        </w:rPr>
+      </w:pPr>
+    </w:p>
+    <w:p>
+      <w:pPr>
+        <w:pStyle w:val="Heading3"/>
+      </w:pPr>
+      <w:r>
+        <w:rPr>
+          <w:rFonts w:ascii="Segoe UI Symbol" w:hAnsi="Segoe UI Symbol" w:cs="Segoe UI Symbol"/>
+        </w:rPr>
+        <w:t>✔</w:t>
+      </w:r>
+      <w:r>
+        <w:t xml:space="preserve"> </w:t>
+      </w:r>
+      <w:proofErr w:type="gramStart"/>
+      <w:r>
+        <w:t>In</w:t>
+      </w:r>
+      <w:proofErr w:type="gramEnd"/>
+      <w:r>
+        <w:t xml:space="preserve"> a single comprehension, loops go </w:t>
+      </w:r>
+      <w:r>
+        <w:rPr>
+          <w:rStyle w:val="Strong"/>
+          <w:b w:val="0"/>
+          <w:bCs w:val="0"/>
+        </w:rPr>
+        <w:t>left → right</w:t>
+      </w:r>
+      <w:r>
+        <w:t xml:space="preserve"> → later loop = </w:t>
+      </w:r>
+      <w:r>
+        <w:rPr>
+          <w:rStyle w:val="Strong"/>
+          <w:b w:val="0"/>
+          <w:bCs w:val="0"/>
+        </w:rPr>
+        <w:t>inner</w:t>
+      </w:r>
+    </w:p>
+    <w:p>
+      <w:pPr>
+        <w:pStyle w:val="Heading3"/>
+      </w:pPr>
+      <w:r>
+        <w:rPr>
+          <w:rFonts w:ascii="Segoe UI Symbol" w:hAnsi="Segoe UI Symbol" w:cs="Segoe UI Symbol"/>
+        </w:rPr>
+        <w:t>✔</w:t>
+      </w:r>
+      <w:r>
+        <w:t xml:space="preserve"> </w:t>
+      </w:r>
+      <w:proofErr w:type="gramStart"/>
+      <w:r>
+        <w:t>In</w:t>
+      </w:r>
+      <w:proofErr w:type="gramEnd"/>
+      <w:r>
+        <w:t xml:space="preserve"> nested comprehensions, the </w:t>
+      </w:r>
+      <w:r>
+        <w:rPr>
+          <w:rStyle w:val="Emphasis"/>
+        </w:rPr>
+        <w:t>outer bracket</w:t>
+      </w:r>
+      <w:r>
+        <w:t xml:space="preserve"> executes first, then the inner bracket.</w:t>
+      </w:r>
+    </w:p>
+    <w:p>
+      <w:pPr>
+        <w:tabs>
+          <w:tab w:val="left" w:pos="5625"/>
+        </w:tabs>
+        <w:jc w:val="both"/>
+        <w:rPr>
+          <w:sz w:val="24"/>
+          <w:szCs w:val="24"/>
+        </w:rPr>
+      </w:pPr>
+      <w:bookmarkStart w:id="0" w:name="_GoBack"/>
+      <w:bookmarkEnd w:id="0"/>
+    </w:p>
+    <w:p>
+      <w:pPr>
+        <w:tabs>
+          <w:tab w:val="left" w:pos="5625"/>
+        </w:tabs>
+        <w:jc w:val="both"/>
+        <w:rPr>
+          <w:sz w:val="24"/>
+          <w:szCs w:val="24"/>
+        </w:rPr>
+      </w:pPr>
       <w:r>
         <w:rPr>
           <w:sz w:val="24"/>
@@ -568,7 +678,15 @@
           <w:sz w:val="24"/>
           <w:szCs w:val="24"/>
         </w:rPr>
-        <w:t> is a directory with multiple related modules and an __init__.py file to organize them; and a </w:t>
+        <w:t xml:space="preserve"> is a directory with multiple related modules and an __init__.py file to organize them; and </w:t>
+      </w:r>
+      <w:r>
+        <w:rPr>
+          <w:sz w:val="24"/>
+          <w:szCs w:val="24"/>
+        </w:rPr>
+        <w:lastRenderedPageBreak/>
+        <w:t>a </w:t>
       </w:r>
       <w:r>
         <w:rPr>
@@ -669,191 +787,805 @@
           <w:sz w:val="24"/>
           <w:szCs w:val="24"/>
         </w:rPr>
+        <w:t>Libraries:</w:t>
+      </w:r>
+      <w:r>
+        <w:rPr>
+          <w:sz w:val="24"/>
+          <w:szCs w:val="24"/>
+        </w:rPr>
+        <w:br/>
+        <w:t xml:space="preserve">NumPy, Pandas, Matplotlib, Scikit-learn, TensorFlow, Requests, Flask, </w:t>
+      </w:r>
+      <w:proofErr w:type="spellStart"/>
+      <w:r>
+        <w:rPr>
+          <w:sz w:val="24"/>
+          <w:szCs w:val="24"/>
+        </w:rPr>
+        <w:t>Django</w:t>
+      </w:r>
+      <w:proofErr w:type="spellEnd"/>
+      <w:r>
+        <w:rPr>
+          <w:sz w:val="24"/>
+          <w:szCs w:val="24"/>
+        </w:rPr>
+        <w:t xml:space="preserve">, </w:t>
+      </w:r>
+      <w:r>
+        <w:rPr>
+          <w:sz w:val="24"/>
+          <w:szCs w:val="24"/>
+        </w:rPr>
+        <w:t>Beautiful Soup</w:t>
+      </w:r>
+      <w:r>
+        <w:rPr>
+          <w:sz w:val="24"/>
+          <w:szCs w:val="24"/>
+        </w:rPr>
+        <w:t xml:space="preserve">, </w:t>
+      </w:r>
+      <w:proofErr w:type="spellStart"/>
+      <w:r>
+        <w:rPr>
+          <w:sz w:val="24"/>
+          <w:szCs w:val="24"/>
+        </w:rPr>
+        <w:t>Pygame</w:t>
+      </w:r>
+      <w:proofErr w:type="spellEnd"/>
+      <w:r>
+        <w:rPr>
+          <w:sz w:val="24"/>
+          <w:szCs w:val="24"/>
+        </w:rPr>
+        <w:t xml:space="preserve">, </w:t>
+      </w:r>
+      <w:proofErr w:type="spellStart"/>
+      <w:r>
+        <w:rPr>
+          <w:sz w:val="24"/>
+          <w:szCs w:val="24"/>
+        </w:rPr>
+        <w:t>SciPy</w:t>
+      </w:r>
+      <w:proofErr w:type="spellEnd"/>
+      <w:r>
+        <w:rPr>
+          <w:sz w:val="24"/>
+          <w:szCs w:val="24"/>
+        </w:rPr>
+        <w:t xml:space="preserve">, </w:t>
+      </w:r>
+      <w:proofErr w:type="spellStart"/>
+      <w:r>
+        <w:rPr>
+          <w:sz w:val="24"/>
+          <w:szCs w:val="24"/>
+        </w:rPr>
+        <w:t>Seaborn</w:t>
+      </w:r>
+      <w:proofErr w:type="spellEnd"/>
+    </w:p>
+    <w:p>
+      <w:pPr>
+        <w:tabs>
+          <w:tab w:val="left" w:pos="5625"/>
+        </w:tabs>
+        <w:jc w:val="both"/>
+        <w:rPr>
+          <w:sz w:val="24"/>
+          <w:szCs w:val="24"/>
+        </w:rPr>
+      </w:pPr>
+    </w:p>
+    <w:p>
+      <w:pPr>
+        <w:tabs>
+          <w:tab w:val="left" w:pos="5625"/>
+        </w:tabs>
+        <w:jc w:val="both"/>
+        <w:rPr>
+          <w:sz w:val="24"/>
+          <w:szCs w:val="24"/>
+        </w:rPr>
+      </w:pPr>
+      <w:r>
+        <w:rPr>
+          <w:sz w:val="24"/>
+          <w:szCs w:val="24"/>
+        </w:rPr>
+        <w:t xml:space="preserve">e.g. from itertools import combinations </w:t>
+      </w:r>
+    </w:p>
+    <w:p>
+      <w:pPr>
+        <w:tabs>
+          <w:tab w:val="left" w:pos="5625"/>
+        </w:tabs>
+        <w:jc w:val="both"/>
+        <w:rPr>
+          <w:sz w:val="24"/>
+          <w:szCs w:val="24"/>
+        </w:rPr>
+      </w:pPr>
+      <w:r>
+        <w:rPr>
+          <w:sz w:val="24"/>
+          <w:szCs w:val="24"/>
+        </w:rPr>
+        <w:t xml:space="preserve">from itertools import groupby </w:t>
+      </w:r>
+    </w:p>
+    <w:p>
+      <w:pPr>
+        <w:tabs>
+          <w:tab w:val="left" w:pos="5625"/>
+        </w:tabs>
+        <w:jc w:val="both"/>
+        <w:rPr>
+          <w:sz w:val="24"/>
+          <w:szCs w:val="24"/>
+        </w:rPr>
+      </w:pPr>
+      <w:r>
+        <w:rPr>
+          <w:sz w:val="24"/>
+          <w:szCs w:val="24"/>
+        </w:rPr>
+        <w:t xml:space="preserve">or </w:t>
+      </w:r>
+      <w:r>
+        <w:rPr>
+          <w:sz w:val="24"/>
+          <w:szCs w:val="24"/>
+        </w:rPr>
+        <w:t xml:space="preserve">itertools. </w:t>
+      </w:r>
+      <w:proofErr w:type="gramStart"/>
+      <w:r>
+        <w:rPr>
+          <w:sz w:val="24"/>
+          <w:szCs w:val="24"/>
+        </w:rPr>
+        <w:t>combinations</w:t>
+      </w:r>
+      <w:proofErr w:type="gramEnd"/>
+      <w:r>
+        <w:rPr>
+          <w:sz w:val="24"/>
+          <w:szCs w:val="24"/>
+        </w:rPr>
+        <w:t xml:space="preserve"> (</w:t>
+      </w:r>
+      <w:r>
+        <w:rPr>
+          <w:sz w:val="24"/>
+          <w:szCs w:val="24"/>
+        </w:rPr>
+        <w:t>) or itertools.groupby()</w:t>
+      </w:r>
+    </w:p>
+    <w:p>
+      <w:pPr>
+        <w:tabs>
+          <w:tab w:val="left" w:pos="5625"/>
+        </w:tabs>
+        <w:jc w:val="both"/>
+        <w:rPr>
+          <w:sz w:val="24"/>
+          <w:szCs w:val="24"/>
+        </w:rPr>
+      </w:pPr>
+      <w:r>
+        <w:rPr>
+          <w:sz w:val="24"/>
+          <w:szCs w:val="24"/>
+        </w:rPr>
+        <w:t xml:space="preserve">both ways </w:t>
+      </w:r>
+      <w:r>
+        <w:rPr>
+          <w:sz w:val="24"/>
+          <w:szCs w:val="24"/>
+        </w:rPr>
+        <w:t>work</w:t>
+      </w:r>
+      <w:r>
+        <w:rPr>
+          <w:sz w:val="24"/>
+          <w:szCs w:val="24"/>
+        </w:rPr>
+        <w:t xml:space="preserve">, meaning you can access the classes and function in the module just like the methods of any object instance. </w:t>
+      </w:r>
+    </w:p>
+    <w:p>
+      <w:pPr>
+        <w:tabs>
+          <w:tab w:val="left" w:pos="5625"/>
+        </w:tabs>
+        <w:jc w:val="both"/>
+        <w:rPr>
+          <w:sz w:val="24"/>
+          <w:szCs w:val="24"/>
+        </w:rPr>
+      </w:pPr>
+    </w:p>
+    <w:p>
+      <w:pPr>
+        <w:tabs>
+          <w:tab w:val="left" w:pos="5625"/>
+        </w:tabs>
+        <w:spacing w:after="0" w:line="240" w:lineRule="auto"/>
+        <w:jc w:val="both"/>
+        <w:rPr>
+          <w:b/>
+          <w:bCs/>
+          <w:sz w:val="24"/>
+          <w:szCs w:val="24"/>
+        </w:rPr>
+      </w:pPr>
+      <w:r>
+        <w:rPr>
+          <w:b/>
+          <w:bCs/>
+          <w:sz w:val="24"/>
+          <w:szCs w:val="24"/>
+        </w:rPr>
+        <w:t xml:space="preserve">OOPS: </w:t>
+      </w:r>
+    </w:p>
+    <w:p>
+      <w:pPr>
+        <w:tabs>
+          <w:tab w:val="left" w:pos="5625"/>
+        </w:tabs>
+        <w:spacing w:after="0" w:line="240" w:lineRule="auto"/>
+        <w:jc w:val="both"/>
+        <w:rPr>
+          <w:sz w:val="24"/>
+          <w:szCs w:val="24"/>
+        </w:rPr>
+      </w:pPr>
+      <w:r>
+        <w:rPr>
+          <w:sz w:val="24"/>
+          <w:szCs w:val="24"/>
+        </w:rPr>
+        <w:t>Special methods (</w:t>
+      </w:r>
+      <w:r>
+        <w:rPr>
+          <w:sz w:val="24"/>
+          <w:szCs w:val="24"/>
+        </w:rPr>
+        <w:t>Dunder</w:t>
+      </w:r>
+      <w:r>
+        <w:rPr>
+          <w:sz w:val="24"/>
+          <w:szCs w:val="24"/>
+        </w:rPr>
+        <w:t xml:space="preserve"> </w:t>
+      </w:r>
+      <w:r>
+        <w:rPr>
+          <w:sz w:val="24"/>
+          <w:szCs w:val="24"/>
+        </w:rPr>
+        <w:t>methods</w:t>
+      </w:r>
+      <w:r>
+        <w:rPr>
+          <w:sz w:val="24"/>
+          <w:szCs w:val="24"/>
+        </w:rPr>
+        <w:t>)</w:t>
+      </w:r>
+      <w:r>
+        <w:rPr>
+          <w:sz w:val="24"/>
+          <w:szCs w:val="24"/>
+        </w:rPr>
+        <w:t>:</w:t>
+      </w:r>
+    </w:p>
+    <w:p>
+      <w:pPr>
+        <w:tabs>
+          <w:tab w:val="left" w:pos="5625"/>
+        </w:tabs>
+        <w:spacing w:after="0" w:line="240" w:lineRule="auto"/>
+        <w:jc w:val="both"/>
+        <w:rPr>
+          <w:sz w:val="24"/>
+          <w:szCs w:val="24"/>
+        </w:rPr>
+      </w:pPr>
+      <w:r>
+        <w:rPr>
+          <w:sz w:val="24"/>
+          <w:szCs w:val="24"/>
+        </w:rPr>
+        <w:t xml:space="preserve">Methods which </w:t>
+      </w:r>
+      <w:r>
+        <w:rPr>
+          <w:sz w:val="24"/>
+          <w:szCs w:val="24"/>
+        </w:rPr>
+        <w:t>have</w:t>
+      </w:r>
+      <w:r>
+        <w:rPr>
+          <w:sz w:val="24"/>
+          <w:szCs w:val="24"/>
+        </w:rPr>
+        <w:t xml:space="preserve"> special ability, which </w:t>
+      </w:r>
+      <w:r>
+        <w:rPr>
+          <w:sz w:val="24"/>
+          <w:szCs w:val="24"/>
+        </w:rPr>
+        <w:t>gets</w:t>
+      </w:r>
+      <w:r>
+        <w:rPr>
+          <w:sz w:val="24"/>
+          <w:szCs w:val="24"/>
+        </w:rPr>
+        <w:t xml:space="preserve"> externally called based off the </w:t>
+      </w:r>
+      <w:r>
+        <w:rPr>
+          <w:sz w:val="24"/>
+          <w:szCs w:val="24"/>
+        </w:rPr>
+        <w:t>conditions</w:t>
+      </w:r>
+      <w:r>
+        <w:rPr>
+          <w:sz w:val="24"/>
+          <w:szCs w:val="24"/>
+        </w:rPr>
+        <w:t xml:space="preserve"> specified mostly externally, the logic is written for the special condition in terms of new method, and as the </w:t>
+      </w:r>
+      <w:r>
+        <w:rPr>
+          <w:sz w:val="24"/>
+          <w:szCs w:val="24"/>
+        </w:rPr>
+        <w:t>condition</w:t>
+      </w:r>
+      <w:r>
+        <w:rPr>
+          <w:sz w:val="24"/>
+          <w:szCs w:val="24"/>
+        </w:rPr>
+        <w:t xml:space="preserve"> is mate the </w:t>
+      </w:r>
+      <w:r>
+        <w:rPr>
+          <w:sz w:val="24"/>
+          <w:szCs w:val="24"/>
+        </w:rPr>
+        <w:t xml:space="preserve">same method is called. </w:t>
+      </w:r>
+    </w:p>
+    <w:p>
+      <w:pPr>
+        <w:tabs>
+          <w:tab w:val="left" w:pos="5625"/>
+        </w:tabs>
+        <w:spacing w:after="0" w:line="240" w:lineRule="auto"/>
+        <w:jc w:val="both"/>
+        <w:rPr>
+          <w:sz w:val="24"/>
+          <w:szCs w:val="24"/>
+        </w:rPr>
+      </w:pPr>
+      <w:r>
+        <w:rPr>
+          <w:sz w:val="24"/>
+          <w:szCs w:val="24"/>
+        </w:rPr>
+        <w:t xml:space="preserve">Example, add, write the special method inside the class with __add__ where it takes one set of input from the current (object) from the future, </w:t>
+      </w:r>
+      <w:r>
+        <w:rPr>
+          <w:sz w:val="24"/>
+          <w:szCs w:val="24"/>
+        </w:rPr>
+        <w:t xml:space="preserve">and the other input from the other object where the other object </w:t>
+      </w:r>
+      <w:r>
+        <w:rPr>
+          <w:sz w:val="24"/>
+          <w:szCs w:val="24"/>
+        </w:rPr>
+        <w:t>must</w:t>
+      </w:r>
+      <w:r>
+        <w:rPr>
+          <w:sz w:val="24"/>
+          <w:szCs w:val="24"/>
+        </w:rPr>
+        <w:t xml:space="preserve"> be passed to the special method like the self. </w:t>
+      </w:r>
+      <w:r>
+        <w:rPr>
+          <w:sz w:val="24"/>
+          <w:szCs w:val="24"/>
+        </w:rPr>
+        <w:t xml:space="preserve"> The special condition here would be the use of + in </w:t>
+      </w:r>
+      <w:r>
+        <w:rPr>
+          <w:sz w:val="24"/>
+          <w:szCs w:val="24"/>
+        </w:rPr>
+        <w:t>the object</w:t>
+      </w:r>
+      <w:r>
+        <w:rPr>
+          <w:sz w:val="24"/>
+          <w:szCs w:val="24"/>
+        </w:rPr>
+        <w:t xml:space="preserve">1 and object2. </w:t>
+      </w:r>
+      <w:r>
+        <w:rPr>
+          <w:sz w:val="24"/>
+          <w:szCs w:val="24"/>
+        </w:rPr>
+        <w:t xml:space="preserve"> </w:t>
+      </w:r>
+      <w:r>
+        <w:rPr>
+          <w:sz w:val="24"/>
+          <w:szCs w:val="24"/>
+        </w:rPr>
+        <w:t>Likewise</w:t>
+      </w:r>
+      <w:r>
+        <w:rPr>
+          <w:sz w:val="24"/>
+          <w:szCs w:val="24"/>
+        </w:rPr>
+        <w:t xml:space="preserve"> other methods are defined many are specific to single object whereas the other are interactive. </w:t>
+      </w:r>
+      <w:r>
+        <w:rPr>
+          <w:sz w:val="24"/>
+          <w:szCs w:val="24"/>
+        </w:rPr>
+        <w:t xml:space="preserve">E.g. </w:t>
+      </w:r>
+      <w:r>
+        <w:rPr>
+          <w:sz w:val="24"/>
+          <w:szCs w:val="24"/>
+        </w:rPr>
+        <w:t xml:space="preserve">__len__, __str__ </w:t>
+      </w:r>
+      <w:r>
+        <w:rPr>
+          <w:sz w:val="24"/>
+          <w:szCs w:val="24"/>
+        </w:rPr>
+        <w:t xml:space="preserve">etc. here __str__ get called on the condition of the using str or print on the object. </w:t>
+      </w:r>
+      <w:r>
+        <w:rPr>
+          <w:sz w:val="24"/>
+          <w:szCs w:val="24"/>
+        </w:rPr>
+        <w:t xml:space="preserve"> </w:t>
+      </w:r>
+    </w:p>
+    <w:p>
+      <w:pPr>
+        <w:tabs>
+          <w:tab w:val="left" w:pos="5625"/>
+        </w:tabs>
+        <w:spacing w:after="0" w:line="240" w:lineRule="auto"/>
+        <w:jc w:val="both"/>
+        <w:rPr>
+          <w:sz w:val="24"/>
+          <w:szCs w:val="24"/>
+        </w:rPr>
+      </w:pPr>
+    </w:p>
+    <w:p>
+      <w:pPr>
+        <w:tabs>
+          <w:tab w:val="left" w:pos="5625"/>
+        </w:tabs>
+        <w:spacing w:after="0" w:line="240" w:lineRule="auto"/>
+        <w:jc w:val="both"/>
+        <w:rPr>
+          <w:sz w:val="24"/>
+          <w:szCs w:val="24"/>
+        </w:rPr>
+      </w:pPr>
+      <w:r>
+        <w:rPr>
+          <w:sz w:val="24"/>
+          <w:szCs w:val="24"/>
+        </w:rPr>
+        <w:t xml:space="preserve">Whenever you </w:t>
+      </w:r>
+      <w:r>
+        <w:rPr>
+          <w:sz w:val="24"/>
+          <w:szCs w:val="24"/>
+        </w:rPr>
+        <w:t>create attributes</w:t>
+      </w:r>
+      <w:r>
+        <w:rPr>
+          <w:sz w:val="24"/>
+          <w:szCs w:val="24"/>
+        </w:rPr>
+        <w:t xml:space="preserve"> from outside those just get </w:t>
+      </w:r>
+      <w:r>
+        <w:rPr>
+          <w:sz w:val="24"/>
+          <w:szCs w:val="24"/>
+        </w:rPr>
+        <w:t xml:space="preserve">sorted </w:t>
+      </w:r>
+      <w:r>
+        <w:rPr>
+          <w:sz w:val="24"/>
+          <w:szCs w:val="24"/>
+        </w:rPr>
+        <w:t xml:space="preserve">as it is, </w:t>
+      </w:r>
+      <w:r>
+        <w:rPr>
+          <w:sz w:val="24"/>
+          <w:szCs w:val="24"/>
+        </w:rPr>
+        <w:t>without</w:t>
+      </w:r>
+      <w:r>
+        <w:rPr>
+          <w:sz w:val="24"/>
+          <w:szCs w:val="24"/>
+        </w:rPr>
+        <w:t xml:space="preserve"> </w:t>
+      </w:r>
+      <w:r>
+        <w:rPr>
+          <w:sz w:val="24"/>
+          <w:szCs w:val="24"/>
+        </w:rPr>
+        <w:t xml:space="preserve">any self and not in the constructor or anything. </w:t>
+      </w:r>
+    </w:p>
+    <w:p>
+      <w:pPr>
+        <w:tabs>
+          <w:tab w:val="left" w:pos="5625"/>
+        </w:tabs>
+        <w:spacing w:after="0" w:line="240" w:lineRule="auto"/>
+        <w:jc w:val="both"/>
+        <w:rPr>
+          <w:sz w:val="24"/>
+          <w:szCs w:val="24"/>
+        </w:rPr>
+      </w:pPr>
+    </w:p>
+    <w:p>
+      <w:pPr>
+        <w:tabs>
+          <w:tab w:val="left" w:pos="5625"/>
+        </w:tabs>
+        <w:spacing w:after="0" w:line="240" w:lineRule="auto"/>
+        <w:jc w:val="both"/>
+        <w:rPr>
+          <w:b/>
+          <w:bCs/>
+          <w:sz w:val="24"/>
+          <w:szCs w:val="24"/>
+        </w:rPr>
+      </w:pPr>
+      <w:r>
+        <w:rPr>
+          <w:b/>
+          <w:bCs/>
+          <w:sz w:val="24"/>
+          <w:szCs w:val="24"/>
+        </w:rPr>
+        <w:t xml:space="preserve">In classes, in any methods I can either use variable = or </w:t>
+      </w:r>
+      <w:r>
+        <w:rPr>
+          <w:b/>
+          <w:bCs/>
+          <w:sz w:val="24"/>
+          <w:szCs w:val="24"/>
+        </w:rPr>
+        <w:t>self. attribute</w:t>
+      </w:r>
+      <w:r>
+        <w:rPr>
+          <w:b/>
+          <w:bCs/>
+          <w:sz w:val="24"/>
+          <w:szCs w:val="24"/>
+        </w:rPr>
+        <w:t xml:space="preserve"> to create the attribute just the difference is </w:t>
+      </w:r>
+      <w:r>
+        <w:rPr>
+          <w:b/>
+          <w:bCs/>
+          <w:sz w:val="24"/>
+          <w:szCs w:val="24"/>
+        </w:rPr>
+        <w:t>self. attribute</w:t>
+      </w:r>
+      <w:r>
+        <w:rPr>
+          <w:b/>
+          <w:bCs/>
+          <w:sz w:val="24"/>
+          <w:szCs w:val="24"/>
+        </w:rPr>
+        <w:t xml:space="preserve"> is accessible </w:t>
+      </w:r>
+      <w:r>
+        <w:rPr>
+          <w:b/>
+          <w:bCs/>
+          <w:sz w:val="24"/>
+          <w:szCs w:val="24"/>
+        </w:rPr>
+        <w:t>throughout</w:t>
+      </w:r>
+      <w:r>
+        <w:rPr>
+          <w:b/>
+          <w:bCs/>
+          <w:sz w:val="24"/>
+          <w:szCs w:val="24"/>
+        </w:rPr>
+        <w:t xml:space="preserve"> the instance whereas only attribute is accessible in that methods execution. </w:t>
+      </w:r>
+    </w:p>
+    <w:p>
+      <w:pPr>
+        <w:tabs>
+          <w:tab w:val="left" w:pos="5625"/>
+        </w:tabs>
+        <w:spacing w:after="0" w:line="240" w:lineRule="auto"/>
+        <w:jc w:val="both"/>
+        <w:rPr>
+          <w:b/>
+          <w:bCs/>
+          <w:sz w:val="24"/>
+          <w:szCs w:val="24"/>
+        </w:rPr>
+      </w:pPr>
+    </w:p>
+    <w:p>
+      <w:pPr>
+        <w:tabs>
+          <w:tab w:val="left" w:pos="5625"/>
+        </w:tabs>
+        <w:spacing w:after="0" w:line="240" w:lineRule="auto"/>
+        <w:jc w:val="both"/>
+        <w:rPr>
+          <w:b/>
+          <w:bCs/>
+          <w:sz w:val="24"/>
+          <w:szCs w:val="24"/>
+        </w:rPr>
+      </w:pPr>
+      <w:r>
+        <w:rPr>
+          <w:b/>
+          <w:bCs/>
+          <w:sz w:val="24"/>
+          <w:szCs w:val="24"/>
+        </w:rPr>
+        <w:t>self.pin is an instance attribute, while pin is a separate local variable; they are two different variables even if their values are the same.</w:t>
+      </w:r>
+    </w:p>
+    <w:p>
+      <w:pPr>
+        <w:tabs>
+          <w:tab w:val="left" w:pos="5625"/>
+        </w:tabs>
+        <w:spacing w:after="0" w:line="240" w:lineRule="auto"/>
+        <w:jc w:val="both"/>
+        <w:rPr>
+          <w:sz w:val="24"/>
+          <w:szCs w:val="24"/>
+        </w:rPr>
+      </w:pPr>
+    </w:p>
+    <w:p>
+      <w:pPr>
+        <w:tabs>
+          <w:tab w:val="left" w:pos="5625"/>
+        </w:tabs>
+        <w:spacing w:after="0" w:line="240" w:lineRule="auto"/>
+        <w:jc w:val="both"/>
+        <w:rPr>
+          <w:sz w:val="24"/>
+          <w:szCs w:val="24"/>
+        </w:rPr>
+      </w:pPr>
+      <w:r>
+        <w:rPr>
+          <w:sz w:val="24"/>
+          <w:szCs w:val="24"/>
+        </w:rPr>
+        <w:t xml:space="preserve">Self is not specifically to </w:t>
+      </w:r>
+      <w:r>
+        <w:rPr>
+          <w:sz w:val="24"/>
+          <w:szCs w:val="24"/>
+        </w:rPr>
+        <w:t>self;</w:t>
+      </w:r>
+      <w:r>
+        <w:rPr>
+          <w:sz w:val="24"/>
+          <w:szCs w:val="24"/>
+        </w:rPr>
+        <w:t xml:space="preserve"> we can use any other word. </w:t>
+      </w:r>
+    </w:p>
+    <w:p>
+      <w:pPr>
+        <w:tabs>
+          <w:tab w:val="left" w:pos="5625"/>
+        </w:tabs>
+        <w:spacing w:after="0" w:line="240" w:lineRule="auto"/>
+        <w:jc w:val="both"/>
+        <w:rPr>
+          <w:sz w:val="24"/>
+          <w:szCs w:val="24"/>
+        </w:rPr>
+      </w:pPr>
+      <w:r>
+        <w:rPr>
+          <w:sz w:val="24"/>
+          <w:szCs w:val="24"/>
+        </w:rPr>
+        <w:t xml:space="preserve">Special methods logic, special def name is given to methods and this same method is called by special object interaction or operation, like +, -, / and print, where on using this operation on object return of </w:t>
+      </w:r>
+      <w:r>
+        <w:rPr>
+          <w:sz w:val="24"/>
+          <w:szCs w:val="24"/>
+        </w:rPr>
+        <w:t>these special methods</w:t>
+      </w:r>
+      <w:r>
+        <w:rPr>
+          <w:sz w:val="24"/>
+          <w:szCs w:val="24"/>
+        </w:rPr>
+        <w:t xml:space="preserve"> are returned. In case where </w:t>
+      </w:r>
+      <w:r>
+        <w:rPr>
+          <w:sz w:val="24"/>
+          <w:szCs w:val="24"/>
+        </w:rPr>
         <w:lastRenderedPageBreak/>
-        <w:t>Libraries:</w:t>
-      </w:r>
-      <w:r>
-        <w:rPr>
-          <w:sz w:val="24"/>
-          <w:szCs w:val="24"/>
-        </w:rPr>
-        <w:br/>
-        <w:t xml:space="preserve">NumPy, Pandas, Matplotlib, Scikit-learn, TensorFlow, Requests, Flask, Django, </w:t>
-      </w:r>
-      <w:r>
-        <w:rPr>
-          <w:sz w:val="24"/>
-          <w:szCs w:val="24"/>
-        </w:rPr>
-        <w:t>Beautiful Soup</w:t>
-      </w:r>
-      <w:r>
-        <w:rPr>
-          <w:sz w:val="24"/>
-          <w:szCs w:val="24"/>
-        </w:rPr>
-        <w:t xml:space="preserve">, </w:t>
-      </w:r>
-      <w:proofErr w:type="spellStart"/>
-      <w:r>
-        <w:rPr>
-          <w:sz w:val="24"/>
-          <w:szCs w:val="24"/>
-        </w:rPr>
-        <w:t>Pygame</w:t>
-      </w:r>
-      <w:proofErr w:type="spellEnd"/>
-      <w:r>
-        <w:rPr>
-          <w:sz w:val="24"/>
-          <w:szCs w:val="24"/>
-        </w:rPr>
-        <w:t>, SciPy, Seaborn</w:t>
-      </w:r>
-    </w:p>
-    <w:p>
-      <w:pPr>
-        <w:tabs>
-          <w:tab w:val="left" w:pos="5625"/>
-        </w:tabs>
-        <w:jc w:val="both"/>
-        <w:rPr>
-          <w:sz w:val="24"/>
-          <w:szCs w:val="24"/>
-        </w:rPr>
-      </w:pPr>
-    </w:p>
-    <w:p>
-      <w:pPr>
-        <w:tabs>
-          <w:tab w:val="left" w:pos="5625"/>
-        </w:tabs>
-        <w:jc w:val="both"/>
-        <w:rPr>
-          <w:sz w:val="24"/>
-          <w:szCs w:val="24"/>
-        </w:rPr>
-      </w:pPr>
-      <w:r>
-        <w:rPr>
-          <w:sz w:val="24"/>
-          <w:szCs w:val="24"/>
-        </w:rPr>
-        <w:t xml:space="preserve">e.g. from itertools import combinations </w:t>
-      </w:r>
-    </w:p>
-    <w:p>
-      <w:pPr>
-        <w:tabs>
-          <w:tab w:val="left" w:pos="5625"/>
-        </w:tabs>
-        <w:jc w:val="both"/>
-        <w:rPr>
-          <w:sz w:val="24"/>
-          <w:szCs w:val="24"/>
-        </w:rPr>
-      </w:pPr>
-      <w:r>
-        <w:rPr>
-          <w:sz w:val="24"/>
-          <w:szCs w:val="24"/>
-        </w:rPr>
-        <w:t xml:space="preserve">from itertools import groupby </w:t>
-      </w:r>
-    </w:p>
-    <w:p>
-      <w:pPr>
-        <w:tabs>
-          <w:tab w:val="left" w:pos="5625"/>
-        </w:tabs>
-        <w:jc w:val="both"/>
-        <w:rPr>
-          <w:sz w:val="24"/>
-          <w:szCs w:val="24"/>
-        </w:rPr>
-      </w:pPr>
-      <w:r>
-        <w:rPr>
-          <w:sz w:val="24"/>
-          <w:szCs w:val="24"/>
-        </w:rPr>
-        <w:t xml:space="preserve">or </w:t>
-      </w:r>
-      <w:r>
-        <w:rPr>
-          <w:sz w:val="24"/>
-          <w:szCs w:val="24"/>
-        </w:rPr>
-        <w:t>itertools. combinations (</w:t>
-      </w:r>
-      <w:r>
-        <w:rPr>
-          <w:sz w:val="24"/>
-          <w:szCs w:val="24"/>
-        </w:rPr>
-        <w:t xml:space="preserve">) or </w:t>
-      </w:r>
-      <w:proofErr w:type="gramStart"/>
-      <w:r>
-        <w:rPr>
-          <w:sz w:val="24"/>
-          <w:szCs w:val="24"/>
-        </w:rPr>
-        <w:t>itertools.groupby</w:t>
-      </w:r>
-      <w:proofErr w:type="gramEnd"/>
-      <w:r>
-        <w:rPr>
-          <w:sz w:val="24"/>
-          <w:szCs w:val="24"/>
-        </w:rPr>
-        <w:t>()</w:t>
-      </w:r>
-    </w:p>
-    <w:p>
-      <w:pPr>
-        <w:tabs>
-          <w:tab w:val="left" w:pos="5625"/>
-        </w:tabs>
-        <w:jc w:val="both"/>
-        <w:rPr>
-          <w:sz w:val="24"/>
-          <w:szCs w:val="24"/>
-        </w:rPr>
-      </w:pPr>
-      <w:r>
-        <w:rPr>
-          <w:sz w:val="24"/>
-          <w:szCs w:val="24"/>
-        </w:rPr>
-        <w:t xml:space="preserve">both ways </w:t>
-      </w:r>
-      <w:r>
-        <w:rPr>
-          <w:sz w:val="24"/>
-          <w:szCs w:val="24"/>
-        </w:rPr>
-        <w:t>work</w:t>
-      </w:r>
-      <w:r>
-        <w:rPr>
-          <w:sz w:val="24"/>
-          <w:szCs w:val="24"/>
-        </w:rPr>
-        <w:t xml:space="preserve">, meaning you can access the classes and function in the module just like the methods of any object instance. </w:t>
-      </w:r>
-    </w:p>
-    <w:p>
-      <w:pPr>
-        <w:tabs>
-          <w:tab w:val="left" w:pos="5625"/>
-        </w:tabs>
-        <w:jc w:val="both"/>
-        <w:rPr>
-          <w:sz w:val="24"/>
-          <w:szCs w:val="24"/>
-        </w:rPr>
-      </w:pPr>
+        <w:t xml:space="preserve">two object interaction are needed then those methods are passed with other object as arguments as well like other and other is treated as second object while writing the logic in the method. </w:t>
+      </w:r>
     </w:p>
     <w:p>
       <w:pPr>
@@ -863,21 +1595,10 @@
         <w:spacing w:after="0" w:line="240" w:lineRule="auto"/>
         <w:jc w:val="both"/>
         <w:rPr>
-          <w:b/>
-          <w:bCs/>
-          <w:sz w:val="24"/>
-          <w:szCs w:val="24"/>
-        </w:rPr>
-      </w:pPr>
-      <w:r>
-        <w:rPr>
-          <w:b/>
-          <w:bCs/>
-          <w:sz w:val="24"/>
-          <w:szCs w:val="24"/>
-        </w:rPr>
-        <w:t xml:space="preserve">OOPS: </w:t>
-      </w:r>
+          <w:sz w:val="24"/>
+          <w:szCs w:val="24"/>
+        </w:rPr>
+      </w:pPr>
     </w:p>
     <w:p>
       <w:pPr>
@@ -893,45 +1614,26 @@
       </w:pPr>
       <w:r>
         <w:rPr>
-          <w:sz w:val="24"/>
-          <w:szCs w:val="24"/>
-        </w:rPr>
-        <w:t>Special methods (</w:t>
-      </w:r>
-      <w:r>
-        <w:rPr>
-          <w:sz w:val="24"/>
-          <w:szCs w:val="24"/>
-        </w:rPr>
-        <w:t>Dunder</w:t>
-      </w:r>
-      <w:r>
-        <w:rPr>
-          <w:sz w:val="24"/>
-          <w:szCs w:val="24"/>
-        </w:rPr>
-        <w:t xml:space="preserve"> </w:t>
-      </w:r>
-      <w:r>
-        <w:rPr>
-          <w:sz w:val="24"/>
-          <w:szCs w:val="24"/>
-        </w:rPr>
-        <w:t>methods</w:t>
-      </w:r>
-      <w:r>
-        <w:rPr>
-          <w:sz w:val="24"/>
-          <w:szCs w:val="24"/>
-        </w:rPr>
-        <w:t>)</w:t>
-      </w:r>
-      <w:r>
-        <w:rPr>
-          <w:sz w:val="24"/>
-          <w:szCs w:val="24"/>
-        </w:rPr>
-        <w:t>:</w:t>
+          <w:b/>
+          <w:bCs/>
+          <w:sz w:val="24"/>
+          <w:szCs w:val="24"/>
+        </w:rPr>
+        <w:t>Pass by reference:</w:t>
+      </w:r>
+      <w:r>
+        <w:rPr>
+          <w:sz w:val="24"/>
+          <w:szCs w:val="24"/>
+        </w:rPr>
+        <w:t xml:space="preserve"> Function receives the actual </w:t>
+      </w:r>
+      <w:r>
+        <w:rPr>
+          <w:sz w:val="24"/>
+          <w:szCs w:val="24"/>
+        </w:rPr>
+        <w:t>reference to the original variable, so any modification changes made to the reference variable affects the original variable.</w:t>
       </w:r>
     </w:p>
     <w:p>
@@ -948,548 +1650,11 @@
       </w:pPr>
       <w:r>
         <w:rPr>
-          <w:sz w:val="24"/>
-          <w:szCs w:val="24"/>
-        </w:rPr>
-        <w:t xml:space="preserve">Methods which </w:t>
-      </w:r>
-      <w:r>
-        <w:rPr>
-          <w:sz w:val="24"/>
-          <w:szCs w:val="24"/>
-        </w:rPr>
-        <w:t>have</w:t>
-      </w:r>
-      <w:r>
-        <w:rPr>
-          <w:sz w:val="24"/>
-          <w:szCs w:val="24"/>
-        </w:rPr>
-        <w:t xml:space="preserve"> special ability, which </w:t>
-      </w:r>
-      <w:r>
-        <w:rPr>
-          <w:sz w:val="24"/>
-          <w:szCs w:val="24"/>
-        </w:rPr>
-        <w:t>gets</w:t>
-      </w:r>
-      <w:r>
-        <w:rPr>
-          <w:sz w:val="24"/>
-          <w:szCs w:val="24"/>
-        </w:rPr>
-        <w:t xml:space="preserve"> externally called based off the </w:t>
-      </w:r>
-      <w:r>
-        <w:rPr>
-          <w:sz w:val="24"/>
-          <w:szCs w:val="24"/>
-        </w:rPr>
-        <w:t>conditions</w:t>
-      </w:r>
-      <w:r>
-        <w:rPr>
-          <w:sz w:val="24"/>
-          <w:szCs w:val="24"/>
-        </w:rPr>
-        <w:t xml:space="preserve"> specified mostly externally, the logic is written for the special condition in terms of new method, and as the </w:t>
-      </w:r>
-      <w:r>
-        <w:rPr>
-          <w:sz w:val="24"/>
-          <w:szCs w:val="24"/>
-        </w:rPr>
-        <w:t>condition</w:t>
-      </w:r>
-      <w:r>
-        <w:rPr>
-          <w:sz w:val="24"/>
-          <w:szCs w:val="24"/>
-        </w:rPr>
-        <w:t xml:space="preserve"> is mate the </w:t>
-      </w:r>
-      <w:r>
-        <w:rPr>
-          <w:sz w:val="24"/>
-          <w:szCs w:val="24"/>
-        </w:rPr>
-        <w:t xml:space="preserve">same method is called. </w:t>
-      </w:r>
-    </w:p>
-    <w:p>
-      <w:pPr>
-        <w:tabs>
-          <w:tab w:val="left" w:pos="5625"/>
-        </w:tabs>
-        <w:spacing w:after="0" w:line="240" w:lineRule="auto"/>
-        <w:jc w:val="both"/>
-        <w:rPr>
-          <w:sz w:val="24"/>
-          <w:szCs w:val="24"/>
-        </w:rPr>
-      </w:pPr>
-      <w:r>
-        <w:rPr>
-          <w:sz w:val="24"/>
-          <w:szCs w:val="24"/>
-        </w:rPr>
-        <w:t xml:space="preserve">Example, add, write the special method inside the class with __add__ where it takes one set of input from the current (object) from the future, </w:t>
-      </w:r>
-      <w:r>
-        <w:rPr>
-          <w:sz w:val="24"/>
-          <w:szCs w:val="24"/>
-        </w:rPr>
-        <w:t xml:space="preserve">and the other input from the other object where the other object </w:t>
-      </w:r>
-      <w:r>
-        <w:rPr>
-          <w:sz w:val="24"/>
-          <w:szCs w:val="24"/>
-        </w:rPr>
-        <w:t>must</w:t>
-      </w:r>
-      <w:r>
-        <w:rPr>
-          <w:sz w:val="24"/>
-          <w:szCs w:val="24"/>
-        </w:rPr>
-        <w:t xml:space="preserve"> be passed to the special method like the self. </w:t>
-      </w:r>
-      <w:r>
-        <w:rPr>
-          <w:sz w:val="24"/>
-          <w:szCs w:val="24"/>
-        </w:rPr>
-        <w:t xml:space="preserve"> The special condition here would be the use of + in </w:t>
-      </w:r>
-      <w:r>
-        <w:rPr>
-          <w:sz w:val="24"/>
-          <w:szCs w:val="24"/>
-        </w:rPr>
-        <w:t>the object</w:t>
-      </w:r>
-      <w:r>
-        <w:rPr>
-          <w:sz w:val="24"/>
-          <w:szCs w:val="24"/>
-        </w:rPr>
-        <w:t xml:space="preserve">1 and object2. </w:t>
-      </w:r>
-      <w:r>
-        <w:rPr>
-          <w:sz w:val="24"/>
-          <w:szCs w:val="24"/>
-        </w:rPr>
-        <w:t xml:space="preserve"> </w:t>
-      </w:r>
-      <w:r>
-        <w:rPr>
-          <w:sz w:val="24"/>
-          <w:szCs w:val="24"/>
-        </w:rPr>
-        <w:t>Likewise</w:t>
-      </w:r>
-      <w:r>
-        <w:rPr>
-          <w:sz w:val="24"/>
-          <w:szCs w:val="24"/>
-        </w:rPr>
-        <w:t xml:space="preserve"> other methods are defined many are specific to single object whereas the other are interactive. </w:t>
-      </w:r>
-      <w:r>
-        <w:rPr>
-          <w:sz w:val="24"/>
-          <w:szCs w:val="24"/>
-        </w:rPr>
-        <w:t xml:space="preserve">E.g. </w:t>
-      </w:r>
-      <w:r>
-        <w:rPr>
-          <w:sz w:val="24"/>
-          <w:szCs w:val="24"/>
-        </w:rPr>
-        <w:t xml:space="preserve">__len__, __str__ </w:t>
-      </w:r>
-      <w:r>
-        <w:rPr>
-          <w:sz w:val="24"/>
-          <w:szCs w:val="24"/>
-        </w:rPr>
-        <w:t xml:space="preserve">etc. here __str__ get called on the condition of the using str or print on the object. </w:t>
-      </w:r>
-      <w:r>
-        <w:rPr>
-          <w:sz w:val="24"/>
-          <w:szCs w:val="24"/>
-        </w:rPr>
-        <w:t xml:space="preserve"> </w:t>
-      </w:r>
-    </w:p>
-    <w:p>
-      <w:pPr>
-        <w:tabs>
-          <w:tab w:val="left" w:pos="5625"/>
-        </w:tabs>
-        <w:spacing w:after="0" w:line="240" w:lineRule="auto"/>
-        <w:jc w:val="both"/>
-        <w:rPr>
-          <w:sz w:val="24"/>
-          <w:szCs w:val="24"/>
-        </w:rPr>
-      </w:pPr>
-    </w:p>
-    <w:p>
-      <w:pPr>
-        <w:tabs>
-          <w:tab w:val="left" w:pos="5625"/>
-        </w:tabs>
-        <w:spacing w:after="0" w:line="240" w:lineRule="auto"/>
-        <w:jc w:val="both"/>
-        <w:rPr>
-          <w:sz w:val="24"/>
-          <w:szCs w:val="24"/>
-        </w:rPr>
-      </w:pPr>
-      <w:r>
-        <w:rPr>
-          <w:sz w:val="24"/>
-          <w:szCs w:val="24"/>
-        </w:rPr>
-        <w:t xml:space="preserve">Whenever you </w:t>
-      </w:r>
-      <w:r>
-        <w:rPr>
-          <w:sz w:val="24"/>
-          <w:szCs w:val="24"/>
-        </w:rPr>
-        <w:t>create attributes</w:t>
-      </w:r>
-      <w:r>
-        <w:rPr>
-          <w:sz w:val="24"/>
-          <w:szCs w:val="24"/>
-        </w:rPr>
-        <w:t xml:space="preserve"> from outside those just get </w:t>
-      </w:r>
-      <w:r>
-        <w:rPr>
-          <w:sz w:val="24"/>
-          <w:szCs w:val="24"/>
-        </w:rPr>
-        <w:t xml:space="preserve">sorted </w:t>
-      </w:r>
-      <w:r>
-        <w:rPr>
-          <w:sz w:val="24"/>
-          <w:szCs w:val="24"/>
-        </w:rPr>
-        <w:t xml:space="preserve">as it is, </w:t>
-      </w:r>
-      <w:r>
-        <w:rPr>
-          <w:sz w:val="24"/>
-          <w:szCs w:val="24"/>
-        </w:rPr>
-        <w:t>without</w:t>
-      </w:r>
-      <w:r>
-        <w:rPr>
-          <w:sz w:val="24"/>
-          <w:szCs w:val="24"/>
-        </w:rPr>
-        <w:t xml:space="preserve"> </w:t>
-      </w:r>
-      <w:r>
-        <w:rPr>
-          <w:sz w:val="24"/>
-          <w:szCs w:val="24"/>
-        </w:rPr>
-        <w:t xml:space="preserve">any self and not in the constructor or anything. </w:t>
-      </w:r>
-    </w:p>
-    <w:p>
-      <w:pPr>
-        <w:tabs>
-          <w:tab w:val="left" w:pos="5625"/>
-        </w:tabs>
-        <w:spacing w:after="0" w:line="240" w:lineRule="auto"/>
-        <w:jc w:val="both"/>
-        <w:rPr>
-          <w:sz w:val="24"/>
-          <w:szCs w:val="24"/>
-        </w:rPr>
-      </w:pPr>
-    </w:p>
-    <w:p>
-      <w:pPr>
-        <w:tabs>
-          <w:tab w:val="left" w:pos="5625"/>
-        </w:tabs>
-        <w:spacing w:after="0" w:line="240" w:lineRule="auto"/>
-        <w:jc w:val="both"/>
-        <w:rPr>
-          <w:b/>
-          <w:bCs/>
-          <w:sz w:val="24"/>
-          <w:szCs w:val="24"/>
-        </w:rPr>
-      </w:pPr>
-      <w:r>
-        <w:rPr>
-          <w:b/>
-          <w:bCs/>
-          <w:sz w:val="24"/>
-          <w:szCs w:val="24"/>
-        </w:rPr>
-        <w:t xml:space="preserve">In classes, in any methods I can either use variable = or </w:t>
-      </w:r>
-      <w:r>
-        <w:rPr>
-          <w:b/>
-          <w:bCs/>
-          <w:sz w:val="24"/>
-          <w:szCs w:val="24"/>
-        </w:rPr>
-        <w:t>self. attribute</w:t>
-      </w:r>
-      <w:r>
-        <w:rPr>
-          <w:b/>
-          <w:bCs/>
-          <w:sz w:val="24"/>
-          <w:szCs w:val="24"/>
-        </w:rPr>
-        <w:t xml:space="preserve"> to create the attribute just the difference is </w:t>
-      </w:r>
-      <w:r>
-        <w:rPr>
-          <w:b/>
-          <w:bCs/>
-          <w:sz w:val="24"/>
-          <w:szCs w:val="24"/>
-        </w:rPr>
-        <w:t>self. attribute</w:t>
-      </w:r>
-      <w:r>
-        <w:rPr>
-          <w:b/>
-          <w:bCs/>
-          <w:sz w:val="24"/>
-          <w:szCs w:val="24"/>
-        </w:rPr>
-        <w:t xml:space="preserve"> is accessible </w:t>
-      </w:r>
-      <w:r>
-        <w:rPr>
-          <w:b/>
-          <w:bCs/>
-          <w:sz w:val="24"/>
-          <w:szCs w:val="24"/>
-        </w:rPr>
-        <w:t>throughout</w:t>
-      </w:r>
-      <w:r>
-        <w:rPr>
-          <w:b/>
-          <w:bCs/>
-          <w:sz w:val="24"/>
-          <w:szCs w:val="24"/>
-        </w:rPr>
-        <w:t xml:space="preserve"> the instance whereas only attribute is accessible in that methods execution. </w:t>
-      </w:r>
-    </w:p>
-    <w:p>
-      <w:pPr>
-        <w:tabs>
-          <w:tab w:val="left" w:pos="5625"/>
-        </w:tabs>
-        <w:spacing w:after="0" w:line="240" w:lineRule="auto"/>
-        <w:jc w:val="both"/>
-        <w:rPr>
-          <w:b/>
-          <w:bCs/>
-          <w:sz w:val="24"/>
-          <w:szCs w:val="24"/>
-        </w:rPr>
-      </w:pPr>
-    </w:p>
-    <w:p>
-      <w:pPr>
-        <w:tabs>
-          <w:tab w:val="left" w:pos="5625"/>
-        </w:tabs>
-        <w:spacing w:after="0" w:line="240" w:lineRule="auto"/>
-        <w:jc w:val="both"/>
-        <w:rPr>
-          <w:b/>
-          <w:bCs/>
-          <w:sz w:val="24"/>
-          <w:szCs w:val="24"/>
-        </w:rPr>
-      </w:pPr>
-      <w:r>
-        <w:rPr>
-          <w:b/>
-          <w:bCs/>
-          <w:sz w:val="24"/>
-          <w:szCs w:val="24"/>
-        </w:rPr>
-        <w:t>self.pin is an instance attribute, while pin is a separate local variable; they are two different variables even if their values are the same.</w:t>
-      </w:r>
-    </w:p>
-    <w:p>
-      <w:pPr>
-        <w:tabs>
-          <w:tab w:val="left" w:pos="5625"/>
-        </w:tabs>
-        <w:spacing w:after="0" w:line="240" w:lineRule="auto"/>
-        <w:jc w:val="both"/>
-        <w:rPr>
-          <w:sz w:val="24"/>
-          <w:szCs w:val="24"/>
-        </w:rPr>
-      </w:pPr>
-    </w:p>
-    <w:p>
-      <w:pPr>
-        <w:tabs>
-          <w:tab w:val="left" w:pos="5625"/>
-        </w:tabs>
-        <w:spacing w:after="0" w:line="240" w:lineRule="auto"/>
-        <w:jc w:val="both"/>
-        <w:rPr>
-          <w:sz w:val="24"/>
-          <w:szCs w:val="24"/>
-        </w:rPr>
-      </w:pPr>
-      <w:r>
-        <w:rPr>
-          <w:sz w:val="24"/>
-          <w:szCs w:val="24"/>
-        </w:rPr>
-        <w:t xml:space="preserve">Self is not specifically to </w:t>
-      </w:r>
-      <w:r>
-        <w:rPr>
-          <w:sz w:val="24"/>
-          <w:szCs w:val="24"/>
-        </w:rPr>
-        <w:t>self;</w:t>
-      </w:r>
-      <w:r>
-        <w:rPr>
-          <w:sz w:val="24"/>
-          <w:szCs w:val="24"/>
-        </w:rPr>
-        <w:t xml:space="preserve"> we can use any other word. </w:t>
-      </w:r>
-    </w:p>
-    <w:p>
-      <w:pPr>
-        <w:tabs>
-          <w:tab w:val="left" w:pos="5625"/>
-        </w:tabs>
-        <w:spacing w:after="0" w:line="240" w:lineRule="auto"/>
-        <w:jc w:val="both"/>
-        <w:rPr>
-          <w:sz w:val="24"/>
-          <w:szCs w:val="24"/>
-        </w:rPr>
-      </w:pPr>
-      <w:r>
-        <w:rPr>
-          <w:sz w:val="24"/>
-          <w:szCs w:val="24"/>
-        </w:rPr>
-        <w:t xml:space="preserve">Special methods logic, special def name is given to methods and this same method is called by special object interaction or operation, like +, -, / and print, where on using this operation on object return of </w:t>
-      </w:r>
-      <w:r>
-        <w:rPr>
-          <w:sz w:val="24"/>
-          <w:szCs w:val="24"/>
-        </w:rPr>
-        <w:t>these special methods</w:t>
-      </w:r>
-      <w:r>
-        <w:rPr>
-          <w:sz w:val="24"/>
-          <w:szCs w:val="24"/>
-        </w:rPr>
-        <w:t xml:space="preserve"> are returned. In case where two object interaction are needed then those methods are passed with other object as arguments as well like other and other is treated as second object while writing the logic in the method. </w:t>
-      </w:r>
-    </w:p>
-    <w:p>
-      <w:pPr>
-        <w:tabs>
-          <w:tab w:val="left" w:pos="5625"/>
-        </w:tabs>
-        <w:spacing w:after="0" w:line="240" w:lineRule="auto"/>
-        <w:jc w:val="both"/>
-        <w:rPr>
-          <w:sz w:val="24"/>
-          <w:szCs w:val="24"/>
-        </w:rPr>
-      </w:pPr>
-    </w:p>
-    <w:p>
-      <w:pPr>
-        <w:tabs>
-          <w:tab w:val="left" w:pos="5625"/>
-        </w:tabs>
-        <w:spacing w:after="0" w:line="240" w:lineRule="auto"/>
-        <w:jc w:val="both"/>
-        <w:rPr>
-          <w:sz w:val="24"/>
-          <w:szCs w:val="24"/>
-        </w:rPr>
-      </w:pPr>
-      <w:r>
-        <w:rPr>
-          <w:b/>
-          <w:bCs/>
-          <w:sz w:val="24"/>
-          <w:szCs w:val="24"/>
-        </w:rPr>
-        <w:t>Pass by reference:</w:t>
-      </w:r>
-      <w:r>
-        <w:rPr>
-          <w:sz w:val="24"/>
-          <w:szCs w:val="24"/>
-        </w:rPr>
-        <w:t xml:space="preserve"> Function receives the actual </w:t>
-      </w:r>
-      <w:r>
-        <w:rPr>
-          <w:sz w:val="24"/>
-          <w:szCs w:val="24"/>
-        </w:rPr>
-        <w:t>reference to the original variable, so any modification changes made to the reference variable affects the original variable.</w:t>
-      </w:r>
-    </w:p>
-    <w:p>
-      <w:pPr>
-        <w:tabs>
-          <w:tab w:val="left" w:pos="5625"/>
-        </w:tabs>
-        <w:spacing w:after="0" w:line="240" w:lineRule="auto"/>
-        <w:jc w:val="both"/>
-        <w:rPr>
-          <w:sz w:val="24"/>
-          <w:szCs w:val="24"/>
-        </w:rPr>
-      </w:pPr>
-      <w:r>
-        <w:rPr>
-          <w:b/>
-          <w:bCs/>
-          <w:sz w:val="24"/>
-          <w:szCs w:val="24"/>
-        </w:rPr>
-        <w:lastRenderedPageBreak/>
+          <w:b/>
+          <w:bCs/>
+          <w:sz w:val="24"/>
+          <w:szCs w:val="24"/>
+        </w:rPr>
         <w:t>Pass by Value:</w:t>
       </w:r>
       <w:r>
@@ -2206,7 +2371,6 @@
           <w:sz w:val="24"/>
           <w:szCs w:val="24"/>
         </w:rPr>
-        <w:lastRenderedPageBreak/>
         <w:t>Exception handling:</w:t>
       </w:r>
     </w:p>
@@ -3200,23 +3364,7 @@
           <w:sz w:val="24"/>
           <w:szCs w:val="24"/>
         </w:rPr>
-        <w:t xml:space="preserve">And when func is called this updated already wrapped func is called which was </w:t>
-      </w:r>
-      <w:proofErr w:type="gramStart"/>
-      <w:r>
-        <w:rPr>
-          <w:sz w:val="24"/>
-          <w:szCs w:val="24"/>
-        </w:rPr>
-        <w:t>at the moment</w:t>
-      </w:r>
-      <w:proofErr w:type="gramEnd"/>
-      <w:r>
-        <w:rPr>
-          <w:sz w:val="24"/>
-          <w:szCs w:val="24"/>
-        </w:rPr>
-        <w:t xml:space="preserve"> a @decorator was written at the top of it. </w:t>
+        <w:t xml:space="preserve">And when func is called this updated already wrapped func is called which was at the moment a @decorator was written at the top of it. </w:t>
       </w:r>
     </w:p>
     <w:p>
@@ -3481,6 +3629,196 @@
         </w:rPr>
         <w:t>.</w:t>
       </w:r>
+    </w:p>
+    <w:p>
+      <w:pPr>
+        <w:tabs>
+          <w:tab w:val="left" w:pos="5625"/>
+        </w:tabs>
+        <w:spacing w:after="0" w:line="240" w:lineRule="auto"/>
+        <w:jc w:val="both"/>
+        <w:rPr>
+          <w:b/>
+          <w:sz w:val="32"/>
+          <w:szCs w:val="24"/>
+        </w:rPr>
+      </w:pPr>
+      <w:proofErr w:type="gramStart"/>
+      <w:r>
+        <w:rPr>
+          <w:rStyle w:val="HTMLCode"/>
+          <w:rFonts w:eastAsiaTheme="majorEastAsia"/>
+          <w:b/>
+          <w:sz w:val="32"/>
+        </w:rPr>
+        <w:t>if</w:t>
+      </w:r>
+      <w:proofErr w:type="gramEnd"/>
+      <w:r>
+        <w:rPr>
+          <w:rStyle w:val="HTMLCode"/>
+          <w:rFonts w:eastAsiaTheme="majorEastAsia"/>
+          <w:b/>
+          <w:sz w:val="32"/>
+        </w:rPr>
+        <w:t xml:space="preserve"> __name__ == "__main__</w:t>
+      </w:r>
+    </w:p>
+    <w:p>
+      <w:pPr>
+        <w:pStyle w:val="NormalWeb"/>
+        <w:numPr>
+          <w:ilvl w:val="0"/>
+          <w:numId w:val="5"/>
+        </w:numPr>
+      </w:pPr>
+      <w:r>
+        <w:t xml:space="preserve">In Python, every file can be </w:t>
+      </w:r>
+      <w:r>
+        <w:rPr>
+          <w:rStyle w:val="Strong"/>
+          <w:rFonts w:eastAsiaTheme="majorEastAsia"/>
+        </w:rPr>
+        <w:t>run directly</w:t>
+      </w:r>
+      <w:r>
+        <w:t xml:space="preserve"> or </w:t>
+      </w:r>
+      <w:r>
+        <w:rPr>
+          <w:rStyle w:val="Strong"/>
+          <w:rFonts w:eastAsiaTheme="majorEastAsia"/>
+        </w:rPr>
+        <w:t>imported</w:t>
+      </w:r>
+      <w:r>
+        <w:t xml:space="preserve"> as a module.</w:t>
+      </w:r>
+    </w:p>
+    <w:p>
+      <w:pPr>
+        <w:pStyle w:val="NormalWeb"/>
+        <w:numPr>
+          <w:ilvl w:val="0"/>
+          <w:numId w:val="5"/>
+        </w:numPr>
+      </w:pPr>
+      <w:r>
+        <w:rPr>
+          <w:rStyle w:val="HTMLCode"/>
+          <w:rFonts w:eastAsiaTheme="majorEastAsia"/>
+        </w:rPr>
+        <w:t>if __name__ == "__main__":</w:t>
+      </w:r>
+      <w:r>
+        <w:t xml:space="preserve"> is a guard that separates:</w:t>
+      </w:r>
+    </w:p>
+    <w:p>
+      <w:pPr>
+        <w:pStyle w:val="NormalWeb"/>
+        <w:numPr>
+          <w:ilvl w:val="1"/>
+          <w:numId w:val="5"/>
+        </w:numPr>
+      </w:pPr>
+      <w:r>
+        <w:rPr>
+          <w:rStyle w:val="Strong"/>
+          <w:rFonts w:eastAsiaTheme="majorEastAsia"/>
+        </w:rPr>
+        <w:t>Reusable code</w:t>
+      </w:r>
+      <w:r>
+        <w:t xml:space="preserve"> → functions, classes (always run, even when imported).</w:t>
+      </w:r>
+    </w:p>
+    <w:p>
+      <w:pPr>
+        <w:pStyle w:val="NormalWeb"/>
+        <w:numPr>
+          <w:ilvl w:val="1"/>
+          <w:numId w:val="5"/>
+        </w:numPr>
+      </w:pPr>
+      <w:r>
+        <w:rPr>
+          <w:rStyle w:val="Strong"/>
+          <w:rFonts w:eastAsiaTheme="majorEastAsia"/>
+        </w:rPr>
+        <w:t>Script logic</w:t>
+      </w:r>
+      <w:r>
+        <w:t xml:space="preserve"> → only runs when the file itself is executed.</w:t>
+      </w:r>
+    </w:p>
+    <w:p>
+      <w:pPr>
+        <w:pStyle w:val="NormalWeb"/>
+        <w:numPr>
+          <w:ilvl w:val="0"/>
+          <w:numId w:val="5"/>
+        </w:numPr>
+      </w:pPr>
+      <w:r>
+        <w:t xml:space="preserve">Use it when you want a file to act as </w:t>
+      </w:r>
+      <w:r>
+        <w:rPr>
+          <w:rStyle w:val="Strong"/>
+          <w:rFonts w:eastAsiaTheme="majorEastAsia"/>
+        </w:rPr>
+        <w:t>both a library</w:t>
+      </w:r>
+      <w:r>
+        <w:t xml:space="preserve"> and a </w:t>
+      </w:r>
+      <w:r>
+        <w:rPr>
+          <w:rStyle w:val="Strong"/>
+          <w:rFonts w:eastAsiaTheme="majorEastAsia"/>
+        </w:rPr>
+        <w:t>standalone script</w:t>
+      </w:r>
+      <w:r>
+        <w:t>.</w:t>
+      </w:r>
+    </w:p>
+    <w:p>
+      <w:pPr>
+        <w:pStyle w:val="NormalWeb"/>
+      </w:pPr>
+      <w:r>
+        <w:rPr>
+          <w:rFonts w:ascii="Segoe UI Symbol" w:hAnsi="Segoe UI Symbol" w:cs="Segoe UI Symbol"/>
+        </w:rPr>
+        <w:t>👉</w:t>
+      </w:r>
+      <w:r>
+        <w:t xml:space="preserve"> </w:t>
+      </w:r>
+      <w:proofErr w:type="gramStart"/>
+      <w:r>
+        <w:t>Without</w:t>
+      </w:r>
+      <w:proofErr w:type="gramEnd"/>
+      <w:r>
+        <w:t xml:space="preserve"> it, importing a file would also execute its script logic (which is usually unwanted).</w:t>
+      </w:r>
+    </w:p>
+    <w:p>
+      <w:pPr>
+        <w:tabs>
+          <w:tab w:val="left" w:pos="5625"/>
+        </w:tabs>
+        <w:spacing w:after="0" w:line="240" w:lineRule="auto"/>
+        <w:jc w:val="both"/>
+        <w:rPr>
+          <w:sz w:val="24"/>
+          <w:szCs w:val="24"/>
+        </w:rPr>
+      </w:pPr>
     </w:p>
     <w:p>
       <w:pPr>
@@ -3572,13 +3910,20 @@
         <w:t>XX [</w:t>
       </w:r>
       <w:proofErr w:type="spellStart"/>
+      <w:r>
+        <w:rPr>
+          <w:sz w:val="24"/>
+          <w:szCs w:val="24"/>
+        </w:rPr>
+        <w:t>i</w:t>
+      </w:r>
       <w:proofErr w:type="gramStart"/>
       <w:r>
         <w:rPr>
           <w:sz w:val="24"/>
           <w:szCs w:val="24"/>
         </w:rPr>
-        <w:t>i,j</w:t>
+        <w:t>,j</w:t>
       </w:r>
       <w:proofErr w:type="spellEnd"/>
       <w:proofErr w:type="gramEnd"/>
@@ -3691,12 +4036,21 @@
         </w:rPr>
         <w:t xml:space="preserve">random. </w:t>
       </w:r>
-      <w:r>
-        <w:rPr>
-          <w:sz w:val="24"/>
-          <w:szCs w:val="24"/>
-        </w:rPr>
-        <w:t>seed (</w:t>
+      <w:proofErr w:type="gramStart"/>
+      <w:r>
+        <w:rPr>
+          <w:sz w:val="24"/>
+          <w:szCs w:val="24"/>
+        </w:rPr>
+        <w:t>seed</w:t>
+      </w:r>
+      <w:proofErr w:type="gramEnd"/>
+      <w:r>
+        <w:rPr>
+          <w:sz w:val="24"/>
+          <w:szCs w:val="24"/>
+        </w:rPr>
+        <w:t xml:space="preserve"> (</w:t>
       </w:r>
       <w:r>
         <w:rPr>
@@ -3706,21 +4060,12 @@
         <w:t>) seeds Python’s own random generator, while NumPy has its own implementation </w:t>
       </w:r>
       <w:proofErr w:type="spellStart"/>
-      <w:proofErr w:type="gramStart"/>
-      <w:r>
-        <w:rPr>
-          <w:sz w:val="24"/>
-          <w:szCs w:val="24"/>
-        </w:rPr>
-        <w:t>numpy.random</w:t>
-      </w:r>
-      <w:proofErr w:type="gramEnd"/>
-      <w:r>
-        <w:rPr>
-          <w:sz w:val="24"/>
-          <w:szCs w:val="24"/>
-        </w:rPr>
-        <w:t>.seed</w:t>
+      <w:r>
+        <w:rPr>
+          <w:sz w:val="24"/>
+          <w:szCs w:val="24"/>
+        </w:rPr>
+        <w:t>numpy.random.seed</w:t>
       </w:r>
       <w:proofErr w:type="spellEnd"/>
       <w:r>
@@ -3871,23 +4216,7 @@
           <w:sz w:val="24"/>
           <w:szCs w:val="24"/>
         </w:rPr>
-        <w:t xml:space="preserve"> Using elements, counts = </w:t>
-      </w:r>
-      <w:proofErr w:type="gramStart"/>
-      <w:r>
-        <w:rPr>
-          <w:sz w:val="24"/>
-          <w:szCs w:val="24"/>
-        </w:rPr>
-        <w:t>np.unique</w:t>
-      </w:r>
-      <w:proofErr w:type="gramEnd"/>
-      <w:r>
-        <w:rPr>
-          <w:sz w:val="24"/>
-          <w:szCs w:val="24"/>
-        </w:rPr>
-        <w:t xml:space="preserve">(a, return_counts=True), returns two arrays, one with elements and second one being counts, get the argmax of counts and index elements based of it. </w:t>
+        <w:t xml:space="preserve"> Using elements, counts = np.unique(a, return_counts=True), returns two arrays, one with elements and second one being counts, get the argmax of counts and index elements based of it. </w:t>
       </w:r>
     </w:p>
     <w:p>
@@ -4595,16 +4924,22 @@
         <w:spacing w:after="0" w:line="240" w:lineRule="auto"/>
         <w:jc w:val="both"/>
       </w:pPr>
+      <w:r>
+        <w:t>Np.round</w:t>
+      </w:r>
+      <w:r>
+        <w:t xml:space="preserve"> </w:t>
+      </w:r>
+      <w:r>
+        <w:t>(a</w:t>
+      </w:r>
       <w:proofErr w:type="gramStart"/>
       <w:r>
-        <w:t>Np.round</w:t>
+        <w:t>,2</w:t>
       </w:r>
       <w:proofErr w:type="gramEnd"/>
       <w:r>
-        <w:t xml:space="preserve"> </w:t>
-      </w:r>
-      <w:r>
-        <w:t xml:space="preserve">(a,2) where second parameter describes up to what digit to round off to. </w:t>
+        <w:t xml:space="preserve">) where second parameter describes up to what digit to round off to. </w:t>
       </w:r>
     </w:p>
     <w:p>
@@ -4654,13 +4989,8 @@
         <w:spacing w:after="0" w:line="240" w:lineRule="auto"/>
         <w:jc w:val="both"/>
       </w:pPr>
-      <w:proofErr w:type="gramStart"/>
-      <w:r>
-        <w:t>Np.tile</w:t>
-      </w:r>
-      <w:proofErr w:type="gramEnd"/>
-      <w:r>
-        <w:t xml:space="preserve"> – repeats the array in the specific directions. </w:t>
+      <w:r>
+        <w:t xml:space="preserve">Np.tile – repeats the array in the specific directions. </w:t>
       </w:r>
     </w:p>
     <w:p>
@@ -4671,13 +5001,8 @@
         <w:spacing w:after="0" w:line="240" w:lineRule="auto"/>
         <w:jc w:val="both"/>
       </w:pPr>
-      <w:proofErr w:type="gramStart"/>
-      <w:r>
-        <w:t>Np.repeats</w:t>
-      </w:r>
-      <w:proofErr w:type="gramEnd"/>
-      <w:r>
-        <w:t xml:space="preserve">- repeats the individual values multiple times. </w:t>
+      <w:r>
+        <w:t xml:space="preserve">Np.repeats- repeats the individual values multiple times. </w:t>
       </w:r>
     </w:p>
     <w:sectPr>
@@ -4691,8 +5016,155 @@
 </file>
 
 <file path=word/numbering.xml><?xml version="1.0" encoding="utf-8"?>
-<w:numbering xmlns:wpc="http://schemas.microsoft.com/office/word/2010/wordprocessingCanvas" xmlns:cx="http://schemas.microsoft.com/office/drawing/2014/chartex" xmlns:cx1="http://schemas.microsoft.com/office/drawing/2015/9/8/chartex" xmlns:cx2="http://schemas.microsoft.com/office/drawing/2015/10/21/chartex" xmlns:cx3="http://schemas.microsoft.com/office/drawing/2016/5/9/chartex" xmlns:cx4="http://schemas.microsoft.com/office/drawing/2016/5/10/chartex" xmlns:cx5="http://schemas.microsoft.com/office/drawing/2016/5/11/chartex" xmlns:cx6="http://schemas.microsoft.com/office/drawing/2016/5/12/chartex" xmlns:cx7="http://schemas.microsoft.com/office/drawing/2016/5/13/chartex" xmlns:cx8="http://schemas.microsoft.com/office/drawing/2016/5/14/chartex" xmlns:mc="http://schemas.openxmlformats.org/markup-compatibility/2006" xmlns:aink="http://schemas.microsoft.com/office/drawing/2016/ink" xmlns:am3d="http://schemas.microsoft.com/office/drawing/2017/model3d" xmlns:o="urn:schemas-microsoft-com:office:office" xmlns:oel="http://schemas.microsoft.com/office/2019/extlst" xmlns:r="http://schemas.openxmlformats.org/officeDocument/2006/relationships" xmlns:m="http://schemas.openxmlformats.org/officeDocument/2006/math" xmlns:v="urn:schemas-microsoft-com:vml" xmlns:wp14="http://schemas.microsoft.com/office/word/2010/wordprocessingDrawing" xmlns:wp="http://schemas.openxmlformats.org/drawingml/2006/wordprocessingDrawing" xmlns:w10="urn:schemas-microsoft-com:office:word" xmlns:w="http://schemas.openxmlformats.org/wordprocessingml/2006/main" xmlns:w14="http://schemas.microsoft.com/office/word/2010/wordml" xmlns:w15="http://schemas.microsoft.com/office/word/2012/wordml" xmlns:w16cex="http://schemas.microsoft.com/office/word/2018/wordml/cex" xmlns:w16cid="http://schemas.microsoft.com/office/word/2016/wordml/cid" xmlns:w16="http://schemas.microsoft.com/office/word/2018/wordml" xmlns:w16sdtdh="http://schemas.microsoft.com/office/word/2020/wordml/sdtdatahash" xmlns:w16se="http://schemas.microsoft.com/office/word/2015/wordml/symex" xmlns:wpg="http://schemas.microsoft.com/office/word/2010/wordprocessingGroup" xmlns:wpi="http://schemas.microsoft.com/office/word/2010/wordprocessingInk" xmlns:wne="http://schemas.microsoft.com/office/word/2006/wordml" xmlns:wps="http://schemas.microsoft.com/office/word/2010/wordprocessingShape" mc:Ignorable="w14 w15 w16se w16cid w16 w16cex w16sdtdh wp14">
-  <w:abstractNum w:abstractNumId="0" w15:restartNumberingAfterBreak="0">
+<w:numbering xmlns:wpc="http://schemas.microsoft.com/office/word/2010/wordprocessingCanvas" xmlns:mc="http://schemas.openxmlformats.org/markup-compatibility/2006" xmlns:o="urn:schemas-microsoft-com:office:office" xmlns:r="http://schemas.openxmlformats.org/officeDocument/2006/relationships" xmlns:m="http://schemas.openxmlformats.org/officeDocument/2006/math" xmlns:v="urn:schemas-microsoft-com:vml" xmlns:wp14="http://schemas.microsoft.com/office/word/2010/wordprocessingDrawing" xmlns:wp="http://schemas.openxmlformats.org/drawingml/2006/wordprocessingDrawing" xmlns:w10="urn:schemas-microsoft-com:office:word" xmlns:w="http://schemas.openxmlformats.org/wordprocessingml/2006/main" xmlns:w14="http://schemas.microsoft.com/office/word/2010/wordml" xmlns:w15="http://schemas.microsoft.com/office/word/2012/wordml" xmlns:wpg="http://schemas.microsoft.com/office/word/2010/wordprocessingGroup" xmlns:wpi="http://schemas.microsoft.com/office/word/2010/wordprocessingInk" xmlns:wne="http://schemas.microsoft.com/office/word/2006/wordml" xmlns:wps="http://schemas.microsoft.com/office/word/2010/wordprocessingShape" mc:Ignorable="w14 w15 wp14">
+  <w:abstractNum w:abstractNumId="0">
+    <w:nsid w:val="14814C43"/>
+    <w:multiLevelType w:val="multilevel"/>
+    <w:tmpl w:val="2D48AC00"/>
+    <w:lvl w:ilvl="0">
+      <w:start w:val="1"/>
+      <w:numFmt w:val="bullet"/>
+      <w:suff w:val="space"/>
+      <w:lvlText w:val=""/>
+      <w:lvlJc w:val="left"/>
+      <w:pPr>
+        <w:ind w:left="720" w:hanging="360"/>
+      </w:pPr>
+      <w:rPr>
+        <w:rFonts w:ascii="Symbol" w:hAnsi="Symbol" w:hint="default"/>
+        <w:sz w:val="20"/>
+      </w:rPr>
+    </w:lvl>
+    <w:lvl w:ilvl="1">
+      <w:start w:val="1"/>
+      <w:numFmt w:val="bullet"/>
+      <w:lvlText w:val="o"/>
+      <w:lvlJc w:val="left"/>
+      <w:pPr>
+        <w:tabs>
+          <w:tab w:val="num" w:pos="1440"/>
+        </w:tabs>
+        <w:ind w:left="1440" w:hanging="360"/>
+      </w:pPr>
+      <w:rPr>
+        <w:rFonts w:ascii="Courier New" w:hAnsi="Courier New" w:hint="default"/>
+        <w:sz w:val="20"/>
+      </w:rPr>
+    </w:lvl>
+    <w:lvl w:ilvl="2">
+      <w:start w:val="1"/>
+      <w:numFmt w:val="bullet"/>
+      <w:lvlText w:val=""/>
+      <w:lvlJc w:val="left"/>
+      <w:pPr>
+        <w:tabs>
+          <w:tab w:val="num" w:pos="2160"/>
+        </w:tabs>
+        <w:ind w:left="2160" w:hanging="360"/>
+      </w:pPr>
+      <w:rPr>
+        <w:rFonts w:ascii="Wingdings" w:hAnsi="Wingdings" w:hint="default"/>
+        <w:sz w:val="20"/>
+      </w:rPr>
+    </w:lvl>
+    <w:lvl w:ilvl="3">
+      <w:start w:val="1"/>
+      <w:numFmt w:val="bullet"/>
+      <w:lvlText w:val=""/>
+      <w:lvlJc w:val="left"/>
+      <w:pPr>
+        <w:tabs>
+          <w:tab w:val="num" w:pos="2880"/>
+        </w:tabs>
+        <w:ind w:left="2880" w:hanging="360"/>
+      </w:pPr>
+      <w:rPr>
+        <w:rFonts w:ascii="Wingdings" w:hAnsi="Wingdings" w:hint="default"/>
+        <w:sz w:val="20"/>
+      </w:rPr>
+    </w:lvl>
+    <w:lvl w:ilvl="4">
+      <w:start w:val="1"/>
+      <w:numFmt w:val="bullet"/>
+      <w:lvlText w:val=""/>
+      <w:lvlJc w:val="left"/>
+      <w:pPr>
+        <w:tabs>
+          <w:tab w:val="num" w:pos="3600"/>
+        </w:tabs>
+        <w:ind w:left="3600" w:hanging="360"/>
+      </w:pPr>
+      <w:rPr>
+        <w:rFonts w:ascii="Wingdings" w:hAnsi="Wingdings" w:hint="default"/>
+        <w:sz w:val="20"/>
+      </w:rPr>
+    </w:lvl>
+    <w:lvl w:ilvl="5">
+      <w:start w:val="1"/>
+      <w:numFmt w:val="bullet"/>
+      <w:lvlText w:val=""/>
+      <w:lvlJc w:val="left"/>
+      <w:pPr>
+        <w:tabs>
+          <w:tab w:val="num" w:pos="4320"/>
+        </w:tabs>
+        <w:ind w:left="4320" w:hanging="360"/>
+      </w:pPr>
+      <w:rPr>
+        <w:rFonts w:ascii="Wingdings" w:hAnsi="Wingdings" w:hint="default"/>
+        <w:sz w:val="20"/>
+      </w:rPr>
+    </w:lvl>
+    <w:lvl w:ilvl="6">
+      <w:start w:val="1"/>
+      <w:numFmt w:val="bullet"/>
+      <w:lvlText w:val=""/>
+      <w:lvlJc w:val="left"/>
+      <w:pPr>
+        <w:tabs>
+          <w:tab w:val="num" w:pos="5040"/>
+        </w:tabs>
+        <w:ind w:left="5040" w:hanging="360"/>
+      </w:pPr>
+      <w:rPr>
+        <w:rFonts w:ascii="Wingdings" w:hAnsi="Wingdings" w:hint="default"/>
+        <w:sz w:val="20"/>
+      </w:rPr>
+    </w:lvl>
+    <w:lvl w:ilvl="7">
+      <w:start w:val="1"/>
+      <w:numFmt w:val="bullet"/>
+      <w:lvlText w:val=""/>
+      <w:lvlJc w:val="left"/>
+      <w:pPr>
+        <w:tabs>
+          <w:tab w:val="num" w:pos="5760"/>
+        </w:tabs>
+        <w:ind w:left="5760" w:hanging="360"/>
+      </w:pPr>
+      <w:rPr>
+        <w:rFonts w:ascii="Wingdings" w:hAnsi="Wingdings" w:hint="default"/>
+        <w:sz w:val="20"/>
+      </w:rPr>
+    </w:lvl>
+    <w:lvl w:ilvl="8">
+      <w:start w:val="1"/>
+      <w:numFmt w:val="bullet"/>
+      <w:lvlText w:val=""/>
+      <w:lvlJc w:val="left"/>
+      <w:pPr>
+        <w:tabs>
+          <w:tab w:val="num" w:pos="6480"/>
+        </w:tabs>
+        <w:ind w:left="6480" w:hanging="360"/>
+      </w:pPr>
+      <w:rPr>
+        <w:rFonts w:ascii="Wingdings" w:hAnsi="Wingdings" w:hint="default"/>
+        <w:sz w:val="20"/>
+      </w:rPr>
+    </w:lvl>
+  </w:abstractNum>
+  <w:abstractNum w:abstractNumId="1">
     <w:nsid w:val="2B8B288B"/>
     <w:multiLevelType w:val="hybridMultilevel"/>
     <w:tmpl w:val="13A2AAF6"/>
@@ -4805,7 +5277,7 @@
       </w:rPr>
     </w:lvl>
   </w:abstractNum>
-  <w:abstractNum w:abstractNumId="1" w15:restartNumberingAfterBreak="0">
+  <w:abstractNum w:abstractNumId="2">
     <w:nsid w:val="36B863A9"/>
     <w:multiLevelType w:val="multilevel"/>
     <w:tmpl w:val="842046CE"/>
@@ -4952,7 +5424,7 @@
       </w:rPr>
     </w:lvl>
   </w:abstractNum>
-  <w:abstractNum w:abstractNumId="2" w15:restartNumberingAfterBreak="0">
+  <w:abstractNum w:abstractNumId="3">
     <w:nsid w:val="61EF6A35"/>
     <w:multiLevelType w:val="hybridMultilevel"/>
     <w:tmpl w:val="6936CF30"/>
@@ -5065,7 +5537,7 @@
       </w:rPr>
     </w:lvl>
   </w:abstractNum>
-  <w:abstractNum w:abstractNumId="3" w15:restartNumberingAfterBreak="0">
+  <w:abstractNum w:abstractNumId="4">
     <w:nsid w:val="7F6467CE"/>
     <w:multiLevelType w:val="hybridMultilevel"/>
     <w:tmpl w:val="E0C2EDC8"/>
@@ -5178,23 +5650,26 @@
       </w:rPr>
     </w:lvl>
   </w:abstractNum>
-  <w:num w:numId="1" w16cid:durableId="1449936669">
-    <w:abstractNumId w:val="0"/>
+  <w:num w:numId="1">
+    <w:abstractNumId w:val="1"/>
   </w:num>
-  <w:num w:numId="2" w16cid:durableId="1636989236">
+  <w:num w:numId="2">
+    <w:abstractNumId w:val="3"/>
+  </w:num>
+  <w:num w:numId="3">
+    <w:abstractNumId w:val="4"/>
+  </w:num>
+  <w:num w:numId="4">
     <w:abstractNumId w:val="2"/>
   </w:num>
-  <w:num w:numId="3" w16cid:durableId="138424298">
-    <w:abstractNumId w:val="3"/>
-  </w:num>
-  <w:num w:numId="4" w16cid:durableId="1917785438">
-    <w:abstractNumId w:val="1"/>
+  <w:num w:numId="5">
+    <w:abstractNumId w:val="0"/>
   </w:num>
 </w:numbering>
 </file>
 
 <file path=word/styles.xml><?xml version="1.0" encoding="utf-8"?>
-<w:styles xmlns:mc="http://schemas.openxmlformats.org/markup-compatibility/2006" xmlns:r="http://schemas.openxmlformats.org/officeDocument/2006/relationships" xmlns:w="http://schemas.openxmlformats.org/wordprocessingml/2006/main" xmlns:w14="http://schemas.microsoft.com/office/word/2010/wordml" xmlns:w15="http://schemas.microsoft.com/office/word/2012/wordml" xmlns:w16cex="http://schemas.microsoft.com/office/word/2018/wordml/cex" xmlns:w16cid="http://schemas.microsoft.com/office/word/2016/wordml/cid" xmlns:w16="http://schemas.microsoft.com/office/word/2018/wordml" xmlns:w16sdtdh="http://schemas.microsoft.com/office/word/2020/wordml/sdtdatahash" xmlns:w16se="http://schemas.microsoft.com/office/word/2015/wordml/symex" mc:Ignorable="w14 w15 w16se w16cid w16 w16cex w16sdtdh">
+<w:styles xmlns:mc="http://schemas.openxmlformats.org/markup-compatibility/2006" xmlns:r="http://schemas.openxmlformats.org/officeDocument/2006/relationships" xmlns:w="http://schemas.openxmlformats.org/wordprocessingml/2006/main" xmlns:w14="http://schemas.microsoft.com/office/word/2010/wordml" xmlns:w15="http://schemas.microsoft.com/office/word/2012/wordml" mc:Ignorable="w14 w15">
   <w:docDefaults>
     <w:rPrDefault>
       <w:rPr>
@@ -5212,7 +5687,7 @@
       </w:pPr>
     </w:pPrDefault>
   </w:docDefaults>
-  <w:latentStyles w:defLockedState="0" w:defUIPriority="99" w:defSemiHidden="0" w:defUnhideWhenUsed="0" w:defQFormat="0" w:count="376">
+  <w:latentStyles w:defLockedState="0" w:defUIPriority="99" w:defSemiHidden="0" w:defUnhideWhenUsed="0" w:defQFormat="0" w:count="371">
     <w:lsdException w:name="Normal" w:uiPriority="0" w:qFormat="1"/>
     <w:lsdException w:name="heading 1" w:uiPriority="9" w:qFormat="1"/>
     <w:lsdException w:name="heading 2" w:semiHidden="1" w:uiPriority="9" w:unhideWhenUsed="1" w:qFormat="1"/>
@@ -5584,11 +6059,6 @@
     <w:lsdException w:name="List Table 5 Dark Accent 6" w:uiPriority="50"/>
     <w:lsdException w:name="List Table 6 Colorful Accent 6" w:uiPriority="51"/>
     <w:lsdException w:name="List Table 7 Colorful Accent 6" w:uiPriority="52"/>
-    <w:lsdException w:name="Mention" w:semiHidden="1" w:unhideWhenUsed="1"/>
-    <w:lsdException w:name="Smart Hyperlink" w:semiHidden="1" w:unhideWhenUsed="1"/>
-    <w:lsdException w:name="Hashtag" w:semiHidden="1" w:unhideWhenUsed="1"/>
-    <w:lsdException w:name="Unresolved Mention" w:semiHidden="1" w:unhideWhenUsed="1"/>
-    <w:lsdException w:name="Smart Link" w:semiHidden="1" w:unhideWhenUsed="1"/>
   </w:latentStyles>
   <w:style w:type="paragraph" w:default="1" w:styleId="Normal">
     <w:name w:val="Normal"/>
@@ -6140,6 +6610,60 @@
       <w:szCs w:val="20"/>
     </w:rPr>
   </w:style>
+  <w:style w:type="paragraph" w:styleId="NormalWeb">
+    <w:name w:val="Normal (Web)"/>
+    <w:basedOn w:val="Normal"/>
+    <w:uiPriority w:val="99"/>
+    <w:semiHidden/>
+    <w:unhideWhenUsed/>
+    <w:rsid w:val="00FF3911"/>
+    <w:pPr>
+      <w:spacing w:before="100" w:beforeAutospacing="1" w:after="100" w:afterAutospacing="1" w:line="240" w:lineRule="auto"/>
+    </w:pPr>
+    <w:rPr>
+      <w:rFonts w:ascii="Times New Roman" w:eastAsia="Times New Roman" w:hAnsi="Times New Roman" w:cs="Times New Roman"/>
+      <w:kern w:val="0"/>
+      <w:sz w:val="24"/>
+      <w:szCs w:val="24"/>
+      <w:lang w:eastAsia="en-IN"/>
+      <w14:ligatures w14:val="none"/>
+    </w:rPr>
+  </w:style>
+  <w:style w:type="character" w:styleId="Strong">
+    <w:name w:val="Strong"/>
+    <w:basedOn w:val="DefaultParagraphFont"/>
+    <w:uiPriority w:val="22"/>
+    <w:qFormat/>
+    <w:rsid w:val="00FF3911"/>
+    <w:rPr>
+      <w:b/>
+      <w:bCs/>
+    </w:rPr>
+  </w:style>
+  <w:style w:type="character" w:styleId="HTMLCode">
+    <w:name w:val="HTML Code"/>
+    <w:basedOn w:val="DefaultParagraphFont"/>
+    <w:uiPriority w:val="99"/>
+    <w:semiHidden/>
+    <w:unhideWhenUsed/>
+    <w:rsid w:val="00FF3911"/>
+    <w:rPr>
+      <w:rFonts w:ascii="Courier New" w:eastAsia="Times New Roman" w:hAnsi="Courier New" w:cs="Courier New"/>
+      <w:sz w:val="20"/>
+      <w:szCs w:val="20"/>
+    </w:rPr>
+  </w:style>
+  <w:style w:type="character" w:styleId="Emphasis">
+    <w:name w:val="Emphasis"/>
+    <w:basedOn w:val="DefaultParagraphFont"/>
+    <w:uiPriority w:val="20"/>
+    <w:qFormat/>
+    <w:rsid w:val="00FF3911"/>
+    <w:rPr>
+      <w:i/>
+      <w:iCs/>
+    </w:rPr>
+  </w:style>
 </w:styles>
 </file>
 

--- a/1_Python.docx
+++ b/1_Python.docx
@@ -1,6 +1,6 @@
 
 <file path=word/document.xml><?xml version="1.0" encoding="utf-8"?>
-<w:document xmlns:wpc="http://schemas.microsoft.com/office/word/2010/wordprocessingCanvas" xmlns:mc="http://schemas.openxmlformats.org/markup-compatibility/2006" xmlns:o="urn:schemas-microsoft-com:office:office" xmlns:r="http://schemas.openxmlformats.org/officeDocument/2006/relationships" xmlns:m="http://schemas.openxmlformats.org/officeDocument/2006/math" xmlns:v="urn:schemas-microsoft-com:vml" xmlns:wp14="http://schemas.microsoft.com/office/word/2010/wordprocessingDrawing" xmlns:wp="http://schemas.openxmlformats.org/drawingml/2006/wordprocessingDrawing" xmlns:w10="urn:schemas-microsoft-com:office:word" xmlns:w="http://schemas.openxmlformats.org/wordprocessingml/2006/main" xmlns:w14="http://schemas.microsoft.com/office/word/2010/wordml" xmlns:w15="http://schemas.microsoft.com/office/word/2012/wordml" xmlns:wpg="http://schemas.microsoft.com/office/word/2010/wordprocessingGroup" xmlns:wpi="http://schemas.microsoft.com/office/word/2010/wordprocessingInk" xmlns:wne="http://schemas.microsoft.com/office/word/2006/wordml" xmlns:wps="http://schemas.microsoft.com/office/word/2010/wordprocessingShape" mc:Ignorable="w14 w15 wp14">
+<w:document xmlns:wpc="http://schemas.microsoft.com/office/word/2010/wordprocessingCanvas" xmlns:cx="http://schemas.microsoft.com/office/drawing/2014/chartex" xmlns:cx1="http://schemas.microsoft.com/office/drawing/2015/9/8/chartex" xmlns:cx2="http://schemas.microsoft.com/office/drawing/2015/10/21/chartex" xmlns:cx3="http://schemas.microsoft.com/office/drawing/2016/5/9/chartex" xmlns:cx4="http://schemas.microsoft.com/office/drawing/2016/5/10/chartex" xmlns:cx5="http://schemas.microsoft.com/office/drawing/2016/5/11/chartex" xmlns:cx6="http://schemas.microsoft.com/office/drawing/2016/5/12/chartex" xmlns:cx7="http://schemas.microsoft.com/office/drawing/2016/5/13/chartex" xmlns:cx8="http://schemas.microsoft.com/office/drawing/2016/5/14/chartex" xmlns:mc="http://schemas.openxmlformats.org/markup-compatibility/2006" xmlns:aink="http://schemas.microsoft.com/office/drawing/2016/ink" xmlns:am3d="http://schemas.microsoft.com/office/drawing/2017/model3d" xmlns:o="urn:schemas-microsoft-com:office:office" xmlns:oel="http://schemas.microsoft.com/office/2019/extlst" xmlns:r="http://schemas.openxmlformats.org/officeDocument/2006/relationships" xmlns:m="http://schemas.openxmlformats.org/officeDocument/2006/math" xmlns:v="urn:schemas-microsoft-com:vml" xmlns:wp14="http://schemas.microsoft.com/office/word/2010/wordprocessingDrawing" xmlns:wp="http://schemas.openxmlformats.org/drawingml/2006/wordprocessingDrawing" xmlns:w10="urn:schemas-microsoft-com:office:word" xmlns:w="http://schemas.openxmlformats.org/wordprocessingml/2006/main" xmlns:w14="http://schemas.microsoft.com/office/word/2010/wordml" xmlns:w15="http://schemas.microsoft.com/office/word/2012/wordml" xmlns:w16cex="http://schemas.microsoft.com/office/word/2018/wordml/cex" xmlns:w16cid="http://schemas.microsoft.com/office/word/2016/wordml/cid" xmlns:w16="http://schemas.microsoft.com/office/word/2018/wordml" xmlns:w16du="http://schemas.microsoft.com/office/word/2023/wordml/word16du" xmlns:w16sdtdh="http://schemas.microsoft.com/office/word/2020/wordml/sdtdatahash" xmlns:w16sdtfl="http://schemas.microsoft.com/office/word/2024/wordml/sdtformatlock" xmlns:w16se="http://schemas.microsoft.com/office/word/2015/wordml/symex" xmlns:wpg="http://schemas.microsoft.com/office/word/2010/wordprocessingGroup" xmlns:wpi="http://schemas.microsoft.com/office/word/2010/wordprocessingInk" xmlns:wne="http://schemas.microsoft.com/office/word/2006/wordml" xmlns:wps="http://schemas.microsoft.com/office/word/2010/wordprocessingShape" mc:Ignorable="w14 w15 w16se w16cid w16 w16cex w16sdtdh w16sdtfl w16du wp14">
   <w:body>
     <w:p>
       <w:pPr>
@@ -318,27 +318,66 @@
     </w:p>
     <w:p>
       <w:pPr>
-        <w:tabs>
-          <w:tab w:val="left" w:pos="5625"/>
-        </w:tabs>
-        <w:jc w:val="both"/>
-        <w:rPr>
-          <w:sz w:val="24"/>
-          <w:szCs w:val="24"/>
-        </w:rPr>
-      </w:pPr>
-    </w:p>
-    <w:p>
-      <w:pPr>
-        <w:tabs>
-          <w:tab w:val="left" w:pos="5625"/>
-        </w:tabs>
-        <w:jc w:val="both"/>
-        <w:rPr>
-          <w:sz w:val="24"/>
-          <w:szCs w:val="24"/>
-        </w:rPr>
-      </w:pPr>
+        <w:pStyle w:val="ListParagraph"/>
+        <w:tabs>
+          <w:tab w:val="left" w:pos="5625"/>
+        </w:tabs>
+        <w:ind w:left="360"/>
+        <w:jc w:val="both"/>
+        <w:rPr>
+          <w:sz w:val="24"/>
+          <w:szCs w:val="24"/>
+        </w:rPr>
+      </w:pPr>
+    </w:p>
+    <w:p>
+      <w:pPr>
+        <w:tabs>
+          <w:tab w:val="left" w:pos="5625"/>
+        </w:tabs>
+        <w:jc w:val="both"/>
+        <w:rPr>
+          <w:sz w:val="24"/>
+          <w:szCs w:val="24"/>
+        </w:rPr>
+      </w:pPr>
+      <w:r>
+        <w:rPr>
+          <w:b/>
+          <w:bCs/>
+          <w:sz w:val="24"/>
+          <w:szCs w:val="24"/>
+        </w:rPr>
+        <w:t>Comprehensions:</w:t>
+      </w:r>
+      <w:r>
+        <w:rPr>
+          <w:sz w:val="24"/>
+          <w:szCs w:val="24"/>
+        </w:rPr>
+        <w:t xml:space="preserve">  Runs the code from left to right, i.e. the left one is outer one and right one is inner one and likewise the hierarchy in the loops. Left to right, same is the case for the conditions, left to right condition after the loop is condition for that loop. </w:t>
+      </w:r>
+      <w:r>
+        <w:rPr>
+          <w:sz w:val="24"/>
+          <w:szCs w:val="24"/>
+        </w:rPr>
+        <w:t xml:space="preserve">To simply the evaluation just </w:t>
+      </w:r>
+      <w:r>
+        <w:rPr>
+          <w:sz w:val="24"/>
+          <w:szCs w:val="24"/>
+        </w:rPr>
+        <w:t>tries</w:t>
+      </w:r>
+      <w:r>
+        <w:rPr>
+          <w:sz w:val="24"/>
+          <w:szCs w:val="24"/>
+        </w:rPr>
+        <w:t xml:space="preserve"> the logic with left loop as outer loop and first immediate condition as outer condition right loop as in inner one and right condition after that is the inner loops condition. </w:t>
+      </w:r>
     </w:p>
     <w:p>
       <w:pPr>
@@ -351,15 +390,7 @@
         <w:t>✔</w:t>
       </w:r>
       <w:r>
-        <w:t xml:space="preserve"> </w:t>
-      </w:r>
-      <w:proofErr w:type="gramStart"/>
-      <w:r>
-        <w:t>In</w:t>
-      </w:r>
-      <w:proofErr w:type="gramEnd"/>
-      <w:r>
-        <w:t xml:space="preserve"> a single comprehension, loops go </w:t>
+        <w:t xml:space="preserve"> In a single comprehension, loops go </w:t>
       </w:r>
       <w:r>
         <w:rPr>
@@ -392,15 +423,7 @@
         <w:t>✔</w:t>
       </w:r>
       <w:r>
-        <w:t xml:space="preserve"> </w:t>
-      </w:r>
-      <w:proofErr w:type="gramStart"/>
-      <w:r>
-        <w:t>In</w:t>
-      </w:r>
-      <w:proofErr w:type="gramEnd"/>
-      <w:r>
-        <w:t xml:space="preserve"> nested comprehensions, the </w:t>
+        <w:t xml:space="preserve"> In nested comprehensions, the </w:t>
       </w:r>
       <w:r>
         <w:rPr>
@@ -423,62 +446,24 @@
           <w:szCs w:val="24"/>
         </w:rPr>
       </w:pPr>
-      <w:bookmarkStart w:id="0" w:name="_GoBack"/>
-      <w:bookmarkEnd w:id="0"/>
-    </w:p>
-    <w:p>
-      <w:pPr>
-        <w:tabs>
-          <w:tab w:val="left" w:pos="5625"/>
-        </w:tabs>
-        <w:jc w:val="both"/>
-        <w:rPr>
-          <w:sz w:val="24"/>
-          <w:szCs w:val="24"/>
-        </w:rPr>
-      </w:pPr>
-      <w:r>
-        <w:rPr>
-          <w:sz w:val="24"/>
-          <w:szCs w:val="24"/>
-        </w:rPr>
-        <w:t xml:space="preserve">Comprehensions:  Runs the code from left to right, i.e. the left one is outer one and right one is inner one and likewise the hierarchy in the loops. Left to right, same is the case for the conditions, left to right condition after the loop is condition for that loop. </w:t>
-      </w:r>
-      <w:r>
-        <w:rPr>
-          <w:sz w:val="24"/>
-          <w:szCs w:val="24"/>
-        </w:rPr>
-        <w:t xml:space="preserve">To simply the evaluation just </w:t>
-      </w:r>
-      <w:r>
-        <w:rPr>
-          <w:sz w:val="24"/>
-          <w:szCs w:val="24"/>
-        </w:rPr>
-        <w:t>tries</w:t>
-      </w:r>
-      <w:r>
-        <w:rPr>
-          <w:sz w:val="24"/>
-          <w:szCs w:val="24"/>
-        </w:rPr>
-        <w:t xml:space="preserve"> the logic with left loop as outer loop and first immediate condition as outer condition right loop as in inner one and right condition after that is the inner loops condition. </w:t>
-      </w:r>
-    </w:p>
-    <w:p>
-      <w:pPr>
-        <w:tabs>
-          <w:tab w:val="left" w:pos="5625"/>
-        </w:tabs>
-        <w:jc w:val="both"/>
-        <w:rPr>
-          <w:sz w:val="24"/>
-          <w:szCs w:val="24"/>
-        </w:rPr>
-      </w:pPr>
-      <w:r>
-        <w:rPr>
+    </w:p>
+    <w:p>
+      <w:pPr>
+        <w:tabs>
+          <w:tab w:val="left" w:pos="5625"/>
+        </w:tabs>
+        <w:jc w:val="both"/>
+        <w:rPr>
+          <w:b/>
+          <w:bCs/>
+          <w:sz w:val="24"/>
+          <w:szCs w:val="24"/>
+        </w:rPr>
+      </w:pPr>
+      <w:r>
+        <w:rPr>
+          <w:b/>
+          <w:bCs/>
           <w:sz w:val="24"/>
           <w:szCs w:val="24"/>
         </w:rPr>
@@ -486,6 +471,8 @@
       </w:r>
       <w:r>
         <w:rPr>
+          <w:b/>
+          <w:bCs/>
           <w:sz w:val="24"/>
           <w:szCs w:val="24"/>
         </w:rPr>
@@ -596,6 +583,387 @@
         </w:tabs>
         <w:jc w:val="both"/>
         <w:rPr>
+          <w:sz w:val="24"/>
+          <w:szCs w:val="24"/>
+        </w:rPr>
+      </w:pPr>
+    </w:p>
+    <w:p>
+      <w:pPr>
+        <w:tabs>
+          <w:tab w:val="left" w:pos="5625"/>
+        </w:tabs>
+        <w:spacing w:line="240" w:lineRule="auto"/>
+        <w:jc w:val="both"/>
+        <w:rPr>
+          <w:b/>
+          <w:bCs/>
+          <w:sz w:val="24"/>
+          <w:szCs w:val="24"/>
+        </w:rPr>
+      </w:pPr>
+      <w:r>
+        <w:rPr>
+          <w:b/>
+          <w:bCs/>
+          <w:sz w:val="24"/>
+          <w:szCs w:val="24"/>
+        </w:rPr>
+        <w:t>Else in loop with break</w:t>
+      </w:r>
+    </w:p>
+    <w:p>
+      <w:pPr>
+        <w:tabs>
+          <w:tab w:val="left" w:pos="5625"/>
+        </w:tabs>
+        <w:jc w:val="both"/>
+        <w:rPr>
+          <w:sz w:val="24"/>
+          <w:szCs w:val="24"/>
+        </w:rPr>
+      </w:pPr>
+      <w:r>
+        <w:rPr>
+          <w:sz w:val="24"/>
+          <w:szCs w:val="24"/>
+        </w:rPr>
+        <w:t xml:space="preserve">If break executes the else is skipped. Used instead of flag variables. </w:t>
+      </w:r>
+      <w:r>
+        <w:rPr>
+          <w:b/>
+          <w:bCs/>
+          <w:sz w:val="24"/>
+          <w:szCs w:val="24"/>
+        </w:rPr>
+        <w:t>“</w:t>
+      </w:r>
+      <w:r>
+        <w:rPr>
+          <w:b/>
+          <w:bCs/>
+          <w:sz w:val="24"/>
+          <w:szCs w:val="24"/>
+        </w:rPr>
+        <w:t>Search</w:t>
+      </w:r>
+      <w:r>
+        <w:rPr>
+          <w:b/>
+          <w:bCs/>
+          <w:sz w:val="24"/>
+          <w:szCs w:val="24"/>
+        </w:rPr>
+        <w:t xml:space="preserve"> until found, else not found</w:t>
+      </w:r>
+      <w:r>
+        <w:rPr>
+          <w:b/>
+          <w:bCs/>
+          <w:sz w:val="24"/>
+          <w:szCs w:val="24"/>
+        </w:rPr>
+        <w:t>”</w:t>
+      </w:r>
+      <w:r>
+        <w:rPr>
+          <w:b/>
+          <w:bCs/>
+          <w:sz w:val="24"/>
+          <w:szCs w:val="24"/>
+        </w:rPr>
+        <w:t xml:space="preserve">. </w:t>
+      </w:r>
+      <w:r>
+        <w:rPr>
+          <w:sz w:val="24"/>
+          <w:szCs w:val="24"/>
+        </w:rPr>
+        <w:t>scenarios. Break when target found; else handles "not found".</w:t>
+      </w:r>
+    </w:p>
+    <w:p>
+      <w:pPr>
+        <w:tabs>
+          <w:tab w:val="left" w:pos="5625"/>
+        </w:tabs>
+        <w:jc w:val="both"/>
+        <w:rPr>
+          <w:b/>
+          <w:bCs/>
+          <w:sz w:val="24"/>
+          <w:szCs w:val="24"/>
+        </w:rPr>
+      </w:pPr>
+      <w:r>
+        <w:rPr>
+          <w:b/>
+          <w:bCs/>
+          <w:sz w:val="24"/>
+          <w:szCs w:val="24"/>
+        </w:rPr>
+        <w:lastRenderedPageBreak/>
+        <w:t>l = [2,4,6,8,9]</w:t>
+      </w:r>
+    </w:p>
+    <w:p>
+      <w:pPr>
+        <w:tabs>
+          <w:tab w:val="left" w:pos="5625"/>
+        </w:tabs>
+        <w:jc w:val="both"/>
+        <w:rPr>
+          <w:b/>
+          <w:bCs/>
+          <w:sz w:val="24"/>
+          <w:szCs w:val="24"/>
+        </w:rPr>
+      </w:pPr>
+      <w:r>
+        <w:rPr>
+          <w:b/>
+          <w:bCs/>
+          <w:sz w:val="24"/>
+          <w:szCs w:val="24"/>
+        </w:rPr>
+        <w:t xml:space="preserve">for </w:t>
+      </w:r>
+      <w:proofErr w:type="spellStart"/>
+      <w:r>
+        <w:rPr>
+          <w:b/>
+          <w:bCs/>
+          <w:sz w:val="24"/>
+          <w:szCs w:val="24"/>
+        </w:rPr>
+        <w:t>i</w:t>
+      </w:r>
+      <w:proofErr w:type="spellEnd"/>
+      <w:r>
+        <w:rPr>
+          <w:b/>
+          <w:bCs/>
+          <w:sz w:val="24"/>
+          <w:szCs w:val="24"/>
+        </w:rPr>
+        <w:t xml:space="preserve"> in l:</w:t>
+      </w:r>
+    </w:p>
+    <w:p>
+      <w:pPr>
+        <w:tabs>
+          <w:tab w:val="left" w:pos="5625"/>
+        </w:tabs>
+        <w:jc w:val="both"/>
+        <w:rPr>
+          <w:b/>
+          <w:bCs/>
+          <w:sz w:val="24"/>
+          <w:szCs w:val="24"/>
+        </w:rPr>
+      </w:pPr>
+      <w:r>
+        <w:rPr>
+          <w:b/>
+          <w:bCs/>
+          <w:sz w:val="24"/>
+          <w:szCs w:val="24"/>
+        </w:rPr>
+        <w:t>  if i%</w:t>
+      </w:r>
+      <w:r>
+        <w:rPr>
+          <w:b/>
+          <w:bCs/>
+          <w:sz w:val="24"/>
+          <w:szCs w:val="24"/>
+        </w:rPr>
+        <w:t>2! =</w:t>
+      </w:r>
+      <w:r>
+        <w:rPr>
+          <w:b/>
+          <w:bCs/>
+          <w:sz w:val="24"/>
+          <w:szCs w:val="24"/>
+        </w:rPr>
+        <w:t>0:</w:t>
+      </w:r>
+    </w:p>
+    <w:p>
+      <w:pPr>
+        <w:tabs>
+          <w:tab w:val="left" w:pos="5625"/>
+        </w:tabs>
+        <w:jc w:val="both"/>
+        <w:rPr>
+          <w:b/>
+          <w:bCs/>
+          <w:sz w:val="24"/>
+          <w:szCs w:val="24"/>
+        </w:rPr>
+      </w:pPr>
+      <w:r>
+        <w:rPr>
+          <w:b/>
+          <w:bCs/>
+          <w:sz w:val="24"/>
+          <w:szCs w:val="24"/>
+        </w:rPr>
+        <w:t>    print(</w:t>
+      </w:r>
+      <w:proofErr w:type="spellStart"/>
+      <w:r>
+        <w:rPr>
+          <w:b/>
+          <w:bCs/>
+          <w:sz w:val="24"/>
+          <w:szCs w:val="24"/>
+        </w:rPr>
+        <w:t>i</w:t>
+      </w:r>
+      <w:proofErr w:type="spellEnd"/>
+      <w:r>
+        <w:rPr>
+          <w:b/>
+          <w:bCs/>
+          <w:sz w:val="24"/>
+          <w:szCs w:val="24"/>
+        </w:rPr>
+        <w:t>)</w:t>
+      </w:r>
+    </w:p>
+    <w:p>
+      <w:pPr>
+        <w:tabs>
+          <w:tab w:val="left" w:pos="5625"/>
+        </w:tabs>
+        <w:jc w:val="both"/>
+        <w:rPr>
+          <w:b/>
+          <w:bCs/>
+          <w:sz w:val="24"/>
+          <w:szCs w:val="24"/>
+        </w:rPr>
+      </w:pPr>
+      <w:r>
+        <w:rPr>
+          <w:b/>
+          <w:bCs/>
+          <w:sz w:val="24"/>
+          <w:szCs w:val="24"/>
+        </w:rPr>
+        <w:t>    break</w:t>
+      </w:r>
+    </w:p>
+    <w:p>
+      <w:pPr>
+        <w:tabs>
+          <w:tab w:val="left" w:pos="5625"/>
+        </w:tabs>
+        <w:jc w:val="both"/>
+        <w:rPr>
+          <w:b/>
+          <w:bCs/>
+          <w:sz w:val="24"/>
+          <w:szCs w:val="24"/>
+        </w:rPr>
+      </w:pPr>
+      <w:r>
+        <w:rPr>
+          <w:b/>
+          <w:bCs/>
+          <w:sz w:val="24"/>
+          <w:szCs w:val="24"/>
+        </w:rPr>
+        <w:t>else:</w:t>
+      </w:r>
+    </w:p>
+    <w:p>
+      <w:pPr>
+        <w:tabs>
+          <w:tab w:val="left" w:pos="5625"/>
+        </w:tabs>
+        <w:jc w:val="both"/>
+        <w:rPr>
+          <w:b/>
+          <w:bCs/>
+          <w:sz w:val="24"/>
+          <w:szCs w:val="24"/>
+        </w:rPr>
+      </w:pPr>
+      <w:r>
+        <w:rPr>
+          <w:b/>
+          <w:bCs/>
+          <w:sz w:val="24"/>
+          <w:szCs w:val="24"/>
+        </w:rPr>
+        <w:t xml:space="preserve">  </w:t>
+      </w:r>
+      <w:r>
+        <w:rPr>
+          <w:b/>
+          <w:bCs/>
+          <w:sz w:val="24"/>
+          <w:szCs w:val="24"/>
+        </w:rPr>
+        <w:t>print (</w:t>
+      </w:r>
+      <w:r>
+        <w:rPr>
+          <w:b/>
+          <w:bCs/>
+          <w:sz w:val="24"/>
+          <w:szCs w:val="24"/>
+        </w:rPr>
+        <w:t>"Not found")</w:t>
+      </w:r>
+    </w:p>
+    <w:p>
+      <w:pPr>
+        <w:tabs>
+          <w:tab w:val="left" w:pos="5625"/>
+        </w:tabs>
+        <w:jc w:val="both"/>
+        <w:rPr>
+          <w:b/>
+          <w:bCs/>
+          <w:sz w:val="24"/>
+          <w:szCs w:val="24"/>
+        </w:rPr>
+      </w:pPr>
+      <w:r>
+        <w:rPr>
+          <w:b/>
+          <w:bCs/>
+          <w:sz w:val="24"/>
+          <w:szCs w:val="24"/>
+        </w:rPr>
+        <w:t>without break and else we would have needed Flag for Not found</w:t>
+      </w:r>
+    </w:p>
+    <w:p>
+      <w:pPr>
+        <w:tabs>
+          <w:tab w:val="left" w:pos="5625"/>
+        </w:tabs>
+        <w:ind w:left="360"/>
+        <w:jc w:val="both"/>
+        <w:rPr>
+          <w:sz w:val="24"/>
+          <w:szCs w:val="24"/>
+        </w:rPr>
+      </w:pPr>
+    </w:p>
+    <w:p>
+      <w:pPr>
+        <w:tabs>
+          <w:tab w:val="left" w:pos="5625"/>
+        </w:tabs>
+        <w:jc w:val="both"/>
+        <w:rPr>
           <w:b/>
           <w:bCs/>
           <w:sz w:val="24"/>
@@ -678,15 +1046,7 @@
           <w:sz w:val="24"/>
           <w:szCs w:val="24"/>
         </w:rPr>
-        <w:t xml:space="preserve"> is a directory with multiple related modules and an __init__.py file to organize them; and </w:t>
-      </w:r>
-      <w:r>
-        <w:rPr>
-          <w:sz w:val="24"/>
-          <w:szCs w:val="24"/>
-        </w:rPr>
-        <w:lastRenderedPageBreak/>
-        <w:t>a </w:t>
+        <w:t> is a directory with multiple related modules and an __init__.py file to organize them; and a </w:t>
       </w:r>
       <w:r>
         <w:rPr>
@@ -795,7 +1155,21 @@
           <w:szCs w:val="24"/>
         </w:rPr>
         <w:br/>
-        <w:t xml:space="preserve">NumPy, Pandas, Matplotlib, Scikit-learn, TensorFlow, Requests, Flask, </w:t>
+        <w:t xml:space="preserve">NumPy, Pandas, Matplotlib, Scikit-learn, TensorFlow, Requests, Flask, Django, </w:t>
+      </w:r>
+      <w:r>
+        <w:rPr>
+          <w:sz w:val="24"/>
+          <w:szCs w:val="24"/>
+        </w:rPr>
+        <w:t>Beautiful Soup</w:t>
+      </w:r>
+      <w:r>
+        <w:rPr>
+          <w:sz w:val="24"/>
+          <w:szCs w:val="24"/>
+        </w:rPr>
+        <w:t xml:space="preserve">, </w:t>
       </w:r>
       <w:proofErr w:type="spellStart"/>
       <w:r>
@@ -803,7 +1177,7 @@
           <w:sz w:val="24"/>
           <w:szCs w:val="24"/>
         </w:rPr>
-        <w:t>Django</w:t>
+        <w:t>Pygame</w:t>
       </w:r>
       <w:proofErr w:type="spellEnd"/>
       <w:r>
@@ -811,63 +1185,8 @@
           <w:sz w:val="24"/>
           <w:szCs w:val="24"/>
         </w:rPr>
-        <w:t xml:space="preserve">, </w:t>
-      </w:r>
-      <w:r>
-        <w:rPr>
-          <w:sz w:val="24"/>
-          <w:szCs w:val="24"/>
-        </w:rPr>
-        <w:t>Beautiful Soup</w:t>
-      </w:r>
-      <w:r>
-        <w:rPr>
-          <w:sz w:val="24"/>
-          <w:szCs w:val="24"/>
-        </w:rPr>
-        <w:t xml:space="preserve">, </w:t>
-      </w:r>
-      <w:proofErr w:type="spellStart"/>
-      <w:r>
-        <w:rPr>
-          <w:sz w:val="24"/>
-          <w:szCs w:val="24"/>
-        </w:rPr>
-        <w:t>Pygame</w:t>
-      </w:r>
-      <w:proofErr w:type="spellEnd"/>
-      <w:r>
-        <w:rPr>
-          <w:sz w:val="24"/>
-          <w:szCs w:val="24"/>
-        </w:rPr>
-        <w:t xml:space="preserve">, </w:t>
-      </w:r>
-      <w:proofErr w:type="spellStart"/>
-      <w:r>
-        <w:rPr>
-          <w:sz w:val="24"/>
-          <w:szCs w:val="24"/>
-        </w:rPr>
-        <w:t>SciPy</w:t>
-      </w:r>
-      <w:proofErr w:type="spellEnd"/>
-      <w:r>
-        <w:rPr>
-          <w:sz w:val="24"/>
-          <w:szCs w:val="24"/>
-        </w:rPr>
-        <w:t xml:space="preserve">, </w:t>
-      </w:r>
-      <w:proofErr w:type="spellStart"/>
-      <w:r>
-        <w:rPr>
-          <w:sz w:val="24"/>
-          <w:szCs w:val="24"/>
-        </w:rPr>
-        <w:t>Seaborn</w:t>
-      </w:r>
-      <w:proofErr w:type="spellEnd"/>
+        <w:t>, SciPy, Seaborn</w:t>
+      </w:r>
     </w:p>
     <w:p>
       <w:pPr>
@@ -942,23 +1261,7 @@
           <w:sz w:val="24"/>
           <w:szCs w:val="24"/>
         </w:rPr>
-        <w:t xml:space="preserve">itertools. </w:t>
-      </w:r>
-      <w:proofErr w:type="gramStart"/>
-      <w:r>
-        <w:rPr>
-          <w:sz w:val="24"/>
-          <w:szCs w:val="24"/>
-        </w:rPr>
-        <w:t>combinations</w:t>
-      </w:r>
-      <w:proofErr w:type="gramEnd"/>
-      <w:r>
-        <w:rPr>
-          <w:sz w:val="24"/>
-          <w:szCs w:val="24"/>
-        </w:rPr>
-        <w:t xml:space="preserve"> (</w:t>
+        <w:t>itertools. combinations (</w:t>
       </w:r>
       <w:r>
         <w:rPr>
@@ -1006,18 +1309,6 @@
         <w:tabs>
           <w:tab w:val="left" w:pos="5625"/>
         </w:tabs>
-        <w:jc w:val="both"/>
-        <w:rPr>
-          <w:sz w:val="24"/>
-          <w:szCs w:val="24"/>
-        </w:rPr>
-      </w:pPr>
-    </w:p>
-    <w:p>
-      <w:pPr>
-        <w:tabs>
-          <w:tab w:val="left" w:pos="5625"/>
-        </w:tabs>
         <w:spacing w:after="0" w:line="240" w:lineRule="auto"/>
         <w:jc w:val="both"/>
         <w:rPr>
@@ -1255,7 +1546,15 @@
           <w:sz w:val="24"/>
           <w:szCs w:val="24"/>
         </w:rPr>
-        <w:t xml:space="preserve"> other methods are defined many are specific to single object whereas the other are interactive. </w:t>
+        <w:t xml:space="preserve"> other </w:t>
+      </w:r>
+      <w:r>
+        <w:rPr>
+          <w:sz w:val="24"/>
+          <w:szCs w:val="24"/>
+        </w:rPr>
+        <w:lastRenderedPageBreak/>
+        <w:t xml:space="preserve">methods are defined many are specific to single object whereas the other are interactive. </w:t>
       </w:r>
       <w:r>
         <w:rPr>
@@ -1576,15 +1875,7 @@
           <w:sz w:val="24"/>
           <w:szCs w:val="24"/>
         </w:rPr>
-        <w:t xml:space="preserve"> are returned. In case where </w:t>
-      </w:r>
-      <w:r>
-        <w:rPr>
-          <w:sz w:val="24"/>
-          <w:szCs w:val="24"/>
-        </w:rPr>
-        <w:lastRenderedPageBreak/>
-        <w:t xml:space="preserve">two object interaction are needed then those methods are passed with other object as arguments as well like other and other is treated as second object while writing the logic in the method. </w:t>
+        <w:t xml:space="preserve"> are returned. In case where two object interaction are needed then those methods are passed with other object as arguments as well like other and other is treated as second object while writing the logic in the method. </w:t>
       </w:r>
     </w:p>
     <w:p>
@@ -1995,7 +2286,15 @@
           <w:sz w:val="24"/>
           <w:szCs w:val="24"/>
         </w:rPr>
-        <w:t>A variable defined inside a class but outside any method. It is shared by all instances of the class, so every object accesses the same variable. Changes to it affect all instances unless shadowed by an instance variable.</w:t>
+        <w:t xml:space="preserve">A variable defined inside a class but outside any method. It is shared by all instances of the class, so every object accesses the same variable. Changes to it affect all </w:t>
+      </w:r>
+      <w:r>
+        <w:rPr>
+          <w:sz w:val="24"/>
+          <w:szCs w:val="24"/>
+        </w:rPr>
+        <w:lastRenderedPageBreak/>
+        <w:t>instances unless shadowed by an instance variable.</w:t>
       </w:r>
       <w:r>
         <w:rPr>
@@ -2298,66 +2597,6 @@
         </w:tabs>
         <w:spacing w:after="0" w:line="240" w:lineRule="auto"/>
         <w:rPr>
-          <w:sz w:val="24"/>
-          <w:szCs w:val="24"/>
-        </w:rPr>
-      </w:pPr>
-    </w:p>
-    <w:p>
-      <w:pPr>
-        <w:tabs>
-          <w:tab w:val="left" w:pos="5625"/>
-        </w:tabs>
-        <w:spacing w:after="0" w:line="240" w:lineRule="auto"/>
-        <w:rPr>
-          <w:sz w:val="24"/>
-          <w:szCs w:val="24"/>
-        </w:rPr>
-      </w:pPr>
-    </w:p>
-    <w:p>
-      <w:pPr>
-        <w:tabs>
-          <w:tab w:val="left" w:pos="5625"/>
-        </w:tabs>
-        <w:spacing w:after="0" w:line="240" w:lineRule="auto"/>
-        <w:rPr>
-          <w:sz w:val="24"/>
-          <w:szCs w:val="24"/>
-        </w:rPr>
-      </w:pPr>
-    </w:p>
-    <w:p>
-      <w:pPr>
-        <w:tabs>
-          <w:tab w:val="left" w:pos="5625"/>
-        </w:tabs>
-        <w:spacing w:after="0" w:line="240" w:lineRule="auto"/>
-        <w:rPr>
-          <w:sz w:val="24"/>
-          <w:szCs w:val="24"/>
-        </w:rPr>
-      </w:pPr>
-    </w:p>
-    <w:p>
-      <w:pPr>
-        <w:tabs>
-          <w:tab w:val="left" w:pos="5625"/>
-        </w:tabs>
-        <w:spacing w:after="0" w:line="240" w:lineRule="auto"/>
-        <w:rPr>
-          <w:sz w:val="24"/>
-          <w:szCs w:val="24"/>
-        </w:rPr>
-      </w:pPr>
-    </w:p>
-    <w:p>
-      <w:pPr>
-        <w:tabs>
-          <w:tab w:val="left" w:pos="5625"/>
-        </w:tabs>
-        <w:spacing w:after="0" w:line="240" w:lineRule="auto"/>
-        <w:rPr>
           <w:b/>
           <w:bCs/>
           <w:sz w:val="24"/>
@@ -3191,7 +3430,6 @@
           <w:sz w:val="24"/>
           <w:szCs w:val="24"/>
         </w:rPr>
-        <w:lastRenderedPageBreak/>
         <w:t xml:space="preserve">apart from manually calling the process step by step we use below @ decorator while defining this func only and then normally call func, then decorated func gets executed. And we get the wrapped func. </w:t>
       </w:r>
     </w:p>
@@ -3606,7 +3844,15 @@
           <w:sz w:val="24"/>
           <w:szCs w:val="24"/>
         </w:rPr>
-        <w:t xml:space="preserve">)), which forces Python to generate and store the numbers from 1 to 9. While range is reusable and behaves like a sequence, generators are true iterators that can only be consumed once. This lazy </w:t>
+        <w:t xml:space="preserve">)), which forces Python to generate and store the numbers from 1 to 9. While range is reusable and </w:t>
+      </w:r>
+      <w:r>
+        <w:rPr>
+          <w:sz w:val="24"/>
+          <w:szCs w:val="24"/>
+        </w:rPr>
+        <w:lastRenderedPageBreak/>
+        <w:t xml:space="preserve">behaves like a sequence, generators are true iterators that can only be consumed once. This lazy </w:t>
       </w:r>
       <w:r>
         <w:rPr>
@@ -3643,7 +3889,6 @@
           <w:szCs w:val="24"/>
         </w:rPr>
       </w:pPr>
-      <w:proofErr w:type="gramStart"/>
       <w:r>
         <w:rPr>
           <w:rStyle w:val="HTMLCode"/>
@@ -3651,17 +3896,7 @@
           <w:b/>
           <w:sz w:val="32"/>
         </w:rPr>
-        <w:t>if</w:t>
-      </w:r>
-      <w:proofErr w:type="gramEnd"/>
-      <w:r>
-        <w:rPr>
-          <w:rStyle w:val="HTMLCode"/>
-          <w:rFonts w:eastAsiaTheme="majorEastAsia"/>
-          <w:b/>
-          <w:sz w:val="32"/>
-        </w:rPr>
-        <w:t xml:space="preserve"> __name__ == "__main__</w:t>
+        <w:t>if __name__ == "__main__</w:t>
       </w:r>
     </w:p>
     <w:p>
@@ -3796,15 +4031,7 @@
         <w:t>👉</w:t>
       </w:r>
       <w:r>
-        <w:t xml:space="preserve"> </w:t>
-      </w:r>
-      <w:proofErr w:type="gramStart"/>
-      <w:r>
-        <w:t>Without</w:t>
-      </w:r>
-      <w:proofErr w:type="gramEnd"/>
-      <w:r>
-        <w:t xml:space="preserve"> it, importing a file would also execute its script logic (which is usually unwanted).</w:t>
+        <w:t xml:space="preserve"> Without it, importing a file would also execute its script logic (which is usually unwanted).</w:t>
       </w:r>
     </w:p>
     <w:p>
@@ -3915,18 +4142,9 @@
           <w:sz w:val="24"/>
           <w:szCs w:val="24"/>
         </w:rPr>
-        <w:t>i</w:t>
-      </w:r>
-      <w:proofErr w:type="gramStart"/>
-      <w:r>
-        <w:rPr>
-          <w:sz w:val="24"/>
-          <w:szCs w:val="24"/>
-        </w:rPr>
-        <w:t>,j</w:t>
+        <w:t>i,j</w:t>
       </w:r>
       <w:proofErr w:type="spellEnd"/>
-      <w:proofErr w:type="gramEnd"/>
       <w:r>
         <w:rPr>
           <w:sz w:val="24"/>
@@ -4036,21 +4254,12 @@
         </w:rPr>
         <w:t xml:space="preserve">random. </w:t>
       </w:r>
-      <w:proofErr w:type="gramStart"/>
-      <w:r>
-        <w:rPr>
-          <w:sz w:val="24"/>
-          <w:szCs w:val="24"/>
-        </w:rPr>
-        <w:t>seed</w:t>
-      </w:r>
-      <w:proofErr w:type="gramEnd"/>
-      <w:r>
-        <w:rPr>
-          <w:sz w:val="24"/>
-          <w:szCs w:val="24"/>
-        </w:rPr>
-        <w:t xml:space="preserve"> (</w:t>
+      <w:r>
+        <w:rPr>
+          <w:sz w:val="24"/>
+          <w:szCs w:val="24"/>
+        </w:rPr>
+        <w:t>seed (</w:t>
       </w:r>
       <w:r>
         <w:rPr>
@@ -4931,15 +5140,7 @@
         <w:t xml:space="preserve"> </w:t>
       </w:r>
       <w:r>
-        <w:t>(a</w:t>
-      </w:r>
-      <w:proofErr w:type="gramStart"/>
-      <w:r>
-        <w:t>,2</w:t>
-      </w:r>
-      <w:proofErr w:type="gramEnd"/>
-      <w:r>
-        <w:t xml:space="preserve">) where second parameter describes up to what digit to round off to. </w:t>
+        <w:t xml:space="preserve">(a,2) where second parameter describes up to what digit to round off to. </w:t>
       </w:r>
     </w:p>
     <w:p>
@@ -5016,8 +5217,8 @@
 </file>
 
 <file path=word/numbering.xml><?xml version="1.0" encoding="utf-8"?>
-<w:numbering xmlns:wpc="http://schemas.microsoft.com/office/word/2010/wordprocessingCanvas" xmlns:mc="http://schemas.openxmlformats.org/markup-compatibility/2006" xmlns:o="urn:schemas-microsoft-com:office:office" xmlns:r="http://schemas.openxmlformats.org/officeDocument/2006/relationships" xmlns:m="http://schemas.openxmlformats.org/officeDocument/2006/math" xmlns:v="urn:schemas-microsoft-com:vml" xmlns:wp14="http://schemas.microsoft.com/office/word/2010/wordprocessingDrawing" xmlns:wp="http://schemas.openxmlformats.org/drawingml/2006/wordprocessingDrawing" xmlns:w10="urn:schemas-microsoft-com:office:word" xmlns:w="http://schemas.openxmlformats.org/wordprocessingml/2006/main" xmlns:w14="http://schemas.microsoft.com/office/word/2010/wordml" xmlns:w15="http://schemas.microsoft.com/office/word/2012/wordml" xmlns:wpg="http://schemas.microsoft.com/office/word/2010/wordprocessingGroup" xmlns:wpi="http://schemas.microsoft.com/office/word/2010/wordprocessingInk" xmlns:wne="http://schemas.microsoft.com/office/word/2006/wordml" xmlns:wps="http://schemas.microsoft.com/office/word/2010/wordprocessingShape" mc:Ignorable="w14 w15 wp14">
-  <w:abstractNum w:abstractNumId="0">
+<w:numbering xmlns:wpc="http://schemas.microsoft.com/office/word/2010/wordprocessingCanvas" xmlns:cx="http://schemas.microsoft.com/office/drawing/2014/chartex" xmlns:cx1="http://schemas.microsoft.com/office/drawing/2015/9/8/chartex" xmlns:cx2="http://schemas.microsoft.com/office/drawing/2015/10/21/chartex" xmlns:cx3="http://schemas.microsoft.com/office/drawing/2016/5/9/chartex" xmlns:cx4="http://schemas.microsoft.com/office/drawing/2016/5/10/chartex" xmlns:cx5="http://schemas.microsoft.com/office/drawing/2016/5/11/chartex" xmlns:cx6="http://schemas.microsoft.com/office/drawing/2016/5/12/chartex" xmlns:cx7="http://schemas.microsoft.com/office/drawing/2016/5/13/chartex" xmlns:cx8="http://schemas.microsoft.com/office/drawing/2016/5/14/chartex" xmlns:mc="http://schemas.openxmlformats.org/markup-compatibility/2006" xmlns:aink="http://schemas.microsoft.com/office/drawing/2016/ink" xmlns:am3d="http://schemas.microsoft.com/office/drawing/2017/model3d" xmlns:o="urn:schemas-microsoft-com:office:office" xmlns:oel="http://schemas.microsoft.com/office/2019/extlst" xmlns:r="http://schemas.openxmlformats.org/officeDocument/2006/relationships" xmlns:m="http://schemas.openxmlformats.org/officeDocument/2006/math" xmlns:v="urn:schemas-microsoft-com:vml" xmlns:wp14="http://schemas.microsoft.com/office/word/2010/wordprocessingDrawing" xmlns:wp="http://schemas.openxmlformats.org/drawingml/2006/wordprocessingDrawing" xmlns:w10="urn:schemas-microsoft-com:office:word" xmlns:w="http://schemas.openxmlformats.org/wordprocessingml/2006/main" xmlns:w14="http://schemas.microsoft.com/office/word/2010/wordml" xmlns:w15="http://schemas.microsoft.com/office/word/2012/wordml" xmlns:w16cex="http://schemas.microsoft.com/office/word/2018/wordml/cex" xmlns:w16cid="http://schemas.microsoft.com/office/word/2016/wordml/cid" xmlns:w16="http://schemas.microsoft.com/office/word/2018/wordml" xmlns:w16du="http://schemas.microsoft.com/office/word/2023/wordml/word16du" xmlns:w16sdtdh="http://schemas.microsoft.com/office/word/2020/wordml/sdtdatahash" xmlns:w16sdtfl="http://schemas.microsoft.com/office/word/2024/wordml/sdtformatlock" xmlns:w16se="http://schemas.microsoft.com/office/word/2015/wordml/symex" xmlns:wpg="http://schemas.microsoft.com/office/word/2010/wordprocessingGroup" xmlns:wpi="http://schemas.microsoft.com/office/word/2010/wordprocessingInk" xmlns:wne="http://schemas.microsoft.com/office/word/2006/wordml" xmlns:wps="http://schemas.microsoft.com/office/word/2010/wordprocessingShape" mc:Ignorable="w14 w15 w16se w16cid w16 w16cex w16sdtdh w16sdtfl w16du wp14">
+  <w:abstractNum w:abstractNumId="0" w15:restartNumberingAfterBreak="0">
     <w:nsid w:val="14814C43"/>
     <w:multiLevelType w:val="multilevel"/>
     <w:tmpl w:val="2D48AC00"/>
@@ -5164,7 +5365,7 @@
       </w:rPr>
     </w:lvl>
   </w:abstractNum>
-  <w:abstractNum w:abstractNumId="1">
+  <w:abstractNum w:abstractNumId="1" w15:restartNumberingAfterBreak="0">
     <w:nsid w:val="2B8B288B"/>
     <w:multiLevelType w:val="hybridMultilevel"/>
     <w:tmpl w:val="13A2AAF6"/>
@@ -5277,7 +5478,7 @@
       </w:rPr>
     </w:lvl>
   </w:abstractNum>
-  <w:abstractNum w:abstractNumId="2">
+  <w:abstractNum w:abstractNumId="2" w15:restartNumberingAfterBreak="0">
     <w:nsid w:val="36B863A9"/>
     <w:multiLevelType w:val="multilevel"/>
     <w:tmpl w:val="842046CE"/>
@@ -5424,7 +5625,7 @@
       </w:rPr>
     </w:lvl>
   </w:abstractNum>
-  <w:abstractNum w:abstractNumId="3">
+  <w:abstractNum w:abstractNumId="3" w15:restartNumberingAfterBreak="0">
     <w:nsid w:val="61EF6A35"/>
     <w:multiLevelType w:val="hybridMultilevel"/>
     <w:tmpl w:val="6936CF30"/>
@@ -5537,7 +5738,7 @@
       </w:rPr>
     </w:lvl>
   </w:abstractNum>
-  <w:abstractNum w:abstractNumId="4">
+  <w:abstractNum w:abstractNumId="4" w15:restartNumberingAfterBreak="0">
     <w:nsid w:val="7F6467CE"/>
     <w:multiLevelType w:val="hybridMultilevel"/>
     <w:tmpl w:val="E0C2EDC8"/>
@@ -5650,26 +5851,26 @@
       </w:rPr>
     </w:lvl>
   </w:abstractNum>
-  <w:num w:numId="1">
+  <w:num w:numId="1" w16cid:durableId="1226339482">
     <w:abstractNumId w:val="1"/>
   </w:num>
-  <w:num w:numId="2">
+  <w:num w:numId="2" w16cid:durableId="1732994771">
     <w:abstractNumId w:val="3"/>
   </w:num>
-  <w:num w:numId="3">
+  <w:num w:numId="3" w16cid:durableId="542253894">
     <w:abstractNumId w:val="4"/>
   </w:num>
-  <w:num w:numId="4">
+  <w:num w:numId="4" w16cid:durableId="1857183709">
     <w:abstractNumId w:val="2"/>
   </w:num>
-  <w:num w:numId="5">
+  <w:num w:numId="5" w16cid:durableId="643198782">
     <w:abstractNumId w:val="0"/>
   </w:num>
 </w:numbering>
 </file>
 
 <file path=word/styles.xml><?xml version="1.0" encoding="utf-8"?>
-<w:styles xmlns:mc="http://schemas.openxmlformats.org/markup-compatibility/2006" xmlns:r="http://schemas.openxmlformats.org/officeDocument/2006/relationships" xmlns:w="http://schemas.openxmlformats.org/wordprocessingml/2006/main" xmlns:w14="http://schemas.microsoft.com/office/word/2010/wordml" xmlns:w15="http://schemas.microsoft.com/office/word/2012/wordml" mc:Ignorable="w14 w15">
+<w:styles xmlns:mc="http://schemas.openxmlformats.org/markup-compatibility/2006" xmlns:r="http://schemas.openxmlformats.org/officeDocument/2006/relationships" xmlns:w="http://schemas.openxmlformats.org/wordprocessingml/2006/main" xmlns:w14="http://schemas.microsoft.com/office/word/2010/wordml" xmlns:w15="http://schemas.microsoft.com/office/word/2012/wordml" xmlns:w16cex="http://schemas.microsoft.com/office/word/2018/wordml/cex" xmlns:w16cid="http://schemas.microsoft.com/office/word/2016/wordml/cid" xmlns:w16="http://schemas.microsoft.com/office/word/2018/wordml" xmlns:w16du="http://schemas.microsoft.com/office/word/2023/wordml/word16du" xmlns:w16sdtdh="http://schemas.microsoft.com/office/word/2020/wordml/sdtdatahash" xmlns:w16sdtfl="http://schemas.microsoft.com/office/word/2024/wordml/sdtformatlock" xmlns:w16se="http://schemas.microsoft.com/office/word/2015/wordml/symex" mc:Ignorable="w14 w15 w16se w16cid w16 w16cex w16sdtdh w16sdtfl w16du">
   <w:docDefaults>
     <w:rPrDefault>
       <w:rPr>
@@ -5687,7 +5888,7 @@
       </w:pPr>
     </w:pPrDefault>
   </w:docDefaults>
-  <w:latentStyles w:defLockedState="0" w:defUIPriority="99" w:defSemiHidden="0" w:defUnhideWhenUsed="0" w:defQFormat="0" w:count="371">
+  <w:latentStyles w:defLockedState="0" w:defUIPriority="99" w:defSemiHidden="0" w:defUnhideWhenUsed="0" w:defQFormat="0" w:count="376">
     <w:lsdException w:name="Normal" w:uiPriority="0" w:qFormat="1"/>
     <w:lsdException w:name="heading 1" w:uiPriority="9" w:qFormat="1"/>
     <w:lsdException w:name="heading 2" w:semiHidden="1" w:uiPriority="9" w:unhideWhenUsed="1" w:qFormat="1"/>
@@ -6059,6 +6260,11 @@
     <w:lsdException w:name="List Table 5 Dark Accent 6" w:uiPriority="50"/>
     <w:lsdException w:name="List Table 6 Colorful Accent 6" w:uiPriority="51"/>
     <w:lsdException w:name="List Table 7 Colorful Accent 6" w:uiPriority="52"/>
+    <w:lsdException w:name="Mention" w:semiHidden="1" w:unhideWhenUsed="1"/>
+    <w:lsdException w:name="Smart Hyperlink" w:semiHidden="1" w:unhideWhenUsed="1"/>
+    <w:lsdException w:name="Hashtag" w:semiHidden="1" w:unhideWhenUsed="1"/>
+    <w:lsdException w:name="Unresolved Mention" w:semiHidden="1" w:unhideWhenUsed="1"/>
+    <w:lsdException w:name="Smart Link" w:semiHidden="1" w:unhideWhenUsed="1"/>
   </w:latentStyles>
   <w:style w:type="paragraph" w:default="1" w:styleId="Normal">
     <w:name w:val="Normal"/>
@@ -6114,7 +6320,6 @@
     <w:next w:val="Normal"/>
     <w:link w:val="Heading3Char"/>
     <w:uiPriority w:val="9"/>
-    <w:semiHidden/>
     <w:unhideWhenUsed/>
     <w:qFormat/>
     <w:rsid w:val="006642C4"/>
@@ -6266,7 +6471,6 @@
   <w:style w:type="character" w:default="1" w:styleId="DefaultParagraphFont">
     <w:name w:val="Default Paragraph Font"/>
     <w:uiPriority w:val="1"/>
-    <w:semiHidden/>
     <w:unhideWhenUsed/>
   </w:style>
   <w:style w:type="table" w:default="1" w:styleId="TableNormal">
@@ -6322,7 +6526,6 @@
     <w:basedOn w:val="DefaultParagraphFont"/>
     <w:link w:val="Heading3"/>
     <w:uiPriority w:val="9"/>
-    <w:semiHidden/>
     <w:rsid w:val="006642C4"/>
     <w:rPr>
       <w:rFonts w:eastAsiaTheme="majorEastAsia" w:cstheme="majorBidi"/>

--- a/1_Python.docx
+++ b/1_Python.docx
@@ -655,16 +655,7 @@
           <w:sz w:val="24"/>
           <w:szCs w:val="24"/>
         </w:rPr>
-        <w:t xml:space="preserve"> until found, else not found</w:t>
-      </w:r>
-      <w:r>
-        <w:rPr>
-          <w:b/>
-          <w:bCs/>
-          <w:sz w:val="24"/>
-          <w:szCs w:val="24"/>
-        </w:rPr>
-        <w:t>”</w:t>
+        <w:t xml:space="preserve"> until found, else not found”</w:t>
       </w:r>
       <w:r>
         <w:rPr>
@@ -704,50 +695,39 @@
           <w:szCs w:val="24"/>
         </w:rPr>
         <w:lastRenderedPageBreak/>
-        <w:t>l = [2,4,6,8,9]</w:t>
-      </w:r>
-    </w:p>
-    <w:p>
-      <w:pPr>
-        <w:tabs>
-          <w:tab w:val="left" w:pos="5625"/>
-        </w:tabs>
-        <w:jc w:val="both"/>
-        <w:rPr>
-          <w:b/>
-          <w:bCs/>
-          <w:sz w:val="24"/>
-          <w:szCs w:val="24"/>
-        </w:rPr>
-      </w:pPr>
-      <w:r>
-        <w:rPr>
-          <w:b/>
-          <w:bCs/>
-          <w:sz w:val="24"/>
-          <w:szCs w:val="24"/>
-        </w:rPr>
-        <w:t xml:space="preserve">for </w:t>
-      </w:r>
-      <w:proofErr w:type="spellStart"/>
-      <w:r>
-        <w:rPr>
-          <w:b/>
-          <w:bCs/>
-          <w:sz w:val="24"/>
-          <w:szCs w:val="24"/>
-        </w:rPr>
-        <w:t>i</w:t>
-      </w:r>
-      <w:proofErr w:type="spellEnd"/>
-      <w:r>
-        <w:rPr>
-          <w:b/>
-          <w:bCs/>
-          <w:sz w:val="24"/>
-          <w:szCs w:val="24"/>
-        </w:rPr>
-        <w:t xml:space="preserve"> in l:</w:t>
+        <w:t>L</w:t>
+      </w:r>
+      <w:r>
+        <w:rPr>
+          <w:b/>
+          <w:bCs/>
+          <w:sz w:val="24"/>
+          <w:szCs w:val="24"/>
+        </w:rPr>
+        <w:t xml:space="preserve"> = [2,4,6,8,9]</w:t>
+      </w:r>
+    </w:p>
+    <w:p>
+      <w:pPr>
+        <w:tabs>
+          <w:tab w:val="left" w:pos="5625"/>
+        </w:tabs>
+        <w:jc w:val="both"/>
+        <w:rPr>
+          <w:b/>
+          <w:bCs/>
+          <w:sz w:val="24"/>
+          <w:szCs w:val="24"/>
+        </w:rPr>
+      </w:pPr>
+      <w:r>
+        <w:rPr>
+          <w:b/>
+          <w:bCs/>
+          <w:sz w:val="24"/>
+          <w:szCs w:val="24"/>
+        </w:rPr>
+        <w:t>for i in l:</w:t>
       </w:r>
     </w:p>
     <w:p>
@@ -811,27 +791,7 @@
           <w:sz w:val="24"/>
           <w:szCs w:val="24"/>
         </w:rPr>
-        <w:t>    print(</w:t>
-      </w:r>
-      <w:proofErr w:type="spellStart"/>
-      <w:r>
-        <w:rPr>
-          <w:b/>
-          <w:bCs/>
-          <w:sz w:val="24"/>
-          <w:szCs w:val="24"/>
-        </w:rPr>
-        <w:t>i</w:t>
-      </w:r>
-      <w:proofErr w:type="spellEnd"/>
-      <w:r>
-        <w:rPr>
-          <w:b/>
-          <w:bCs/>
-          <w:sz w:val="24"/>
-          <w:szCs w:val="24"/>
-        </w:rPr>
-        <w:t>)</w:t>
+        <w:t>    print(i)</w:t>
       </w:r>
     </w:p>
     <w:p>
@@ -943,19 +903,6 @@
         </w:rPr>
         <w:t>without break and else we would have needed Flag for Not found</w:t>
       </w:r>
-    </w:p>
-    <w:p>
-      <w:pPr>
-        <w:tabs>
-          <w:tab w:val="left" w:pos="5625"/>
-        </w:tabs>
-        <w:ind w:left="360"/>
-        <w:jc w:val="both"/>
-        <w:rPr>
-          <w:sz w:val="24"/>
-          <w:szCs w:val="24"/>
-        </w:rPr>
-      </w:pPr>
     </w:p>
     <w:p>
       <w:pPr>
@@ -1169,36 +1116,8 @@
           <w:sz w:val="24"/>
           <w:szCs w:val="24"/>
         </w:rPr>
-        <w:t xml:space="preserve">, </w:t>
-      </w:r>
-      <w:proofErr w:type="spellStart"/>
-      <w:r>
-        <w:rPr>
-          <w:sz w:val="24"/>
-          <w:szCs w:val="24"/>
-        </w:rPr>
-        <w:t>Pygame</w:t>
-      </w:r>
-      <w:proofErr w:type="spellEnd"/>
-      <w:r>
-        <w:rPr>
-          <w:sz w:val="24"/>
-          <w:szCs w:val="24"/>
-        </w:rPr>
-        <w:t>, SciPy, Seaborn</w:t>
-      </w:r>
-    </w:p>
-    <w:p>
-      <w:pPr>
-        <w:tabs>
-          <w:tab w:val="left" w:pos="5625"/>
-        </w:tabs>
-        <w:jc w:val="both"/>
-        <w:rPr>
-          <w:sz w:val="24"/>
-          <w:szCs w:val="24"/>
-        </w:rPr>
-      </w:pPr>
+        <w:t>, Pygame, SciPy, Seaborn</w:t>
+      </w:r>
     </w:p>
     <w:p>
       <w:pPr>
@@ -1546,15 +1465,7 @@
           <w:sz w:val="24"/>
           <w:szCs w:val="24"/>
         </w:rPr>
-        <w:t xml:space="preserve"> other </w:t>
-      </w:r>
-      <w:r>
-        <w:rPr>
-          <w:sz w:val="24"/>
-          <w:szCs w:val="24"/>
-        </w:rPr>
-        <w:lastRenderedPageBreak/>
-        <w:t xml:space="preserve">methods are defined many are specific to single object whereas the other are interactive. </w:t>
+        <w:t xml:space="preserve"> other methods are defined many are specific to single object whereas the other are interactive. </w:t>
       </w:r>
       <w:r>
         <w:rPr>
@@ -2286,15 +2197,7 @@
           <w:sz w:val="24"/>
           <w:szCs w:val="24"/>
         </w:rPr>
-        <w:t xml:space="preserve">A variable defined inside a class but outside any method. It is shared by all instances of the class, so every object accesses the same variable. Changes to it affect all </w:t>
-      </w:r>
-      <w:r>
-        <w:rPr>
-          <w:sz w:val="24"/>
-          <w:szCs w:val="24"/>
-        </w:rPr>
-        <w:lastRenderedPageBreak/>
-        <w:t>instances unless shadowed by an instance variable.</w:t>
+        <w:t>A variable defined inside a class but outside any method. It is shared by all instances of the class, so every object accesses the same variable. Changes to it affect all instances unless shadowed by an instance variable.</w:t>
       </w:r>
       <w:r>
         <w:rPr>
@@ -2352,7 +2255,15 @@
           <w:sz w:val="24"/>
           <w:szCs w:val="24"/>
         </w:rPr>
-        <w:t>A method defined inside a class with the @staticmethod decorator. It does not receive any automatic reference to the instance (self) or class (cls) and cannot access or modify instance or class data. Static methods behave like regular functions grouped inside the class for logical organization.</w:t>
+        <w:t xml:space="preserve">A method defined inside a class with the @staticmethod decorator. It does not </w:t>
+      </w:r>
+      <w:r>
+        <w:rPr>
+          <w:sz w:val="24"/>
+          <w:szCs w:val="24"/>
+        </w:rPr>
+        <w:lastRenderedPageBreak/>
+        <w:t>receive any automatic reference to the instance (self) or class (cls) and cannot access or modify instance or class data. Static methods behave like regular functions grouped inside the class for logical organization.</w:t>
       </w:r>
     </w:p>
     <w:p>
@@ -3193,6 +3104,7 @@
           <w:sz w:val="28"/>
           <w:szCs w:val="28"/>
         </w:rPr>
+        <w:lastRenderedPageBreak/>
         <w:t>Decorators:</w:t>
       </w:r>
     </w:p>
@@ -3844,15 +3756,7 @@
           <w:sz w:val="24"/>
           <w:szCs w:val="24"/>
         </w:rPr>
-        <w:t xml:space="preserve">)), which forces Python to generate and store the numbers from 1 to 9. While range is reusable and </w:t>
-      </w:r>
-      <w:r>
-        <w:rPr>
-          <w:sz w:val="24"/>
-          <w:szCs w:val="24"/>
-        </w:rPr>
-        <w:lastRenderedPageBreak/>
-        <w:t xml:space="preserve">behaves like a sequence, generators are true iterators that can only be consumed once. This lazy </w:t>
+        <w:t xml:space="preserve">)), which forces Python to generate and store the numbers from 1 to 9. While range is reusable and behaves like a sequence, generators are true iterators that can only be consumed once. This lazy </w:t>
       </w:r>
       <w:r>
         <w:rPr>
@@ -3908,6 +3812,7 @@
         </w:numPr>
       </w:pPr>
       <w:r>
+        <w:lastRenderedPageBreak/>
         <w:t xml:space="preserve">In Python, every file can be </w:t>
       </w:r>
       <w:r>
@@ -4136,21 +4041,12 @@
         </w:rPr>
         <w:t>XX [</w:t>
       </w:r>
-      <w:proofErr w:type="spellStart"/>
-      <w:r>
-        <w:rPr>
-          <w:sz w:val="24"/>
-          <w:szCs w:val="24"/>
-        </w:rPr>
-        <w:t>i,j</w:t>
-      </w:r>
-      <w:proofErr w:type="spellEnd"/>
-      <w:r>
-        <w:rPr>
-          <w:sz w:val="24"/>
-          <w:szCs w:val="24"/>
-        </w:rPr>
-        <w:t>] and </w:t>
+      <w:r>
+        <w:rPr>
+          <w:sz w:val="24"/>
+          <w:szCs w:val="24"/>
+        </w:rPr>
+        <w:t>i,j] and </w:t>
       </w:r>
       <w:r>
         <w:rPr>
@@ -4159,21 +4055,12 @@
         </w:rPr>
         <w:t>YY [</w:t>
       </w:r>
-      <w:proofErr w:type="spellStart"/>
-      <w:r>
-        <w:rPr>
-          <w:sz w:val="24"/>
-          <w:szCs w:val="24"/>
-        </w:rPr>
-        <w:t>i,j</w:t>
-      </w:r>
-      <w:proofErr w:type="spellEnd"/>
-      <w:r>
-        <w:rPr>
-          <w:sz w:val="24"/>
-          <w:szCs w:val="24"/>
-        </w:rPr>
-        <w:t>] forms one unique coordinate, and the total number of elements in either grid equals len(x) * len(y). The structured grid format is especially useful for vectorized computations, visualizations (surface plots, contour maps, heatmaps), and scientific simulations, as it allows evaluating functions or applying operations to every point in the grid without explicit loops. While this representation contains all combinations of x and y, its 2D structure makes it directly compatible with plotting libraries and numerical methods; if needed, it can be flattened to get a simple list of coordinate pairs.</w:t>
+      <w:r>
+        <w:rPr>
+          <w:sz w:val="24"/>
+          <w:szCs w:val="24"/>
+        </w:rPr>
+        <w:t>i,j] forms one unique coordinate, and the total number of elements in either grid equals len(x) * len(y). The structured grid format is especially useful for vectorized computations, visualizations (surface plots, contour maps, heatmaps), and scientific simulations, as it allows evaluating functions or applying operations to every point in the grid without explicit loops. While this representation contains all combinations of x and y, its 2D structure makes it directly compatible with plotting libraries and numerical methods; if needed, it can be flattened to get a simple list of coordinate pairs.</w:t>
       </w:r>
     </w:p>
     <w:p>
@@ -4266,23 +4153,7 @@
           <w:sz w:val="24"/>
           <w:szCs w:val="24"/>
         </w:rPr>
-        <w:t>) seeds Python’s own random generator, while NumPy has its own implementation </w:t>
-      </w:r>
-      <w:proofErr w:type="spellStart"/>
-      <w:r>
-        <w:rPr>
-          <w:sz w:val="24"/>
-          <w:szCs w:val="24"/>
-        </w:rPr>
-        <w:t>numpy.random.seed</w:t>
-      </w:r>
-      <w:proofErr w:type="spellEnd"/>
-      <w:r>
-        <w:rPr>
-          <w:sz w:val="24"/>
-          <w:szCs w:val="24"/>
-        </w:rPr>
-        <w:t>() for its legacy random number generator, and the modern numpy.random.default_rng(seed) for improved control. Many libraries like pandas and scikit</w:t>
+        <w:t>) seeds Python’s own random generator, while NumPy has its own implementation numpy.random.seed() for its legacy random number generator, and the modern numpy.random.default_rng(seed) for improved control. Many libraries like pandas and scikit</w:t>
       </w:r>
       <w:r>
         <w:rPr>
@@ -6471,6 +6342,7 @@
   <w:style w:type="character" w:default="1" w:styleId="DefaultParagraphFont">
     <w:name w:val="Default Paragraph Font"/>
     <w:uiPriority w:val="1"/>
+    <w:semiHidden/>
     <w:unhideWhenUsed/>
   </w:style>
   <w:style w:type="table" w:default="1" w:styleId="TableNormal">

--- a/1_Python.docx
+++ b/1_Python.docx
@@ -2,27 +2,536 @@
 <file path=word/document.xml><?xml version="1.0" encoding="utf-8"?>
 <w:document xmlns:wpc="http://schemas.microsoft.com/office/word/2010/wordprocessingCanvas" xmlns:cx="http://schemas.microsoft.com/office/drawing/2014/chartex" xmlns:cx1="http://schemas.microsoft.com/office/drawing/2015/9/8/chartex" xmlns:cx2="http://schemas.microsoft.com/office/drawing/2015/10/21/chartex" xmlns:cx3="http://schemas.microsoft.com/office/drawing/2016/5/9/chartex" xmlns:cx4="http://schemas.microsoft.com/office/drawing/2016/5/10/chartex" xmlns:cx5="http://schemas.microsoft.com/office/drawing/2016/5/11/chartex" xmlns:cx6="http://schemas.microsoft.com/office/drawing/2016/5/12/chartex" xmlns:cx7="http://schemas.microsoft.com/office/drawing/2016/5/13/chartex" xmlns:cx8="http://schemas.microsoft.com/office/drawing/2016/5/14/chartex" xmlns:mc="http://schemas.openxmlformats.org/markup-compatibility/2006" xmlns:aink="http://schemas.microsoft.com/office/drawing/2016/ink" xmlns:am3d="http://schemas.microsoft.com/office/drawing/2017/model3d" xmlns:o="urn:schemas-microsoft-com:office:office" xmlns:oel="http://schemas.microsoft.com/office/2019/extlst" xmlns:r="http://schemas.openxmlformats.org/officeDocument/2006/relationships" xmlns:m="http://schemas.openxmlformats.org/officeDocument/2006/math" xmlns:v="urn:schemas-microsoft-com:vml" xmlns:wp14="http://schemas.microsoft.com/office/word/2010/wordprocessingDrawing" xmlns:wp="http://schemas.openxmlformats.org/drawingml/2006/wordprocessingDrawing" xmlns:w10="urn:schemas-microsoft-com:office:word" xmlns:w="http://schemas.openxmlformats.org/wordprocessingml/2006/main" xmlns:w14="http://schemas.microsoft.com/office/word/2010/wordml" xmlns:w15="http://schemas.microsoft.com/office/word/2012/wordml" xmlns:w16cex="http://schemas.microsoft.com/office/word/2018/wordml/cex" xmlns:w16cid="http://schemas.microsoft.com/office/word/2016/wordml/cid" xmlns:w16="http://schemas.microsoft.com/office/word/2018/wordml" xmlns:w16du="http://schemas.microsoft.com/office/word/2023/wordml/word16du" xmlns:w16sdtdh="http://schemas.microsoft.com/office/word/2020/wordml/sdtdatahash" xmlns:w16sdtfl="http://schemas.microsoft.com/office/word/2024/wordml/sdtformatlock" xmlns:w16se="http://schemas.microsoft.com/office/word/2015/wordml/symex" xmlns:wpg="http://schemas.microsoft.com/office/word/2010/wordprocessingGroup" xmlns:wpi="http://schemas.microsoft.com/office/word/2010/wordprocessingInk" xmlns:wne="http://schemas.microsoft.com/office/word/2006/wordml" xmlns:wps="http://schemas.microsoft.com/office/word/2010/wordprocessingShape" mc:Ignorable="w14 w15 w16se w16cid w16 w16cex w16sdtdh w16sdtfl w16du wp14">
   <w:body>
-    <w:p>
-      <w:pPr>
-        <w:tabs>
-          <w:tab w:val="left" w:pos="5625"/>
-        </w:tabs>
-        <w:jc w:val="both"/>
-        <w:rPr>
-          <w:b/>
-          <w:bCs/>
-          <w:sz w:val="36"/>
-          <w:szCs w:val="36"/>
-        </w:rPr>
-      </w:pPr>
-      <w:r>
-        <w:rPr>
-          <w:b/>
-          <w:bCs/>
-          <w:sz w:val="36"/>
-          <w:szCs w:val="36"/>
-        </w:rPr>
-        <w:t>Python</w:t>
+    <w:sdt>
+      <w:sdtPr>
+        <w:rPr>
+          <w:rFonts w:asciiTheme="minorHAnsi" w:eastAsiaTheme="minorHAnsi" w:hAnsiTheme="minorHAnsi" w:cstheme="minorBidi"/>
+          <w:color w:val="auto"/>
+          <w:kern w:val="2"/>
+          <w:sz w:val="22"/>
+          <w:szCs w:val="22"/>
+          <w:lang w:val="en-IN"/>
+          <w14:ligatures w14:val="standardContextual"/>
+        </w:rPr>
+        <w:id w:val="405264770"/>
+        <w:docPartObj>
+          <w:docPartGallery w:val="Table of Contents"/>
+          <w:docPartUnique/>
+        </w:docPartObj>
+      </w:sdtPr>
+      <w:sdtEndPr>
+        <w:rPr>
+          <w:b/>
+          <w:bCs/>
+          <w:noProof/>
+        </w:rPr>
+      </w:sdtEndPr>
+      <w:sdtContent>
+        <w:p>
+          <w:pPr>
+            <w:pStyle w:val="TOCHeading"/>
+            <w:rPr>
+              <w:rFonts w:ascii="Aptos" w:hAnsi="Aptos"/>
+              <w:b/>
+              <w:bCs/>
+              <w:sz w:val="24"/>
+              <w:szCs w:val="24"/>
+            </w:rPr>
+          </w:pPr>
+          <w:r>
+            <w:rPr>
+              <w:rFonts w:ascii="Aptos" w:hAnsi="Aptos"/>
+              <w:b/>
+              <w:bCs/>
+              <w:sz w:val="24"/>
+              <w:szCs w:val="24"/>
+            </w:rPr>
+            <w:t>Contents</w:t>
+          </w:r>
+        </w:p>
+        <w:p>
+          <w:pPr>
+            <w:pStyle w:val="TOC1"/>
+            <w:rPr>
+              <w:rFonts w:eastAsiaTheme="minorEastAsia"/>
+              <w:lang w:eastAsia="en-IN"/>
+            </w:rPr>
+          </w:pPr>
+          <w:r>
+            <w:rPr>
+              <w:rFonts w:ascii="Aptos" w:hAnsi="Aptos"/>
+              <w:noProof w:val="0"/>
+            </w:rPr>
+            <w:fldChar w:fldCharType="begin"/>
+          </w:r>
+          <w:r>
+            <w:rPr>
+              <w:rFonts w:ascii="Aptos" w:hAnsi="Aptos"/>
+            </w:rPr>
+            <w:instrText xml:space="preserve"> TOC \o "1-3" \h \z \u </w:instrText>
+          </w:r>
+          <w:r>
+            <w:rPr>
+              <w:rFonts w:ascii="Aptos" w:hAnsi="Aptos"/>
+              <w:noProof w:val="0"/>
+            </w:rPr>
+            <w:fldChar w:fldCharType="separate"/>
+          </w:r>
+          <w:hyperlink w:anchor="_Toc222118269" w:history="1">
+            <w:r>
+              <w:rPr>
+                <w:rStyle w:val="Hyperlink"/>
+              </w:rPr>
+              <w:t>Special Points</w:t>
+            </w:r>
+            <w:r>
+              <w:rPr>
+                <w:webHidden/>
+              </w:rPr>
+              <w:tab/>
+            </w:r>
+            <w:r>
+              <w:rPr>
+                <w:webHidden/>
+              </w:rPr>
+              <w:fldChar w:fldCharType="begin"/>
+            </w:r>
+            <w:r>
+              <w:rPr>
+                <w:webHidden/>
+              </w:rPr>
+              <w:instrText xml:space="preserve"> PAGEREF _Toc222118269 \h </w:instrText>
+            </w:r>
+            <w:r>
+              <w:rPr>
+                <w:webHidden/>
+              </w:rPr>
+            </w:r>
+            <w:r>
+              <w:rPr>
+                <w:webHidden/>
+              </w:rPr>
+              <w:fldChar w:fldCharType="separate"/>
+            </w:r>
+            <w:r>
+              <w:rPr>
+                <w:webHidden/>
+              </w:rPr>
+              <w:t>1</w:t>
+            </w:r>
+            <w:r>
+              <w:rPr>
+                <w:webHidden/>
+              </w:rPr>
+              <w:fldChar w:fldCharType="end"/>
+            </w:r>
+          </w:hyperlink>
+        </w:p>
+        <w:p>
+          <w:pPr>
+            <w:pStyle w:val="TOC3"/>
+            <w:tabs>
+              <w:tab w:val="right" w:leader="dot" w:pos="9062"/>
+            </w:tabs>
+            <w:rPr>
+              <w:rFonts w:eastAsiaTheme="minorEastAsia"/>
+              <w:noProof/>
+              <w:sz w:val="24"/>
+              <w:szCs w:val="24"/>
+              <w:lang w:eastAsia="en-IN"/>
+            </w:rPr>
+          </w:pPr>
+          <w:hyperlink w:anchor="_Toc222118270" w:history="1">
+            <w:r>
+              <w:rPr>
+                <w:rStyle w:val="Hyperlink"/>
+                <w:rFonts w:ascii="Segoe UI Symbol" w:hAnsi="Segoe UI Symbol" w:cs="Segoe UI Symbol"/>
+                <w:noProof/>
+              </w:rPr>
+              <w:t>✔</w:t>
+            </w:r>
+            <w:r>
+              <w:rPr>
+                <w:rStyle w:val="Hyperlink"/>
+                <w:noProof/>
+              </w:rPr>
+              <w:t xml:space="preserve"> In a single comprehension, loops go left → right → later loop = inner</w:t>
+            </w:r>
+            <w:r>
+              <w:rPr>
+                <w:noProof/>
+                <w:webHidden/>
+              </w:rPr>
+              <w:tab/>
+            </w:r>
+            <w:r>
+              <w:rPr>
+                <w:noProof/>
+                <w:webHidden/>
+              </w:rPr>
+              <w:fldChar w:fldCharType="begin"/>
+            </w:r>
+            <w:r>
+              <w:rPr>
+                <w:noProof/>
+                <w:webHidden/>
+              </w:rPr>
+              <w:instrText xml:space="preserve"> PAGEREF _Toc222118270 \h </w:instrText>
+            </w:r>
+            <w:r>
+              <w:rPr>
+                <w:noProof/>
+                <w:webHidden/>
+              </w:rPr>
+            </w:r>
+            <w:r>
+              <w:rPr>
+                <w:noProof/>
+                <w:webHidden/>
+              </w:rPr>
+              <w:fldChar w:fldCharType="separate"/>
+            </w:r>
+            <w:r>
+              <w:rPr>
+                <w:noProof/>
+                <w:webHidden/>
+              </w:rPr>
+              <w:t>1</w:t>
+            </w:r>
+            <w:r>
+              <w:rPr>
+                <w:noProof/>
+                <w:webHidden/>
+              </w:rPr>
+              <w:fldChar w:fldCharType="end"/>
+            </w:r>
+          </w:hyperlink>
+        </w:p>
+        <w:p>
+          <w:pPr>
+            <w:pStyle w:val="TOC3"/>
+            <w:tabs>
+              <w:tab w:val="right" w:leader="dot" w:pos="9062"/>
+            </w:tabs>
+            <w:rPr>
+              <w:rFonts w:eastAsiaTheme="minorEastAsia"/>
+              <w:noProof/>
+              <w:sz w:val="24"/>
+              <w:szCs w:val="24"/>
+              <w:lang w:eastAsia="en-IN"/>
+            </w:rPr>
+          </w:pPr>
+          <w:hyperlink w:anchor="_Toc222118271" w:history="1">
+            <w:r>
+              <w:rPr>
+                <w:rStyle w:val="Hyperlink"/>
+                <w:rFonts w:ascii="Segoe UI Symbol" w:hAnsi="Segoe UI Symbol" w:cs="Segoe UI Symbol"/>
+                <w:noProof/>
+              </w:rPr>
+              <w:t>✔</w:t>
+            </w:r>
+            <w:r>
+              <w:rPr>
+                <w:rStyle w:val="Hyperlink"/>
+                <w:noProof/>
+              </w:rPr>
+              <w:t xml:space="preserve"> In nested comprehensions, the </w:t>
+            </w:r>
+            <w:r>
+              <w:rPr>
+                <w:rStyle w:val="Hyperlink"/>
+                <w:i/>
+                <w:iCs/>
+                <w:noProof/>
+              </w:rPr>
+              <w:t>outer bracket</w:t>
+            </w:r>
+            <w:r>
+              <w:rPr>
+                <w:rStyle w:val="Hyperlink"/>
+                <w:noProof/>
+              </w:rPr>
+              <w:t xml:space="preserve"> executes first, then the inner bracket.</w:t>
+            </w:r>
+            <w:r>
+              <w:rPr>
+                <w:noProof/>
+                <w:webHidden/>
+              </w:rPr>
+              <w:tab/>
+            </w:r>
+            <w:r>
+              <w:rPr>
+                <w:noProof/>
+                <w:webHidden/>
+              </w:rPr>
+              <w:fldChar w:fldCharType="begin"/>
+            </w:r>
+            <w:r>
+              <w:rPr>
+                <w:noProof/>
+                <w:webHidden/>
+              </w:rPr>
+              <w:instrText xml:space="preserve"> PAGEREF _Toc222118271 \h </w:instrText>
+            </w:r>
+            <w:r>
+              <w:rPr>
+                <w:noProof/>
+                <w:webHidden/>
+              </w:rPr>
+            </w:r>
+            <w:r>
+              <w:rPr>
+                <w:noProof/>
+                <w:webHidden/>
+              </w:rPr>
+              <w:fldChar w:fldCharType="separate"/>
+            </w:r>
+            <w:r>
+              <w:rPr>
+                <w:noProof/>
+                <w:webHidden/>
+              </w:rPr>
+              <w:t>1</w:t>
+            </w:r>
+            <w:r>
+              <w:rPr>
+                <w:noProof/>
+                <w:webHidden/>
+              </w:rPr>
+              <w:fldChar w:fldCharType="end"/>
+            </w:r>
+          </w:hyperlink>
+        </w:p>
+        <w:p>
+          <w:pPr>
+            <w:pStyle w:val="TOC2"/>
+            <w:tabs>
+              <w:tab w:val="right" w:leader="dot" w:pos="9062"/>
+            </w:tabs>
+            <w:rPr>
+              <w:rFonts w:eastAsiaTheme="minorEastAsia"/>
+              <w:noProof/>
+              <w:sz w:val="24"/>
+              <w:szCs w:val="24"/>
+              <w:lang w:eastAsia="en-IN"/>
+            </w:rPr>
+          </w:pPr>
+          <w:hyperlink w:anchor="_Toc222118272" w:history="1">
+            <w:r>
+              <w:rPr>
+                <w:rStyle w:val="Hyperlink"/>
+                <w:rFonts w:ascii="Aptos" w:hAnsi="Aptos"/>
+                <w:b/>
+                <w:bCs/>
+                <w:noProof/>
+              </w:rPr>
+              <w:t>NumPy</w:t>
+            </w:r>
+            <w:r>
+              <w:rPr>
+                <w:noProof/>
+                <w:webHidden/>
+              </w:rPr>
+              <w:tab/>
+            </w:r>
+            <w:r>
+              <w:rPr>
+                <w:noProof/>
+                <w:webHidden/>
+              </w:rPr>
+              <w:fldChar w:fldCharType="begin"/>
+            </w:r>
+            <w:r>
+              <w:rPr>
+                <w:noProof/>
+                <w:webHidden/>
+              </w:rPr>
+              <w:instrText xml:space="preserve"> PAGEREF _Toc222118272 \h </w:instrText>
+            </w:r>
+            <w:r>
+              <w:rPr>
+                <w:noProof/>
+                <w:webHidden/>
+              </w:rPr>
+            </w:r>
+            <w:r>
+              <w:rPr>
+                <w:noProof/>
+                <w:webHidden/>
+              </w:rPr>
+              <w:fldChar w:fldCharType="separate"/>
+            </w:r>
+            <w:r>
+              <w:rPr>
+                <w:noProof/>
+                <w:webHidden/>
+              </w:rPr>
+              <w:t>7</w:t>
+            </w:r>
+            <w:r>
+              <w:rPr>
+                <w:noProof/>
+                <w:webHidden/>
+              </w:rPr>
+              <w:fldChar w:fldCharType="end"/>
+            </w:r>
+          </w:hyperlink>
+        </w:p>
+        <w:p>
+          <w:pPr>
+            <w:pStyle w:val="TOC1"/>
+            <w:rPr>
+              <w:rFonts w:eastAsiaTheme="minorEastAsia"/>
+              <w:lang w:eastAsia="en-IN"/>
+            </w:rPr>
+          </w:pPr>
+          <w:hyperlink w:anchor="_Toc222118273" w:history="1">
+            <w:r>
+              <w:rPr>
+                <w:rStyle w:val="Hyperlink"/>
+                <w:lang w:val="en-US"/>
+              </w:rPr>
+              <w:t>Python Problem solving</w:t>
+            </w:r>
+            <w:r>
+              <w:rPr>
+                <w:webHidden/>
+              </w:rPr>
+              <w:tab/>
+            </w:r>
+            <w:r>
+              <w:rPr>
+                <w:webHidden/>
+              </w:rPr>
+              <w:fldChar w:fldCharType="begin"/>
+            </w:r>
+            <w:r>
+              <w:rPr>
+                <w:webHidden/>
+              </w:rPr>
+              <w:instrText xml:space="preserve"> PAGEREF _Toc222118273 \h </w:instrText>
+            </w:r>
+            <w:r>
+              <w:rPr>
+                <w:webHidden/>
+              </w:rPr>
+            </w:r>
+            <w:r>
+              <w:rPr>
+                <w:webHidden/>
+              </w:rPr>
+              <w:fldChar w:fldCharType="separate"/>
+            </w:r>
+            <w:r>
+              <w:rPr>
+                <w:webHidden/>
+              </w:rPr>
+              <w:t>10</w:t>
+            </w:r>
+            <w:r>
+              <w:rPr>
+                <w:webHidden/>
+              </w:rPr>
+              <w:fldChar w:fldCharType="end"/>
+            </w:r>
+          </w:hyperlink>
+        </w:p>
+        <w:p>
+          <w:pPr>
+            <w:pStyle w:val="TOC1"/>
+            <w:rPr>
+              <w:rFonts w:eastAsiaTheme="minorEastAsia"/>
+              <w:lang w:eastAsia="en-IN"/>
+            </w:rPr>
+          </w:pPr>
+          <w:hyperlink w:anchor="_Toc222118274" w:history="1">
+            <w:r>
+              <w:rPr>
+                <w:rStyle w:val="Hyperlink"/>
+              </w:rPr>
+              <w:t>Interview Questions</w:t>
+            </w:r>
+            <w:r>
+              <w:rPr>
+                <w:webHidden/>
+              </w:rPr>
+              <w:tab/>
+            </w:r>
+            <w:r>
+              <w:rPr>
+                <w:webHidden/>
+              </w:rPr>
+              <w:fldChar w:fldCharType="begin"/>
+            </w:r>
+            <w:r>
+              <w:rPr>
+                <w:webHidden/>
+              </w:rPr>
+              <w:instrText xml:space="preserve"> PAGEREF _Toc222118274 \h </w:instrText>
+            </w:r>
+            <w:r>
+              <w:rPr>
+                <w:webHidden/>
+              </w:rPr>
+            </w:r>
+            <w:r>
+              <w:rPr>
+                <w:webHidden/>
+              </w:rPr>
+              <w:fldChar w:fldCharType="separate"/>
+            </w:r>
+            <w:r>
+              <w:rPr>
+                <w:webHidden/>
+              </w:rPr>
+              <w:t>11</w:t>
+            </w:r>
+            <w:r>
+              <w:rPr>
+                <w:webHidden/>
+              </w:rPr>
+              <w:fldChar w:fldCharType="end"/>
+            </w:r>
+          </w:hyperlink>
+        </w:p>
+        <w:p>
+          <w:r>
+            <w:rPr>
+              <w:rFonts w:ascii="Aptos" w:hAnsi="Aptos"/>
+              <w:b/>
+              <w:bCs/>
+              <w:noProof/>
+              <w:sz w:val="24"/>
+              <w:szCs w:val="24"/>
+            </w:rPr>
+            <w:fldChar w:fldCharType="end"/>
+          </w:r>
+        </w:p>
+      </w:sdtContent>
+    </w:sdt>
+    <w:p>
+      <w:pPr>
+        <w:pStyle w:val="Heading1"/>
+      </w:pPr>
+      <w:bookmarkStart w:id="0" w:name="_Toc222118269"/>
+      <w:r>
+        <w:t>Special Points</w:t>
+      </w:r>
+      <w:bookmarkEnd w:id="0"/>
+      <w:r>
+        <w:t xml:space="preserve"> </w:t>
+      </w:r>
+    </w:p>
+    <w:p>
+      <w:r>
+        <w:t xml:space="preserve">(Later </w:t>
+      </w:r>
+      <w:r>
+        <w:t>on,</w:t>
+      </w:r>
+      <w:r>
+        <w:t xml:space="preserve"> do merge with the actual notes after converting the print notes in digital format) </w:t>
       </w:r>
     </w:p>
     <w:p>
@@ -318,29 +827,15 @@
     </w:p>
     <w:p>
       <w:pPr>
-        <w:pStyle w:val="ListParagraph"/>
-        <w:tabs>
-          <w:tab w:val="left" w:pos="5625"/>
-        </w:tabs>
-        <w:ind w:left="360"/>
+        <w:tabs>
+          <w:tab w:val="left" w:pos="5625"/>
+        </w:tabs>
         <w:jc w:val="both"/>
         <w:rPr>
           <w:sz w:val="24"/>
           <w:szCs w:val="24"/>
         </w:rPr>
       </w:pPr>
-    </w:p>
-    <w:p>
-      <w:pPr>
-        <w:tabs>
-          <w:tab w:val="left" w:pos="5625"/>
-        </w:tabs>
-        <w:jc w:val="both"/>
-        <w:rPr>
-          <w:sz w:val="24"/>
-          <w:szCs w:val="24"/>
-        </w:rPr>
-      </w:pPr>
       <w:r>
         <w:rPr>
           <w:b/>
@@ -383,6 +878,7 @@
       <w:pPr>
         <w:pStyle w:val="Heading3"/>
       </w:pPr>
+      <w:bookmarkStart w:id="1" w:name="_Toc222118270"/>
       <w:r>
         <w:rPr>
           <w:rFonts w:ascii="Segoe UI Symbol" w:hAnsi="Segoe UI Symbol" w:cs="Segoe UI Symbol"/>
@@ -411,11 +907,13 @@
         </w:rPr>
         <w:t>inner</w:t>
       </w:r>
+      <w:bookmarkEnd w:id="1"/>
     </w:p>
     <w:p>
       <w:pPr>
         <w:pStyle w:val="Heading3"/>
       </w:pPr>
+      <w:bookmarkStart w:id="2" w:name="_Toc222118271"/>
       <w:r>
         <w:rPr>
           <w:rFonts w:ascii="Segoe UI Symbol" w:hAnsi="Segoe UI Symbol" w:cs="Segoe UI Symbol"/>
@@ -434,18 +932,7 @@
       <w:r>
         <w:t xml:space="preserve"> executes first, then the inner bracket.</w:t>
       </w:r>
-    </w:p>
-    <w:p>
-      <w:pPr>
-        <w:tabs>
-          <w:tab w:val="left" w:pos="5625"/>
-        </w:tabs>
-        <w:jc w:val="both"/>
-        <w:rPr>
-          <w:sz w:val="24"/>
-          <w:szCs w:val="24"/>
-        </w:rPr>
-      </w:pPr>
+      <w:bookmarkEnd w:id="2"/>
     </w:p>
     <w:p>
       <w:pPr>
@@ -489,6 +976,7 @@
         <w:tabs>
           <w:tab w:val="left" w:pos="5625"/>
         </w:tabs>
+        <w:spacing w:after="80"/>
         <w:jc w:val="both"/>
         <w:rPr>
           <w:sz w:val="24"/>
@@ -539,6 +1027,7 @@
           <w:sz w:val="24"/>
           <w:szCs w:val="24"/>
         </w:rPr>
+        <w:lastRenderedPageBreak/>
         <w:t xml:space="preserve">Sorted ([‘Harshal’, ‘Nayan’]), sorting start based off comparing from left, if unmatched found then it stops there itself. Same for the numbers. </w:t>
       </w:r>
     </w:p>
@@ -694,7 +1183,6 @@
           <w:sz w:val="24"/>
           <w:szCs w:val="24"/>
         </w:rPr>
-        <w:lastRenderedPageBreak/>
         <w:t>L</w:t>
       </w:r>
       <w:r>
@@ -1237,15 +1725,6 @@
           <w:szCs w:val="24"/>
         </w:rPr>
       </w:pPr>
-      <w:r>
-        <w:rPr>
-          <w:b/>
-          <w:bCs/>
-          <w:sz w:val="24"/>
-          <w:szCs w:val="24"/>
-        </w:rPr>
-        <w:t xml:space="preserve">OOPS: </w:t>
-      </w:r>
     </w:p>
     <w:p>
       <w:pPr>
@@ -1255,51 +1734,21 @@
         <w:spacing w:after="0" w:line="240" w:lineRule="auto"/>
         <w:jc w:val="both"/>
         <w:rPr>
-          <w:sz w:val="24"/>
-          <w:szCs w:val="24"/>
-        </w:rPr>
-      </w:pPr>
-      <w:r>
-        <w:rPr>
-          <w:sz w:val="24"/>
-          <w:szCs w:val="24"/>
-        </w:rPr>
-        <w:t>Special methods (</w:t>
-      </w:r>
-      <w:r>
-        <w:rPr>
-          <w:sz w:val="24"/>
-          <w:szCs w:val="24"/>
-        </w:rPr>
-        <w:t>Dunder</w:t>
-      </w:r>
-      <w:r>
-        <w:rPr>
-          <w:sz w:val="24"/>
-          <w:szCs w:val="24"/>
-        </w:rPr>
-        <w:t xml:space="preserve"> </w:t>
-      </w:r>
-      <w:r>
-        <w:rPr>
-          <w:sz w:val="24"/>
-          <w:szCs w:val="24"/>
-        </w:rPr>
-        <w:t>methods</w:t>
-      </w:r>
-      <w:r>
-        <w:rPr>
-          <w:sz w:val="24"/>
-          <w:szCs w:val="24"/>
-        </w:rPr>
-        <w:t>)</w:t>
-      </w:r>
-      <w:r>
-        <w:rPr>
-          <w:sz w:val="24"/>
-          <w:szCs w:val="24"/>
-        </w:rPr>
-        <w:t>:</w:t>
+          <w:b/>
+          <w:bCs/>
+          <w:sz w:val="24"/>
+          <w:szCs w:val="24"/>
+        </w:rPr>
+      </w:pPr>
+      <w:r>
+        <w:rPr>
+          <w:b/>
+          <w:bCs/>
+          <w:sz w:val="24"/>
+          <w:szCs w:val="24"/>
+        </w:rPr>
+        <w:lastRenderedPageBreak/>
+        <w:t xml:space="preserve">OOPS: </w:t>
       </w:r>
     </w:p>
     <w:p>
@@ -1319,70 +1768,42 @@
           <w:sz w:val="24"/>
           <w:szCs w:val="24"/>
         </w:rPr>
-        <w:t xml:space="preserve">Methods which </w:t>
-      </w:r>
-      <w:r>
-        <w:rPr>
-          <w:sz w:val="24"/>
-          <w:szCs w:val="24"/>
-        </w:rPr>
-        <w:t>have</w:t>
-      </w:r>
-      <w:r>
-        <w:rPr>
-          <w:sz w:val="24"/>
-          <w:szCs w:val="24"/>
-        </w:rPr>
-        <w:t xml:space="preserve"> special ability, which </w:t>
-      </w:r>
-      <w:r>
-        <w:rPr>
-          <w:sz w:val="24"/>
-          <w:szCs w:val="24"/>
-        </w:rPr>
-        <w:t>gets</w:t>
-      </w:r>
-      <w:r>
-        <w:rPr>
-          <w:sz w:val="24"/>
-          <w:szCs w:val="24"/>
-        </w:rPr>
-        <w:t xml:space="preserve"> externally called based off the </w:t>
-      </w:r>
-      <w:r>
-        <w:rPr>
-          <w:sz w:val="24"/>
-          <w:szCs w:val="24"/>
-        </w:rPr>
-        <w:t>conditions</w:t>
-      </w:r>
-      <w:r>
-        <w:rPr>
-          <w:sz w:val="24"/>
-          <w:szCs w:val="24"/>
-        </w:rPr>
-        <w:t xml:space="preserve"> specified mostly externally, the logic is written for the special condition in terms of new method, and as the </w:t>
-      </w:r>
-      <w:r>
-        <w:rPr>
-          <w:sz w:val="24"/>
-          <w:szCs w:val="24"/>
-        </w:rPr>
-        <w:t>condition</w:t>
-      </w:r>
-      <w:r>
-        <w:rPr>
-          <w:sz w:val="24"/>
-          <w:szCs w:val="24"/>
-        </w:rPr>
-        <w:t xml:space="preserve"> is mate the </w:t>
-      </w:r>
-      <w:r>
-        <w:rPr>
-          <w:sz w:val="24"/>
-          <w:szCs w:val="24"/>
-        </w:rPr>
-        <w:t xml:space="preserve">same method is called. </w:t>
+        <w:t>Special methods (</w:t>
+      </w:r>
+      <w:r>
+        <w:rPr>
+          <w:sz w:val="24"/>
+          <w:szCs w:val="24"/>
+        </w:rPr>
+        <w:t>Dunder</w:t>
+      </w:r>
+      <w:r>
+        <w:rPr>
+          <w:sz w:val="24"/>
+          <w:szCs w:val="24"/>
+        </w:rPr>
+        <w:t xml:space="preserve"> </w:t>
+      </w:r>
+      <w:r>
+        <w:rPr>
+          <w:sz w:val="24"/>
+          <w:szCs w:val="24"/>
+        </w:rPr>
+        <w:t>methods</w:t>
+      </w:r>
+      <w:r>
+        <w:rPr>
+          <w:sz w:val="24"/>
+          <w:szCs w:val="24"/>
+        </w:rPr>
+        <w:t>)</w:t>
+      </w:r>
+      <w:r>
+        <w:rPr>
+          <w:sz w:val="24"/>
+          <w:szCs w:val="24"/>
+        </w:rPr>
+        <w:t>:</w:t>
       </w:r>
     </w:p>
     <w:p>
@@ -1402,98 +1823,70 @@
           <w:sz w:val="24"/>
           <w:szCs w:val="24"/>
         </w:rPr>
-        <w:t xml:space="preserve">Example, add, write the special method inside the class with __add__ where it takes one set of input from the current (object) from the future, </w:t>
-      </w:r>
-      <w:r>
-        <w:rPr>
-          <w:sz w:val="24"/>
-          <w:szCs w:val="24"/>
-        </w:rPr>
-        <w:t xml:space="preserve">and the other input from the other object where the other object </w:t>
-      </w:r>
-      <w:r>
-        <w:rPr>
-          <w:sz w:val="24"/>
-          <w:szCs w:val="24"/>
-        </w:rPr>
-        <w:t>must</w:t>
-      </w:r>
-      <w:r>
-        <w:rPr>
-          <w:sz w:val="24"/>
-          <w:szCs w:val="24"/>
-        </w:rPr>
-        <w:t xml:space="preserve"> be passed to the special method like the self. </w:t>
-      </w:r>
-      <w:r>
-        <w:rPr>
-          <w:sz w:val="24"/>
-          <w:szCs w:val="24"/>
-        </w:rPr>
-        <w:t xml:space="preserve"> The special condition here would be the use of + in </w:t>
-      </w:r>
-      <w:r>
-        <w:rPr>
-          <w:sz w:val="24"/>
-          <w:szCs w:val="24"/>
-        </w:rPr>
-        <w:t>the object</w:t>
-      </w:r>
-      <w:r>
-        <w:rPr>
-          <w:sz w:val="24"/>
-          <w:szCs w:val="24"/>
-        </w:rPr>
-        <w:t xml:space="preserve">1 and object2. </w:t>
-      </w:r>
-      <w:r>
-        <w:rPr>
-          <w:sz w:val="24"/>
-          <w:szCs w:val="24"/>
-        </w:rPr>
-        <w:t xml:space="preserve"> </w:t>
-      </w:r>
-      <w:r>
-        <w:rPr>
-          <w:sz w:val="24"/>
-          <w:szCs w:val="24"/>
-        </w:rPr>
-        <w:t>Likewise</w:t>
-      </w:r>
-      <w:r>
-        <w:rPr>
-          <w:sz w:val="24"/>
-          <w:szCs w:val="24"/>
-        </w:rPr>
-        <w:t xml:space="preserve"> other methods are defined many are specific to single object whereas the other are interactive. </w:t>
-      </w:r>
-      <w:r>
-        <w:rPr>
-          <w:sz w:val="24"/>
-          <w:szCs w:val="24"/>
-        </w:rPr>
-        <w:t xml:space="preserve">E.g. </w:t>
-      </w:r>
-      <w:r>
-        <w:rPr>
-          <w:sz w:val="24"/>
-          <w:szCs w:val="24"/>
-        </w:rPr>
-        <w:t xml:space="preserve">__len__, __str__ </w:t>
-      </w:r>
-      <w:r>
-        <w:rPr>
-          <w:sz w:val="24"/>
-          <w:szCs w:val="24"/>
-        </w:rPr>
-        <w:t xml:space="preserve">etc. here __str__ get called on the condition of the using str or print on the object. </w:t>
-      </w:r>
-      <w:r>
-        <w:rPr>
-          <w:sz w:val="24"/>
-          <w:szCs w:val="24"/>
-        </w:rPr>
-        <w:t xml:space="preserve"> </w:t>
+        <w:t xml:space="preserve">Methods which </w:t>
+      </w:r>
+      <w:r>
+        <w:rPr>
+          <w:sz w:val="24"/>
+          <w:szCs w:val="24"/>
+        </w:rPr>
+        <w:t>have</w:t>
+      </w:r>
+      <w:r>
+        <w:rPr>
+          <w:sz w:val="24"/>
+          <w:szCs w:val="24"/>
+        </w:rPr>
+        <w:t xml:space="preserve"> special ability, which </w:t>
+      </w:r>
+      <w:r>
+        <w:rPr>
+          <w:sz w:val="24"/>
+          <w:szCs w:val="24"/>
+        </w:rPr>
+        <w:t>gets</w:t>
+      </w:r>
+      <w:r>
+        <w:rPr>
+          <w:sz w:val="24"/>
+          <w:szCs w:val="24"/>
+        </w:rPr>
+        <w:t xml:space="preserve"> externally called based off the </w:t>
+      </w:r>
+      <w:r>
+        <w:rPr>
+          <w:sz w:val="24"/>
+          <w:szCs w:val="24"/>
+        </w:rPr>
+        <w:t>conditions</w:t>
+      </w:r>
+      <w:r>
+        <w:rPr>
+          <w:sz w:val="24"/>
+          <w:szCs w:val="24"/>
+        </w:rPr>
+        <w:t xml:space="preserve"> specified mostly externally, the logic is written for the special condition in terms of new method, and as the </w:t>
+      </w:r>
+      <w:r>
+        <w:rPr>
+          <w:sz w:val="24"/>
+          <w:szCs w:val="24"/>
+        </w:rPr>
+        <w:t>condition</w:t>
+      </w:r>
+      <w:r>
+        <w:rPr>
+          <w:sz w:val="24"/>
+          <w:szCs w:val="24"/>
+        </w:rPr>
+        <w:t xml:space="preserve"> is mate the </w:t>
+      </w:r>
+      <w:r>
+        <w:rPr>
+          <w:sz w:val="24"/>
+          <w:szCs w:val="24"/>
+        </w:rPr>
+        <w:t xml:space="preserve">same method is called. </w:t>
       </w:r>
     </w:p>
     <w:p>
@@ -1508,6 +1901,104 @@
           <w:szCs w:val="24"/>
         </w:rPr>
       </w:pPr>
+      <w:r>
+        <w:rPr>
+          <w:sz w:val="24"/>
+          <w:szCs w:val="24"/>
+        </w:rPr>
+        <w:t xml:space="preserve">Example, add, write the special method inside the class with __add__ where it takes one set of input from the current (object) from the future, </w:t>
+      </w:r>
+      <w:r>
+        <w:rPr>
+          <w:sz w:val="24"/>
+          <w:szCs w:val="24"/>
+        </w:rPr>
+        <w:t xml:space="preserve">and the other input from the other object where the other object </w:t>
+      </w:r>
+      <w:r>
+        <w:rPr>
+          <w:sz w:val="24"/>
+          <w:szCs w:val="24"/>
+        </w:rPr>
+        <w:t>must</w:t>
+      </w:r>
+      <w:r>
+        <w:rPr>
+          <w:sz w:val="24"/>
+          <w:szCs w:val="24"/>
+        </w:rPr>
+        <w:t xml:space="preserve"> be passed to the special method like the self. </w:t>
+      </w:r>
+      <w:r>
+        <w:rPr>
+          <w:sz w:val="24"/>
+          <w:szCs w:val="24"/>
+        </w:rPr>
+        <w:t xml:space="preserve"> The special condition here would be the use of + in </w:t>
+      </w:r>
+      <w:r>
+        <w:rPr>
+          <w:sz w:val="24"/>
+          <w:szCs w:val="24"/>
+        </w:rPr>
+        <w:t>the object</w:t>
+      </w:r>
+      <w:r>
+        <w:rPr>
+          <w:sz w:val="24"/>
+          <w:szCs w:val="24"/>
+        </w:rPr>
+        <w:t xml:space="preserve">1 and object2. </w:t>
+      </w:r>
+      <w:r>
+        <w:rPr>
+          <w:sz w:val="24"/>
+          <w:szCs w:val="24"/>
+        </w:rPr>
+        <w:t xml:space="preserve"> </w:t>
+      </w:r>
+      <w:r>
+        <w:rPr>
+          <w:sz w:val="24"/>
+          <w:szCs w:val="24"/>
+        </w:rPr>
+        <w:t>Likewise</w:t>
+      </w:r>
+      <w:r>
+        <w:rPr>
+          <w:sz w:val="24"/>
+          <w:szCs w:val="24"/>
+        </w:rPr>
+        <w:t xml:space="preserve"> other methods are defined many are specific to single object whereas the other are interactive. </w:t>
+      </w:r>
+      <w:r>
+        <w:rPr>
+          <w:sz w:val="24"/>
+          <w:szCs w:val="24"/>
+        </w:rPr>
+        <w:t xml:space="preserve">E.g. </w:t>
+      </w:r>
+      <w:r>
+        <w:rPr>
+          <w:sz w:val="24"/>
+          <w:szCs w:val="24"/>
+        </w:rPr>
+        <w:t xml:space="preserve">__len__, __str__ </w:t>
+      </w:r>
+      <w:r>
+        <w:rPr>
+          <w:sz w:val="24"/>
+          <w:szCs w:val="24"/>
+        </w:rPr>
+        <w:t xml:space="preserve">etc. here __str__ get called on the condition of the using str or print on the object. </w:t>
+      </w:r>
+      <w:r>
+        <w:rPr>
+          <w:sz w:val="24"/>
+          <w:szCs w:val="24"/>
+        </w:rPr>
+        <w:t xml:space="preserve"> </w:t>
+      </w:r>
     </w:p>
     <w:p>
       <w:pPr>
@@ -1521,62 +2012,6 @@
           <w:szCs w:val="24"/>
         </w:rPr>
       </w:pPr>
-      <w:r>
-        <w:rPr>
-          <w:sz w:val="24"/>
-          <w:szCs w:val="24"/>
-        </w:rPr>
-        <w:t xml:space="preserve">Whenever you </w:t>
-      </w:r>
-      <w:r>
-        <w:rPr>
-          <w:sz w:val="24"/>
-          <w:szCs w:val="24"/>
-        </w:rPr>
-        <w:t>create attributes</w:t>
-      </w:r>
-      <w:r>
-        <w:rPr>
-          <w:sz w:val="24"/>
-          <w:szCs w:val="24"/>
-        </w:rPr>
-        <w:t xml:space="preserve"> from outside those just get </w:t>
-      </w:r>
-      <w:r>
-        <w:rPr>
-          <w:sz w:val="24"/>
-          <w:szCs w:val="24"/>
-        </w:rPr>
-        <w:t xml:space="preserve">sorted </w:t>
-      </w:r>
-      <w:r>
-        <w:rPr>
-          <w:sz w:val="24"/>
-          <w:szCs w:val="24"/>
-        </w:rPr>
-        <w:t xml:space="preserve">as it is, </w:t>
-      </w:r>
-      <w:r>
-        <w:rPr>
-          <w:sz w:val="24"/>
-          <w:szCs w:val="24"/>
-        </w:rPr>
-        <w:t>without</w:t>
-      </w:r>
-      <w:r>
-        <w:rPr>
-          <w:sz w:val="24"/>
-          <w:szCs w:val="24"/>
-        </w:rPr>
-        <w:t xml:space="preserve"> </w:t>
-      </w:r>
-      <w:r>
-        <w:rPr>
-          <w:sz w:val="24"/>
-          <w:szCs w:val="24"/>
-        </w:rPr>
-        <w:t xml:space="preserve">any self and not in the constructor or anything. </w:t>
-      </w:r>
     </w:p>
     <w:p>
       <w:pPr>
@@ -1590,6 +2025,62 @@
           <w:szCs w:val="24"/>
         </w:rPr>
       </w:pPr>
+      <w:r>
+        <w:rPr>
+          <w:sz w:val="24"/>
+          <w:szCs w:val="24"/>
+        </w:rPr>
+        <w:t xml:space="preserve">Whenever you </w:t>
+      </w:r>
+      <w:r>
+        <w:rPr>
+          <w:sz w:val="24"/>
+          <w:szCs w:val="24"/>
+        </w:rPr>
+        <w:t>create attributes</w:t>
+      </w:r>
+      <w:r>
+        <w:rPr>
+          <w:sz w:val="24"/>
+          <w:szCs w:val="24"/>
+        </w:rPr>
+        <w:t xml:space="preserve"> from outside those just get </w:t>
+      </w:r>
+      <w:r>
+        <w:rPr>
+          <w:sz w:val="24"/>
+          <w:szCs w:val="24"/>
+        </w:rPr>
+        <w:t xml:space="preserve">sorted </w:t>
+      </w:r>
+      <w:r>
+        <w:rPr>
+          <w:sz w:val="24"/>
+          <w:szCs w:val="24"/>
+        </w:rPr>
+        <w:t xml:space="preserve">as it is, </w:t>
+      </w:r>
+      <w:r>
+        <w:rPr>
+          <w:sz w:val="24"/>
+          <w:szCs w:val="24"/>
+        </w:rPr>
+        <w:t>without</w:t>
+      </w:r>
+      <w:r>
+        <w:rPr>
+          <w:sz w:val="24"/>
+          <w:szCs w:val="24"/>
+        </w:rPr>
+        <w:t xml:space="preserve"> </w:t>
+      </w:r>
+      <w:r>
+        <w:rPr>
+          <w:sz w:val="24"/>
+          <w:szCs w:val="24"/>
+        </w:rPr>
+        <w:t xml:space="preserve">any self and not in the constructor or anything. </w:t>
+      </w:r>
     </w:p>
     <w:p>
       <w:pPr>
@@ -1599,75 +2090,10 @@
         <w:spacing w:after="0" w:line="240" w:lineRule="auto"/>
         <w:jc w:val="both"/>
         <w:rPr>
-          <w:b/>
-          <w:bCs/>
-          <w:sz w:val="24"/>
-          <w:szCs w:val="24"/>
-        </w:rPr>
-      </w:pPr>
-      <w:r>
-        <w:rPr>
-          <w:b/>
-          <w:bCs/>
-          <w:sz w:val="24"/>
-          <w:szCs w:val="24"/>
-        </w:rPr>
-        <w:t xml:space="preserve">In classes, in any methods I can either use variable = or </w:t>
-      </w:r>
-      <w:r>
-        <w:rPr>
-          <w:b/>
-          <w:bCs/>
-          <w:sz w:val="24"/>
-          <w:szCs w:val="24"/>
-        </w:rPr>
-        <w:t>self. attribute</w:t>
-      </w:r>
-      <w:r>
-        <w:rPr>
-          <w:b/>
-          <w:bCs/>
-          <w:sz w:val="24"/>
-          <w:szCs w:val="24"/>
-        </w:rPr>
-        <w:t xml:space="preserve"> to create the attribute just the difference is </w:t>
-      </w:r>
-      <w:r>
-        <w:rPr>
-          <w:b/>
-          <w:bCs/>
-          <w:sz w:val="24"/>
-          <w:szCs w:val="24"/>
-        </w:rPr>
-        <w:t>self. attribute</w:t>
-      </w:r>
-      <w:r>
-        <w:rPr>
-          <w:b/>
-          <w:bCs/>
-          <w:sz w:val="24"/>
-          <w:szCs w:val="24"/>
-        </w:rPr>
-        <w:t xml:space="preserve"> is accessible </w:t>
-      </w:r>
-      <w:r>
-        <w:rPr>
-          <w:b/>
-          <w:bCs/>
-          <w:sz w:val="24"/>
-          <w:szCs w:val="24"/>
-        </w:rPr>
-        <w:t>throughout</w:t>
-      </w:r>
-      <w:r>
-        <w:rPr>
-          <w:b/>
-          <w:bCs/>
-          <w:sz w:val="24"/>
-          <w:szCs w:val="24"/>
-        </w:rPr>
-        <w:t xml:space="preserve"> the instance whereas only attribute is accessible in that methods execution. </w:t>
-      </w:r>
+          <w:sz w:val="24"/>
+          <w:szCs w:val="24"/>
+        </w:rPr>
+      </w:pPr>
     </w:p>
     <w:p>
       <w:pPr>
@@ -1683,6 +2109,69 @@
           <w:szCs w:val="24"/>
         </w:rPr>
       </w:pPr>
+      <w:r>
+        <w:rPr>
+          <w:b/>
+          <w:bCs/>
+          <w:sz w:val="24"/>
+          <w:szCs w:val="24"/>
+        </w:rPr>
+        <w:t xml:space="preserve">In classes, in any methods I can either use variable = or </w:t>
+      </w:r>
+      <w:r>
+        <w:rPr>
+          <w:b/>
+          <w:bCs/>
+          <w:sz w:val="24"/>
+          <w:szCs w:val="24"/>
+        </w:rPr>
+        <w:t>self. attribute</w:t>
+      </w:r>
+      <w:r>
+        <w:rPr>
+          <w:b/>
+          <w:bCs/>
+          <w:sz w:val="24"/>
+          <w:szCs w:val="24"/>
+        </w:rPr>
+        <w:t xml:space="preserve"> to create the attribute just the difference is </w:t>
+      </w:r>
+      <w:r>
+        <w:rPr>
+          <w:b/>
+          <w:bCs/>
+          <w:sz w:val="24"/>
+          <w:szCs w:val="24"/>
+        </w:rPr>
+        <w:t>self. attribute</w:t>
+      </w:r>
+      <w:r>
+        <w:rPr>
+          <w:b/>
+          <w:bCs/>
+          <w:sz w:val="24"/>
+          <w:szCs w:val="24"/>
+        </w:rPr>
+        <w:t xml:space="preserve"> is accessible </w:t>
+      </w:r>
+      <w:r>
+        <w:rPr>
+          <w:b/>
+          <w:bCs/>
+          <w:sz w:val="24"/>
+          <w:szCs w:val="24"/>
+        </w:rPr>
+        <w:t>throughout</w:t>
+      </w:r>
+      <w:r>
+        <w:rPr>
+          <w:b/>
+          <w:bCs/>
+          <w:sz w:val="24"/>
+          <w:szCs w:val="24"/>
+        </w:rPr>
+        <w:t xml:space="preserve"> the instance whereas only attribute is accessible in that methods execution. </w:t>
+      </w:r>
     </w:p>
     <w:p>
       <w:pPr>
@@ -1698,15 +2187,6 @@
           <w:szCs w:val="24"/>
         </w:rPr>
       </w:pPr>
-      <w:r>
-        <w:rPr>
-          <w:b/>
-          <w:bCs/>
-          <w:sz w:val="24"/>
-          <w:szCs w:val="24"/>
-        </w:rPr>
-        <w:t>self.pin is an instance attribute, while pin is a separate local variable; they are two different variables even if their values are the same.</w:t>
-      </w:r>
     </w:p>
     <w:p>
       <w:pPr>
@@ -1716,10 +2196,21 @@
         <w:spacing w:after="0" w:line="240" w:lineRule="auto"/>
         <w:jc w:val="both"/>
         <w:rPr>
-          <w:sz w:val="24"/>
-          <w:szCs w:val="24"/>
-        </w:rPr>
-      </w:pPr>
+          <w:b/>
+          <w:bCs/>
+          <w:sz w:val="24"/>
+          <w:szCs w:val="24"/>
+        </w:rPr>
+      </w:pPr>
+      <w:r>
+        <w:rPr>
+          <w:b/>
+          <w:bCs/>
+          <w:sz w:val="24"/>
+          <w:szCs w:val="24"/>
+        </w:rPr>
+        <w:t>self.pin is an instance attribute, while pin is a separate local variable; they are two different variables even if their values are the same.</w:t>
+      </w:r>
     </w:p>
     <w:p>
       <w:pPr>
@@ -1733,27 +2224,6 @@
           <w:szCs w:val="24"/>
         </w:rPr>
       </w:pPr>
-      <w:r>
-        <w:rPr>
-          <w:sz w:val="24"/>
-          <w:szCs w:val="24"/>
-        </w:rPr>
-        <w:t xml:space="preserve">Self is not specifically to </w:t>
-      </w:r>
-      <w:r>
-        <w:rPr>
-          <w:sz w:val="24"/>
-          <w:szCs w:val="24"/>
-        </w:rPr>
-        <w:t>self;</w:t>
-      </w:r>
-      <w:r>
-        <w:rPr>
-          <w:sz w:val="24"/>
-          <w:szCs w:val="24"/>
-        </w:rPr>
-        <w:t xml:space="preserve"> we can use any other word. </w:t>
-      </w:r>
     </w:p>
     <w:p>
       <w:pPr>
@@ -1772,21 +2242,21 @@
           <w:sz w:val="24"/>
           <w:szCs w:val="24"/>
         </w:rPr>
-        <w:t xml:space="preserve">Special methods logic, special def name is given to methods and this same method is called by special object interaction or operation, like +, -, / and print, where on using this operation on object return of </w:t>
-      </w:r>
-      <w:r>
-        <w:rPr>
-          <w:sz w:val="24"/>
-          <w:szCs w:val="24"/>
-        </w:rPr>
-        <w:t>these special methods</w:t>
-      </w:r>
-      <w:r>
-        <w:rPr>
-          <w:sz w:val="24"/>
-          <w:szCs w:val="24"/>
-        </w:rPr>
-        <w:t xml:space="preserve"> are returned. In case where two object interaction are needed then those methods are passed with other object as arguments as well like other and other is treated as second object while writing the logic in the method. </w:t>
+        <w:t xml:space="preserve">Self is not specifically to </w:t>
+      </w:r>
+      <w:r>
+        <w:rPr>
+          <w:sz w:val="24"/>
+          <w:szCs w:val="24"/>
+        </w:rPr>
+        <w:t>self;</w:t>
+      </w:r>
+      <w:r>
+        <w:rPr>
+          <w:sz w:val="24"/>
+          <w:szCs w:val="24"/>
+        </w:rPr>
+        <w:t xml:space="preserve"> we can use any other word. </w:t>
       </w:r>
     </w:p>
     <w:p>
@@ -1801,6 +2271,27 @@
           <w:szCs w:val="24"/>
         </w:rPr>
       </w:pPr>
+      <w:r>
+        <w:rPr>
+          <w:sz w:val="24"/>
+          <w:szCs w:val="24"/>
+        </w:rPr>
+        <w:t xml:space="preserve">Special methods logic, special def name is given to methods and this same method is called by special object interaction or operation, like +, -, / and print, where on using this operation on object return of </w:t>
+      </w:r>
+      <w:r>
+        <w:rPr>
+          <w:sz w:val="24"/>
+          <w:szCs w:val="24"/>
+        </w:rPr>
+        <w:t>these special methods</w:t>
+      </w:r>
+      <w:r>
+        <w:rPr>
+          <w:sz w:val="24"/>
+          <w:szCs w:val="24"/>
+        </w:rPr>
+        <w:t xml:space="preserve"> are returned. In case where two object interaction are needed then those methods are passed with other object as arguments as well like other and other is treated as second object while writing the logic in the method. </w:t>
+      </w:r>
     </w:p>
     <w:p>
       <w:pPr>
@@ -1814,29 +2305,6 @@
           <w:szCs w:val="24"/>
         </w:rPr>
       </w:pPr>
-      <w:r>
-        <w:rPr>
-          <w:b/>
-          <w:bCs/>
-          <w:sz w:val="24"/>
-          <w:szCs w:val="24"/>
-        </w:rPr>
-        <w:t>Pass by reference:</w:t>
-      </w:r>
-      <w:r>
-        <w:rPr>
-          <w:sz w:val="24"/>
-          <w:szCs w:val="24"/>
-        </w:rPr>
-        <w:t xml:space="preserve"> Function receives the actual </w:t>
-      </w:r>
-      <w:r>
-        <w:rPr>
-          <w:sz w:val="24"/>
-          <w:szCs w:val="24"/>
-        </w:rPr>
-        <w:t>reference to the original variable, so any modification changes made to the reference variable affects the original variable.</w:t>
-      </w:r>
     </w:p>
     <w:p>
       <w:pPr>
@@ -1857,42 +2325,21 @@
           <w:sz w:val="24"/>
           <w:szCs w:val="24"/>
         </w:rPr>
-        <w:t>Pass by Value:</w:t>
-      </w:r>
-      <w:r>
-        <w:rPr>
-          <w:sz w:val="24"/>
-          <w:szCs w:val="24"/>
-        </w:rPr>
-        <w:t xml:space="preserve"> Whereas in pass by value, function receives the value of the variable or copy of the variable as </w:t>
-      </w:r>
-      <w:r>
-        <w:rPr>
-          <w:sz w:val="24"/>
-          <w:szCs w:val="24"/>
-        </w:rPr>
-        <w:t>an</w:t>
-      </w:r>
-      <w:r>
-        <w:rPr>
-          <w:sz w:val="24"/>
-          <w:szCs w:val="24"/>
-        </w:rPr>
-        <w:t xml:space="preserve"> argument to the function so, any changes made are not </w:t>
-      </w:r>
-      <w:r>
-        <w:rPr>
-          <w:sz w:val="24"/>
-          <w:szCs w:val="24"/>
-        </w:rPr>
-        <w:t>reflected</w:t>
-      </w:r>
-      <w:r>
-        <w:rPr>
-          <w:sz w:val="24"/>
-          <w:szCs w:val="24"/>
-        </w:rPr>
-        <w:t xml:space="preserve"> to the original object/variable. </w:t>
+        <w:t>Pass by reference:</w:t>
+      </w:r>
+      <w:r>
+        <w:rPr>
+          <w:sz w:val="24"/>
+          <w:szCs w:val="24"/>
+        </w:rPr>
+        <w:t xml:space="preserve"> Function receives the actual </w:t>
+      </w:r>
+      <w:r>
+        <w:rPr>
+          <w:sz w:val="24"/>
+          <w:szCs w:val="24"/>
+        </w:rPr>
+        <w:t>reference to the original variable, so any modification changes made to the reference variable affects the original variable.</w:t>
       </w:r>
     </w:p>
     <w:p>
@@ -1907,6 +2354,50 @@
           <w:szCs w:val="24"/>
         </w:rPr>
       </w:pPr>
+      <w:r>
+        <w:rPr>
+          <w:b/>
+          <w:bCs/>
+          <w:sz w:val="24"/>
+          <w:szCs w:val="24"/>
+        </w:rPr>
+        <w:t>Pass by Value:</w:t>
+      </w:r>
+      <w:r>
+        <w:rPr>
+          <w:sz w:val="24"/>
+          <w:szCs w:val="24"/>
+        </w:rPr>
+        <w:t xml:space="preserve"> Whereas in pass by value, function receives the value of the variable or copy of the variable as </w:t>
+      </w:r>
+      <w:r>
+        <w:rPr>
+          <w:sz w:val="24"/>
+          <w:szCs w:val="24"/>
+        </w:rPr>
+        <w:t>an</w:t>
+      </w:r>
+      <w:r>
+        <w:rPr>
+          <w:sz w:val="24"/>
+          <w:szCs w:val="24"/>
+        </w:rPr>
+        <w:t xml:space="preserve"> argument to the function so, any changes made are not </w:t>
+      </w:r>
+      <w:r>
+        <w:rPr>
+          <w:sz w:val="24"/>
+          <w:szCs w:val="24"/>
+        </w:rPr>
+        <w:t>reflected</w:t>
+      </w:r>
+      <w:r>
+        <w:rPr>
+          <w:sz w:val="24"/>
+          <w:szCs w:val="24"/>
+        </w:rPr>
+        <w:t xml:space="preserve"> to the original object/variable. </w:t>
+      </w:r>
     </w:p>
     <w:p>
       <w:pPr>
@@ -1920,13 +2411,6 @@
           <w:szCs w:val="24"/>
         </w:rPr>
       </w:pPr>
-      <w:r>
-        <w:rPr>
-          <w:sz w:val="24"/>
-          <w:szCs w:val="24"/>
-        </w:rPr>
-        <w:t xml:space="preserve">In python everything is a pass by reference, but the immutable object behaves like pass by value. </w:t>
-      </w:r>
     </w:p>
     <w:p>
       <w:pPr>
@@ -1940,6 +2424,13 @@
           <w:szCs w:val="24"/>
         </w:rPr>
       </w:pPr>
+      <w:r>
+        <w:rPr>
+          <w:sz w:val="24"/>
+          <w:szCs w:val="24"/>
+        </w:rPr>
+        <w:t xml:space="preserve">In python everything is a pass by reference, but the immutable object behaves like pass by value. </w:t>
+      </w:r>
     </w:p>
     <w:p>
       <w:pPr>
@@ -1953,54 +2444,6 @@
           <w:szCs w:val="24"/>
         </w:rPr>
       </w:pPr>
-      <w:r>
-        <w:rPr>
-          <w:b/>
-          <w:bCs/>
-          <w:sz w:val="24"/>
-          <w:szCs w:val="24"/>
-        </w:rPr>
-        <w:t>Encapsulation:</w:t>
-      </w:r>
-      <w:r>
-        <w:rPr>
-          <w:sz w:val="24"/>
-          <w:szCs w:val="24"/>
-        </w:rPr>
-        <w:t xml:space="preserve"> hiding things, it </w:t>
-      </w:r>
-      <w:r>
-        <w:rPr>
-          <w:b/>
-          <w:bCs/>
-          <w:sz w:val="24"/>
-          <w:szCs w:val="24"/>
-        </w:rPr>
-        <w:t>works similarly</w:t>
-      </w:r>
-      <w:r>
-        <w:rPr>
-          <w:sz w:val="24"/>
-          <w:szCs w:val="24"/>
-        </w:rPr>
-        <w:t xml:space="preserve"> on attributes as well as </w:t>
-      </w:r>
-      <w:r>
-        <w:rPr>
-          <w:b/>
-          <w:bCs/>
-          <w:sz w:val="24"/>
-          <w:szCs w:val="24"/>
-        </w:rPr>
-        <w:t>on methods.</w:t>
-      </w:r>
-      <w:r>
-        <w:rPr>
-          <w:sz w:val="24"/>
-          <w:szCs w:val="24"/>
-        </w:rPr>
-        <w:t xml:space="preserve"> </w:t>
-      </w:r>
     </w:p>
     <w:p>
       <w:pPr>
@@ -2016,40 +2459,51 @@
       </w:pPr>
       <w:r>
         <w:rPr>
-          <w:sz w:val="24"/>
-          <w:szCs w:val="24"/>
-        </w:rPr>
-        <w:t xml:space="preserve">There is one more thing is which is </w:t>
-      </w:r>
-      <w:r>
-        <w:rPr>
-          <w:b/>
-          <w:bCs/>
-          <w:sz w:val="24"/>
-          <w:szCs w:val="24"/>
-        </w:rPr>
-        <w:t>“_”</w:t>
-      </w:r>
-      <w:r>
-        <w:rPr>
-          <w:sz w:val="24"/>
-          <w:szCs w:val="24"/>
-        </w:rPr>
-        <w:t xml:space="preserve"> Using a </w:t>
-      </w:r>
-      <w:r>
-        <w:rPr>
-          <w:sz w:val="24"/>
-          <w:szCs w:val="24"/>
-        </w:rPr>
-        <w:t>single underscore act</w:t>
-      </w:r>
-      <w:r>
-        <w:rPr>
-          <w:sz w:val="24"/>
-          <w:szCs w:val="24"/>
-        </w:rPr>
-        <w:t xml:space="preserve"> as a hint to other programmers that the attribute is "protected" or non-public, but it does not make it private or hidden—unlike double leading underscores, which trigger name mangling for stronger protection.</w:t>
+          <w:b/>
+          <w:bCs/>
+          <w:sz w:val="24"/>
+          <w:szCs w:val="24"/>
+        </w:rPr>
+        <w:t>Encapsulation:</w:t>
+      </w:r>
+      <w:r>
+        <w:rPr>
+          <w:sz w:val="24"/>
+          <w:szCs w:val="24"/>
+        </w:rPr>
+        <w:t xml:space="preserve"> hiding things, it </w:t>
+      </w:r>
+      <w:r>
+        <w:rPr>
+          <w:b/>
+          <w:bCs/>
+          <w:sz w:val="24"/>
+          <w:szCs w:val="24"/>
+        </w:rPr>
+        <w:t>works similarly</w:t>
+      </w:r>
+      <w:r>
+        <w:rPr>
+          <w:sz w:val="24"/>
+          <w:szCs w:val="24"/>
+        </w:rPr>
+        <w:t xml:space="preserve"> on attributes as well as </w:t>
+      </w:r>
+      <w:r>
+        <w:rPr>
+          <w:b/>
+          <w:bCs/>
+          <w:sz w:val="24"/>
+          <w:szCs w:val="24"/>
+        </w:rPr>
+        <w:t>on methods.</w:t>
+      </w:r>
+      <w:r>
+        <w:rPr>
+          <w:sz w:val="24"/>
+          <w:szCs w:val="24"/>
+        </w:rPr>
+        <w:t xml:space="preserve"> </w:t>
       </w:r>
     </w:p>
     <w:p>
@@ -2064,6 +2518,43 @@
           <w:szCs w:val="24"/>
         </w:rPr>
       </w:pPr>
+      <w:r>
+        <w:rPr>
+          <w:sz w:val="24"/>
+          <w:szCs w:val="24"/>
+        </w:rPr>
+        <w:t xml:space="preserve">There is one more thing is which is </w:t>
+      </w:r>
+      <w:r>
+        <w:rPr>
+          <w:b/>
+          <w:bCs/>
+          <w:sz w:val="24"/>
+          <w:szCs w:val="24"/>
+        </w:rPr>
+        <w:t>“_”</w:t>
+      </w:r>
+      <w:r>
+        <w:rPr>
+          <w:sz w:val="24"/>
+          <w:szCs w:val="24"/>
+        </w:rPr>
+        <w:t xml:space="preserve"> Using a </w:t>
+      </w:r>
+      <w:r>
+        <w:rPr>
+          <w:sz w:val="24"/>
+          <w:szCs w:val="24"/>
+        </w:rPr>
+        <w:t>single underscore act</w:t>
+      </w:r>
+      <w:r>
+        <w:rPr>
+          <w:sz w:val="24"/>
+          <w:szCs w:val="24"/>
+        </w:rPr>
+        <w:t xml:space="preserve"> as a hint to other programmers that the attribute is "protected" or non-public, but it does not make it private or hidden—unlike double leading underscores, which trigger name mangling for stronger protection.</w:t>
+      </w:r>
     </w:p>
     <w:p>
       <w:pPr>
@@ -2077,6 +2568,19 @@
           <w:szCs w:val="24"/>
         </w:rPr>
       </w:pPr>
+    </w:p>
+    <w:p>
+      <w:pPr>
+        <w:tabs>
+          <w:tab w:val="left" w:pos="5625"/>
+        </w:tabs>
+        <w:spacing w:after="0" w:line="240" w:lineRule="auto"/>
+        <w:jc w:val="both"/>
+        <w:rPr>
+          <w:sz w:val="24"/>
+          <w:szCs w:val="24"/>
+        </w:rPr>
+      </w:pPr>
       <w:r>
         <w:rPr>
           <w:sz w:val="24"/>
@@ -2112,7 +2616,15 @@
           <w:sz w:val="24"/>
           <w:szCs w:val="24"/>
         </w:rPr>
-        <w:t xml:space="preserve">(Animal). This allows the subclass to reuse and extend the superclass </w:t>
+        <w:t xml:space="preserve">(Animal). This allows the subclass to </w:t>
+      </w:r>
+      <w:r>
+        <w:rPr>
+          <w:sz w:val="24"/>
+          <w:szCs w:val="24"/>
+        </w:rPr>
+        <w:lastRenderedPageBreak/>
+        <w:t xml:space="preserve">reuse and extend the superclass </w:t>
       </w:r>
       <w:r>
         <w:rPr>
@@ -2255,15 +2767,7 @@
           <w:sz w:val="24"/>
           <w:szCs w:val="24"/>
         </w:rPr>
-        <w:t xml:space="preserve">A method defined inside a class with the @staticmethod decorator. It does not </w:t>
-      </w:r>
-      <w:r>
-        <w:rPr>
-          <w:sz w:val="24"/>
-          <w:szCs w:val="24"/>
-        </w:rPr>
-        <w:lastRenderedPageBreak/>
-        <w:t>receive any automatic reference to the instance (self) or class (cls) and cannot access or modify instance or class data. Static methods behave like regular functions grouped inside the class for logical organization.</w:t>
+        <w:t>A method defined inside a class with the @staticmethod decorator. It does not receive any automatic reference to the instance (self) or class (cls) and cannot access or modify instance or class data. Static methods behave like regular functions grouped inside the class for logical organization.</w:t>
       </w:r>
     </w:p>
     <w:p>
@@ -2901,6 +3405,7 @@
           <w:sz w:val="24"/>
           <w:szCs w:val="24"/>
         </w:rPr>
+        <w:lastRenderedPageBreak/>
         <w:t xml:space="preserve">and at the same </w:t>
       </w:r>
       <w:r>
@@ -3104,7 +3609,6 @@
           <w:sz w:val="28"/>
           <w:szCs w:val="28"/>
         </w:rPr>
-        <w:lastRenderedPageBreak/>
         <w:t>Decorators:</w:t>
       </w:r>
     </w:p>
@@ -3587,6 +4091,7 @@
           <w:sz w:val="28"/>
           <w:szCs w:val="28"/>
         </w:rPr>
+        <w:lastRenderedPageBreak/>
         <w:t>range (</w:t>
       </w:r>
       <w:r>
@@ -3812,7 +4317,6 @@
         </w:numPr>
       </w:pPr>
       <w:r>
-        <w:lastRenderedPageBreak/>
         <w:t xml:space="preserve">In Python, every file can be </w:t>
       </w:r>
       <w:r>
@@ -3981,15 +4485,33 @@
           <w:szCs w:val="32"/>
         </w:rPr>
       </w:pPr>
-      <w:r>
-        <w:rPr>
-          <w:b/>
-          <w:bCs/>
-          <w:sz w:val="32"/>
-          <w:szCs w:val="32"/>
-        </w:rPr>
-        <w:lastRenderedPageBreak/>
-        <w:t xml:space="preserve">NumPy </w:t>
+    </w:p>
+    <w:p>
+      <w:pPr>
+        <w:pStyle w:val="Heading2"/>
+        <w:rPr>
+          <w:rFonts w:ascii="Aptos" w:hAnsi="Aptos"/>
+          <w:b/>
+          <w:bCs/>
+        </w:rPr>
+      </w:pPr>
+      <w:bookmarkStart w:id="3" w:name="_Toc222118272"/>
+      <w:r>
+        <w:rPr>
+          <w:rFonts w:ascii="Aptos" w:hAnsi="Aptos"/>
+          <w:b/>
+          <w:bCs/>
+        </w:rPr>
+        <w:t>NumPy</w:t>
+      </w:r>
+      <w:bookmarkEnd w:id="3"/>
+      <w:r>
+        <w:rPr>
+          <w:rFonts w:ascii="Aptos" w:hAnsi="Aptos"/>
+          <w:b/>
+          <w:bCs/>
+        </w:rPr>
+        <w:t xml:space="preserve"> </w:t>
       </w:r>
     </w:p>
     <w:p>
@@ -3999,76 +4521,109 @@
           <w:ilvl w:val="0"/>
           <w:numId w:val="1"/>
         </w:numPr>
+        <w:rPr>
+          <w:b/>
+          <w:bCs/>
+        </w:rPr>
+      </w:pPr>
+      <w:r>
+        <w:rPr>
+          <w:b/>
+          <w:bCs/>
+        </w:rPr>
+        <w:t>Sorting</w:t>
+      </w:r>
+      <w:r>
+        <w:rPr>
+          <w:b/>
+          <w:bCs/>
+        </w:rPr>
+        <w:t xml:space="preserve">, </w:t>
+      </w:r>
+      <w:r>
+        <w:rPr>
+          <w:b/>
+          <w:bCs/>
+        </w:rPr>
+        <w:t>by default is across last dimension which is for 2D array across columns</w:t>
+      </w:r>
+    </w:p>
+    <w:p>
+      <w:pPr>
+        <w:pStyle w:val="ListParagraph"/>
+        <w:ind w:left="1440"/>
+      </w:pPr>
+    </w:p>
+    <w:p>
+      <w:pPr>
+        <w:pStyle w:val="ListParagraph"/>
+        <w:ind w:left="1440"/>
+      </w:pPr>
+      <w:r>
+        <w:t>axis=1 →→→→ (across columns, along rows)</w:t>
+      </w:r>
+    </w:p>
+    <w:p>
+      <w:pPr>
+        <w:pStyle w:val="ListParagraph"/>
+        <w:spacing w:after="80" w:line="240" w:lineRule="auto"/>
+        <w:ind w:left="1440"/>
+      </w:pPr>
+      <w:r>
+        <w:t xml:space="preserve">         ┌─────────────┐</w:t>
+      </w:r>
+    </w:p>
+    <w:p>
+      <w:pPr>
+        <w:spacing w:after="80" w:line="240" w:lineRule="auto"/>
+        <w:ind w:left="720"/>
+      </w:pPr>
+      <w:r>
+        <w:t xml:space="preserve">axis=0 </w:t>
+      </w:r>
+      <w:r>
+        <w:tab/>
+        <w:t xml:space="preserve">         │ [9  2  7  4]            │</w:t>
+      </w:r>
+    </w:p>
+    <w:p>
+      <w:pPr>
+        <w:pStyle w:val="ListParagraph"/>
+        <w:spacing w:after="80" w:line="240" w:lineRule="auto"/>
+        <w:ind w:left="1440"/>
+      </w:pPr>
+      <w:r>
+        <w:t xml:space="preserve">  ↓    │ [3  8  1  6]            │        </w:t>
+      </w:r>
+    </w:p>
+    <w:p>
+      <w:pPr>
+        <w:pStyle w:val="ListParagraph"/>
+        <w:spacing w:after="80" w:line="240" w:lineRule="auto"/>
+        <w:ind w:left="1440"/>
+      </w:pPr>
+      <w:r>
+        <w:t xml:space="preserve">  ↓    │ [5 10  2 12]         │</w:t>
+      </w:r>
+    </w:p>
+    <w:p>
+      <w:pPr>
+        <w:pStyle w:val="ListParagraph"/>
+        <w:spacing w:after="80" w:line="240" w:lineRule="auto"/>
+        <w:ind w:left="1440"/>
+      </w:pPr>
+      <w:r>
+        <w:t xml:space="preserve">  ↓    └───────────── ┘</w:t>
+      </w:r>
+    </w:p>
+    <w:p>
+      <w:pPr>
+        <w:pStyle w:val="ListParagraph"/>
         <w:tabs>
           <w:tab w:val="left" w:pos="5625"/>
         </w:tabs>
         <w:spacing w:after="0" w:line="240" w:lineRule="auto"/>
-        <w:jc w:val="both"/>
-        <w:rPr>
-          <w:sz w:val="24"/>
-          <w:szCs w:val="24"/>
-        </w:rPr>
-      </w:pPr>
-      <w:r>
-        <w:rPr>
-          <w:b/>
-          <w:bCs/>
-          <w:sz w:val="28"/>
-          <w:szCs w:val="28"/>
-        </w:rPr>
-        <w:t>M</w:t>
-      </w:r>
-      <w:r>
-        <w:rPr>
-          <w:b/>
-          <w:bCs/>
-          <w:sz w:val="28"/>
-          <w:szCs w:val="28"/>
-        </w:rPr>
-        <w:t>esh grid </w:t>
-      </w:r>
-      <w:r>
-        <w:rPr>
-          <w:sz w:val="24"/>
-          <w:szCs w:val="24"/>
-        </w:rPr>
-        <w:t>takes two 1D arrays x and y and produces two structured 2D arrays XX and YY that represent the Cartesian product of all possible (x, y) coordinate pairs. Each corresponding element </w:t>
-      </w:r>
-      <w:r>
-        <w:rPr>
-          <w:sz w:val="24"/>
-          <w:szCs w:val="24"/>
-        </w:rPr>
-        <w:t>XX [</w:t>
-      </w:r>
-      <w:r>
-        <w:rPr>
-          <w:sz w:val="24"/>
-          <w:szCs w:val="24"/>
-        </w:rPr>
-        <w:t>i,j] and </w:t>
-      </w:r>
-      <w:r>
-        <w:rPr>
-          <w:sz w:val="24"/>
-          <w:szCs w:val="24"/>
-        </w:rPr>
-        <w:t>YY [</w:t>
-      </w:r>
-      <w:r>
-        <w:rPr>
-          <w:sz w:val="24"/>
-          <w:szCs w:val="24"/>
-        </w:rPr>
-        <w:t>i,j] forms one unique coordinate, and the total number of elements in either grid equals len(x) * len(y). The structured grid format is especially useful for vectorized computations, visualizations (surface plots, contour maps, heatmaps), and scientific simulations, as it allows evaluating functions or applying operations to every point in the grid without explicit loops. While this representation contains all combinations of x and y, its 2D structure makes it directly compatible with plotting libraries and numerical methods; if needed, it can be flattened to get a simple list of coordinate pairs.</w:t>
-      </w:r>
-    </w:p>
-    <w:p>
-      <w:pPr>
-        <w:tabs>
-          <w:tab w:val="left" w:pos="5625"/>
-        </w:tabs>
-        <w:spacing w:after="0" w:line="240" w:lineRule="auto"/>
+        <w:ind w:left="360"/>
         <w:jc w:val="both"/>
         <w:rPr>
           <w:sz w:val="24"/>
@@ -4100,7 +4655,7 @@
           <w:sz w:val="28"/>
           <w:szCs w:val="28"/>
         </w:rPr>
-        <w:t>S</w:t>
+        <w:t>M</w:t>
       </w:r>
       <w:r>
         <w:rPr>
@@ -4109,78 +4664,51 @@
           <w:sz w:val="28"/>
           <w:szCs w:val="28"/>
         </w:rPr>
-        <w:t>eed</w:t>
-      </w:r>
-      <w:r>
-        <w:rPr>
-          <w:sz w:val="24"/>
-          <w:szCs w:val="24"/>
-        </w:rPr>
-        <w:t> is a starting value for a pseudo</w:t>
-      </w:r>
-      <w:r>
-        <w:rPr>
-          <w:sz w:val="24"/>
-          <w:szCs w:val="24"/>
-        </w:rPr>
-        <w:noBreakHyphen/>
-        <w:t>random number generator that ensures reproducibility — using the same seed will always produce the same sequence of “random” numbers. This is a general concept used across programming languages and libraries, not just NumPy. In Python, the built</w:t>
-      </w:r>
-      <w:r>
-        <w:rPr>
-          <w:sz w:val="24"/>
-          <w:szCs w:val="24"/>
-        </w:rPr>
-        <w:noBreakHyphen/>
-        <w:t>in </w:t>
-      </w:r>
-      <w:r>
-        <w:rPr>
-          <w:sz w:val="24"/>
-          <w:szCs w:val="24"/>
-        </w:rPr>
-        <w:t xml:space="preserve">random. </w:t>
-      </w:r>
-      <w:r>
-        <w:rPr>
-          <w:sz w:val="24"/>
-          <w:szCs w:val="24"/>
-        </w:rPr>
-        <w:t>seed (</w:t>
-      </w:r>
-      <w:r>
-        <w:rPr>
-          <w:sz w:val="24"/>
-          <w:szCs w:val="24"/>
-        </w:rPr>
-        <w:t>) seeds Python’s own random generator, while NumPy has its own implementation numpy.random.seed() for its legacy random number generator, and the modern numpy.random.default_rng(seed) for improved control. Many libraries like pandas and scikit</w:t>
-      </w:r>
-      <w:r>
-        <w:rPr>
-          <w:sz w:val="24"/>
-          <w:szCs w:val="24"/>
-        </w:rPr>
-        <w:noBreakHyphen/>
-        <w:t>learn include a</w:t>
-      </w:r>
-      <w:r>
-        <w:rPr>
-          <w:sz w:val="24"/>
-          <w:szCs w:val="24"/>
-        </w:rPr>
-        <w:t xml:space="preserve"> </w:t>
-      </w:r>
-      <w:r>
-        <w:rPr>
-          <w:sz w:val="24"/>
-          <w:szCs w:val="24"/>
-        </w:rPr>
-        <w:t>random_state parameter, which internally works like setting a seed so that operations involving randomness (e.g., sampling, data splitting) give consistent, repeatable results across runs.</w:t>
-      </w:r>
-    </w:p>
-    <w:p>
-      <w:pPr>
-        <w:pStyle w:val="ListParagraph"/>
+        <w:t>esh grid </w:t>
+      </w:r>
+      <w:r>
+        <w:rPr>
+          <w:sz w:val="24"/>
+          <w:szCs w:val="24"/>
+        </w:rPr>
+        <w:t>takes two 1D arrays x and y and produces two structured 2D arrays XX and YY that represent the Cartesian product of all possible (x, y) coordinate pairs. Each corresponding element </w:t>
+      </w:r>
+      <w:r>
+        <w:rPr>
+          <w:sz w:val="24"/>
+          <w:szCs w:val="24"/>
+        </w:rPr>
+        <w:t>XX [</w:t>
+      </w:r>
+      <w:r>
+        <w:rPr>
+          <w:sz w:val="24"/>
+          <w:szCs w:val="24"/>
+        </w:rPr>
+        <w:t>i,j] and </w:t>
+      </w:r>
+      <w:r>
+        <w:rPr>
+          <w:sz w:val="24"/>
+          <w:szCs w:val="24"/>
+        </w:rPr>
+        <w:t>YY [</w:t>
+      </w:r>
+      <w:r>
+        <w:rPr>
+          <w:sz w:val="24"/>
+          <w:szCs w:val="24"/>
+        </w:rPr>
+        <w:t>i,j] forms one unique coordinate, and the total number of elements in either grid equals len(x) * len(y). The structured grid format is especially useful for vectorized computations, visualizations (surface plots, contour maps, heatmaps), and scientific simulations, as it allows evaluating functions or applying operations to every point in the grid without explicit loops. While this representation contains all combinations of x and y, its 2D structure makes it directly compatible with plotting libraries and numerical methods; if needed, it can be flattened to get a simple list of coordinate pairs.</w:t>
+      </w:r>
+    </w:p>
+    <w:p>
+      <w:pPr>
+        <w:tabs>
+          <w:tab w:val="left" w:pos="5625"/>
+        </w:tabs>
+        <w:spacing w:after="0" w:line="240" w:lineRule="auto"/>
+        <w:jc w:val="both"/>
         <w:rPr>
           <w:sz w:val="24"/>
           <w:szCs w:val="24"/>
@@ -4208,38 +4736,85 @@
         <w:rPr>
           <w:b/>
           <w:bCs/>
-          <w:sz w:val="24"/>
-          <w:szCs w:val="24"/>
-        </w:rPr>
-        <w:t>Structured array</w:t>
-      </w:r>
-      <w:r>
-        <w:rPr>
-          <w:sz w:val="24"/>
-          <w:szCs w:val="24"/>
-        </w:rPr>
-        <w:t xml:space="preserve"> in NumPy is a special type of ndarray where each element can contain multiple named fields, each with its own data type, </w:t>
-      </w:r>
-      <w:r>
-        <w:rPr>
-          <w:sz w:val="24"/>
-          <w:szCs w:val="24"/>
-        </w:rPr>
-        <w:t>like</w:t>
-      </w:r>
-      <w:r>
-        <w:rPr>
-          <w:sz w:val="24"/>
-          <w:szCs w:val="24"/>
-        </w:rPr>
-        <w:t xml:space="preserve"> a row in a database table or a struct in C. This array allows you to group heterogeneous data—different types and sizes—together in one array. For example, one element can have a string field for a name, an integer field for age, and a float for weight. All elements share the same field names and structure. You can access or modify data in these fields using their names, either with dictionary-style indexing or dot notation in record arrays. Structured arrays are useful for handling tabular data efficiently in scientific computing, enabling organized and memory-efficient representation of complex datasets</w:t>
-      </w:r>
-      <w:r>
-        <w:rPr>
-          <w:sz w:val="24"/>
-          <w:szCs w:val="24"/>
-        </w:rPr>
-        <w:t>.</w:t>
+          <w:sz w:val="28"/>
+          <w:szCs w:val="28"/>
+        </w:rPr>
+        <w:t>S</w:t>
+      </w:r>
+      <w:r>
+        <w:rPr>
+          <w:b/>
+          <w:bCs/>
+          <w:sz w:val="28"/>
+          <w:szCs w:val="28"/>
+        </w:rPr>
+        <w:t>eed</w:t>
+      </w:r>
+      <w:r>
+        <w:rPr>
+          <w:sz w:val="24"/>
+          <w:szCs w:val="24"/>
+        </w:rPr>
+        <w:t> is a starting value for a pseudo</w:t>
+      </w:r>
+      <w:r>
+        <w:rPr>
+          <w:sz w:val="24"/>
+          <w:szCs w:val="24"/>
+        </w:rPr>
+        <w:noBreakHyphen/>
+        <w:t>random number generator that ensures reproducibility — using the same seed will always produce the same sequence of “random” numbers. This is a general concept used across programming languages and libraries, not just NumPy. In Python, the built</w:t>
+      </w:r>
+      <w:r>
+        <w:rPr>
+          <w:sz w:val="24"/>
+          <w:szCs w:val="24"/>
+        </w:rPr>
+        <w:noBreakHyphen/>
+        <w:t>in </w:t>
+      </w:r>
+      <w:r>
+        <w:rPr>
+          <w:sz w:val="24"/>
+          <w:szCs w:val="24"/>
+        </w:rPr>
+        <w:t xml:space="preserve">random. </w:t>
+      </w:r>
+      <w:r>
+        <w:rPr>
+          <w:sz w:val="24"/>
+          <w:szCs w:val="24"/>
+        </w:rPr>
+        <w:t>seed (</w:t>
+      </w:r>
+      <w:r>
+        <w:rPr>
+          <w:sz w:val="24"/>
+          <w:szCs w:val="24"/>
+        </w:rPr>
+        <w:t>) seeds Python’s own random generator, while NumPy has its own implementation numpy.random.seed() for its legacy random number generator, and the modern numpy.random.default_rng(seed) for improved control. Many libraries like pandas and scikit</w:t>
+      </w:r>
+      <w:r>
+        <w:rPr>
+          <w:sz w:val="24"/>
+          <w:szCs w:val="24"/>
+        </w:rPr>
+        <w:noBreakHyphen/>
+        <w:t>learn include a</w:t>
+      </w:r>
+      <w:r>
+        <w:rPr>
+          <w:sz w:val="24"/>
+          <w:szCs w:val="24"/>
+        </w:rPr>
+        <w:t xml:space="preserve"> </w:t>
+      </w:r>
+      <w:r>
+        <w:rPr>
+          <w:sz w:val="24"/>
+          <w:szCs w:val="24"/>
+        </w:rPr>
+        <w:t>random_state parameter, which internally works like setting a seed so that operations involving randomness (e.g., sampling, data splitting) give consistent, repeatable results across runs.</w:t>
       </w:r>
     </w:p>
     <w:p>
@@ -4275,28 +4850,35 @@
           <w:sz w:val="24"/>
           <w:szCs w:val="24"/>
         </w:rPr>
-        <w:t>Mode:</w:t>
-      </w:r>
-      <w:r>
-        <w:rPr>
-          <w:sz w:val="24"/>
-          <w:szCs w:val="24"/>
-        </w:rPr>
-        <w:t xml:space="preserve"> There is no mode in NumPy, how to get the most frequent element </w:t>
-      </w:r>
-      <w:r>
-        <w:rPr>
-          <w:sz w:val="24"/>
-          <w:szCs w:val="24"/>
-        </w:rPr>
-        <w:t>then?</w:t>
-      </w:r>
-      <w:r>
-        <w:rPr>
-          <w:sz w:val="24"/>
-          <w:szCs w:val="24"/>
-        </w:rPr>
-        <w:t xml:space="preserve"> Using elements, counts = np.unique(a, return_counts=True), returns two arrays, one with elements and second one being counts, get the argmax of counts and index elements based of it. </w:t>
+        <w:t>Structured array</w:t>
+      </w:r>
+      <w:r>
+        <w:rPr>
+          <w:sz w:val="24"/>
+          <w:szCs w:val="24"/>
+        </w:rPr>
+        <w:t xml:space="preserve"> in NumPy is a special type of ndarray where each element can contain multiple named fields, each with its own data type, </w:t>
+      </w:r>
+      <w:r>
+        <w:rPr>
+          <w:sz w:val="24"/>
+          <w:szCs w:val="24"/>
+        </w:rPr>
+        <w:t>like</w:t>
+      </w:r>
+      <w:r>
+        <w:rPr>
+          <w:sz w:val="24"/>
+          <w:szCs w:val="24"/>
+        </w:rPr>
+        <w:t xml:space="preserve"> a row in a database table or a struct in C. This array allows you to group heterogeneous data—different types and sizes—together in one array. For example, one element can have a string field for a name, an integer field for age, and a float for weight. All elements share the same field names and structure. You can access or modify data in these fields using their names, either with dictionary-style indexing or dot notation in record arrays. Structured arrays are useful for handling tabular data efficiently in scientific computing, enabling organized and memory-efficient representation of complex datasets</w:t>
+      </w:r>
+      <w:r>
+        <w:rPr>
+          <w:sz w:val="24"/>
+          <w:szCs w:val="24"/>
+        </w:rPr>
+        <w:t>.</w:t>
       </w:r>
     </w:p>
     <w:p>
@@ -4318,6 +4900,71 @@
         <w:tabs>
           <w:tab w:val="left" w:pos="5625"/>
         </w:tabs>
+        <w:spacing w:after="0" w:line="240" w:lineRule="auto"/>
+        <w:jc w:val="both"/>
+        <w:rPr>
+          <w:sz w:val="24"/>
+          <w:szCs w:val="24"/>
+        </w:rPr>
+      </w:pPr>
+      <w:r>
+        <w:rPr>
+          <w:b/>
+          <w:bCs/>
+          <w:sz w:val="24"/>
+          <w:szCs w:val="24"/>
+        </w:rPr>
+        <w:t>Mode:</w:t>
+      </w:r>
+      <w:r>
+        <w:rPr>
+          <w:sz w:val="24"/>
+          <w:szCs w:val="24"/>
+        </w:rPr>
+        <w:t xml:space="preserve"> There is no mode in NumPy, how to get the most frequent element </w:t>
+      </w:r>
+      <w:r>
+        <w:rPr>
+          <w:sz w:val="24"/>
+          <w:szCs w:val="24"/>
+        </w:rPr>
+        <w:t>then?</w:t>
+      </w:r>
+      <w:r>
+        <w:rPr>
+          <w:sz w:val="24"/>
+          <w:szCs w:val="24"/>
+        </w:rPr>
+        <w:t xml:space="preserve"> Using elements, counts = np.unique(a, return_counts=True), returns two arrays, one with </w:t>
+      </w:r>
+      <w:r>
+        <w:rPr>
+          <w:sz w:val="24"/>
+          <w:szCs w:val="24"/>
+        </w:rPr>
+        <w:lastRenderedPageBreak/>
+        <w:t xml:space="preserve">elements and second one being counts, get the argmax of counts and index elements based of it. </w:t>
+      </w:r>
+    </w:p>
+    <w:p>
+      <w:pPr>
+        <w:pStyle w:val="ListParagraph"/>
+        <w:rPr>
+          <w:sz w:val="24"/>
+          <w:szCs w:val="24"/>
+        </w:rPr>
+      </w:pPr>
+    </w:p>
+    <w:p>
+      <w:pPr>
+        <w:pStyle w:val="ListParagraph"/>
+        <w:numPr>
+          <w:ilvl w:val="0"/>
+          <w:numId w:val="1"/>
+        </w:numPr>
+        <w:tabs>
+          <w:tab w:val="left" w:pos="5625"/>
+        </w:tabs>
         <w:spacing w:before="100" w:beforeAutospacing="1" w:after="100" w:afterAutospacing="1" w:line="240" w:lineRule="auto"/>
         <w:jc w:val="both"/>
         <w:rPr>
@@ -4464,7 +5111,6 @@
           <w:sz w:val="28"/>
           <w:szCs w:val="28"/>
         </w:rPr>
-        <w:lastRenderedPageBreak/>
         <w:t>Pandas:</w:t>
       </w:r>
     </w:p>
@@ -4903,25 +5549,20 @@
     </w:p>
     <w:p>
       <w:pPr>
-        <w:rPr>
-          <w:b/>
-          <w:bCs/>
-          <w:sz w:val="52"/>
-          <w:szCs w:val="52"/>
+        <w:pStyle w:val="Heading1"/>
+        <w:rPr>
           <w:lang w:val="en-US"/>
         </w:rPr>
       </w:pPr>
-      <w:r>
-        <w:rPr>
-          <w:b/>
-          <w:bCs/>
-          <w:sz w:val="52"/>
-          <w:szCs w:val="52"/>
+      <w:bookmarkStart w:id="4" w:name="_Toc222118273"/>
+      <w:r>
+        <w:rPr>
           <w:lang w:val="en-US"/>
         </w:rPr>
         <w:lastRenderedPageBreak/>
         <w:t>Python Problem solving</w:t>
       </w:r>
+      <w:bookmarkEnd w:id="4"/>
     </w:p>
     <w:p>
       <w:pPr>
@@ -5076,6 +5717,3088 @@
       <w:r>
         <w:t xml:space="preserve">Np.repeats- repeats the individual values multiple times. </w:t>
       </w:r>
+    </w:p>
+    <w:p>
+      <w:r>
+        <w:br w:type="page"/>
+      </w:r>
+    </w:p>
+    <w:p>
+      <w:pPr>
+        <w:pStyle w:val="Heading1"/>
+      </w:pPr>
+      <w:bookmarkStart w:id="5" w:name="_Toc222118274"/>
+      <w:r>
+        <w:lastRenderedPageBreak/>
+        <w:t>Interview Questions</w:t>
+      </w:r>
+      <w:bookmarkEnd w:id="5"/>
+    </w:p>
+    <w:p>
+      <w:r>
+        <w:t>Source (</w:t>
+      </w:r>
+      <w:r>
+        <w:t>later questions are great)</w:t>
+      </w:r>
+      <w:r>
+        <w:t xml:space="preserve">:    </w:t>
+      </w:r>
+      <w:hyperlink r:id="rId6" w:history="1">
+        <w:r>
+          <w:rPr>
+            <w:rStyle w:val="Hyperlink"/>
+          </w:rPr>
+          <w:t>https://www.askpython.com/python/python-interview-questions</w:t>
+        </w:r>
+      </w:hyperlink>
+      <w:r>
+        <w:t xml:space="preserve"> </w:t>
+      </w:r>
+    </w:p>
+    <w:p>
+      <w:r>
+        <w:br w:type="page"/>
+      </w:r>
+    </w:p>
+    <w:p>
+      <w:pPr>
+        <w:pStyle w:val="ListParagraph"/>
+        <w:numPr>
+          <w:ilvl w:val="0"/>
+          <w:numId w:val="9"/>
+        </w:numPr>
+        <w:spacing w:after="80"/>
+        <w:rPr>
+          <w:b/>
+          <w:bCs/>
+          <w:sz w:val="24"/>
+          <w:szCs w:val="24"/>
+        </w:rPr>
+      </w:pPr>
+      <w:r>
+        <w:rPr>
+          <w:b/>
+          <w:bCs/>
+          <w:sz w:val="24"/>
+          <w:szCs w:val="24"/>
+        </w:rPr>
+        <w:lastRenderedPageBreak/>
+        <w:t>What is hashing?</w:t>
+      </w:r>
+    </w:p>
+    <w:p>
+      <w:pPr>
+        <w:pStyle w:val="ListParagraph"/>
+        <w:numPr>
+          <w:ilvl w:val="0"/>
+          <w:numId w:val="2"/>
+        </w:numPr>
+        <w:rPr>
+          <w:sz w:val="24"/>
+          <w:szCs w:val="24"/>
+        </w:rPr>
+      </w:pPr>
+      <w:r>
+        <w:rPr>
+          <w:sz w:val="24"/>
+          <w:szCs w:val="24"/>
+        </w:rPr>
+        <w:t xml:space="preserve">Storing and retrieval of data in O(1) time. </w:t>
+      </w:r>
+    </w:p>
+    <w:p>
+      <w:pPr>
+        <w:pStyle w:val="ListParagraph"/>
+        <w:numPr>
+          <w:ilvl w:val="0"/>
+          <w:numId w:val="2"/>
+        </w:numPr>
+        <w:rPr>
+          <w:sz w:val="24"/>
+          <w:szCs w:val="24"/>
+        </w:rPr>
+      </w:pPr>
+      <w:r>
+        <w:rPr>
+          <w:sz w:val="24"/>
+          <w:szCs w:val="24"/>
+        </w:rPr>
+        <w:t xml:space="preserve">Search keys are stored in </w:t>
+      </w:r>
+      <w:r>
+        <w:rPr>
+          <w:sz w:val="24"/>
+          <w:szCs w:val="24"/>
+        </w:rPr>
+        <w:t xml:space="preserve">hash table with the help of hash function. Meaning, each search key is put into a hash function, and the output tell where to and how to store the search key. </w:t>
+      </w:r>
+    </w:p>
+    <w:p>
+      <w:pPr>
+        <w:pStyle w:val="ListParagraph"/>
+        <w:numPr>
+          <w:ilvl w:val="0"/>
+          <w:numId w:val="2"/>
+        </w:numPr>
+        <w:rPr>
+          <w:sz w:val="24"/>
+          <w:szCs w:val="24"/>
+        </w:rPr>
+      </w:pPr>
+      <w:r>
+        <w:rPr>
+          <w:sz w:val="24"/>
+          <w:szCs w:val="24"/>
+        </w:rPr>
+        <w:t xml:space="preserve">This search keys are any python objects </w:t>
+      </w:r>
+      <w:r>
+        <w:rPr>
+          <w:sz w:val="24"/>
+          <w:szCs w:val="24"/>
+        </w:rPr>
+        <w:t>and not specific to int, strs etc.</w:t>
+      </w:r>
+    </w:p>
+    <w:p>
+      <w:pPr>
+        <w:pStyle w:val="ListParagraph"/>
+        <w:numPr>
+          <w:ilvl w:val="0"/>
+          <w:numId w:val="2"/>
+        </w:numPr>
+        <w:rPr>
+          <w:sz w:val="24"/>
+          <w:szCs w:val="24"/>
+        </w:rPr>
+      </w:pPr>
+      <w:r>
+        <w:rPr>
+          <w:sz w:val="24"/>
+          <w:szCs w:val="24"/>
+        </w:rPr>
+        <w:t xml:space="preserve">K mod 10, K mod n, Mid square and folding methods these are some hashing functions. </w:t>
+      </w:r>
+    </w:p>
+    <w:p>
+      <w:pPr>
+        <w:spacing w:after="80"/>
+        <w:ind w:left="90"/>
+        <w:rPr>
+          <w:sz w:val="24"/>
+          <w:szCs w:val="24"/>
+        </w:rPr>
+      </w:pPr>
+      <w:r>
+        <w:rPr>
+          <w:sz w:val="24"/>
+          <w:szCs w:val="24"/>
+        </w:rPr>
+        <w:t>Let’s take an example</w:t>
+      </w:r>
+    </w:p>
+    <w:p>
+      <w:pPr>
+        <w:spacing w:after="80"/>
+        <w:ind w:left="90"/>
+        <w:rPr>
+          <w:sz w:val="24"/>
+          <w:szCs w:val="24"/>
+        </w:rPr>
+      </w:pPr>
+      <w:r>
+        <w:rPr>
+          <w:sz w:val="24"/>
+          <w:szCs w:val="24"/>
+        </w:rPr>
+        <w:t xml:space="preserve">Suppose we have search keys like: 77, 98, 69, 75 etc. </w:t>
+      </w:r>
+    </w:p>
+    <w:p>
+      <w:pPr>
+        <w:ind w:left="90"/>
+        <w:rPr>
+          <w:sz w:val="24"/>
+          <w:szCs w:val="24"/>
+        </w:rPr>
+      </w:pPr>
+      <w:r>
+        <w:rPr>
+          <w:sz w:val="24"/>
+          <w:szCs w:val="24"/>
+        </w:rPr>
+        <w:t>With method of k mod 10.</w:t>
+      </w:r>
+    </w:p>
+    <w:p>
+      <w:pPr>
+        <w:ind w:left="360"/>
+        <w:rPr>
+          <w:sz w:val="24"/>
+          <w:szCs w:val="24"/>
+        </w:rPr>
+      </w:pPr>
+      <w:r>
+        <w:rPr>
+          <w:sz w:val="24"/>
+          <w:szCs w:val="24"/>
+        </w:rPr>
+        <w:t>77 mod 10 = 7 → index 7 gets overwritten later? Wait no: first position</w:t>
+      </w:r>
+      <w:r>
+        <w:rPr>
+          <w:sz w:val="24"/>
+          <w:szCs w:val="24"/>
+        </w:rPr>
+        <w:br/>
+        <w:t>Actually direct mapping shows collision at 8:</w:t>
+      </w:r>
+    </w:p>
+    <w:p>
+      <w:pPr>
+        <w:ind w:left="360"/>
+        <w:rPr>
+          <w:sz w:val="24"/>
+          <w:szCs w:val="24"/>
+        </w:rPr>
+      </w:pPr>
+      <w:r>
+        <w:rPr>
+          <w:sz w:val="24"/>
+          <w:szCs w:val="24"/>
+        </w:rPr>
+        <w:t>77 → 7</w:t>
+      </w:r>
+    </w:p>
+    <w:p>
+      <w:pPr>
+        <w:ind w:left="360"/>
+        <w:rPr>
+          <w:sz w:val="24"/>
+          <w:szCs w:val="24"/>
+        </w:rPr>
+      </w:pPr>
+      <w:r>
+        <w:rPr>
+          <w:sz w:val="24"/>
+          <w:szCs w:val="24"/>
+        </w:rPr>
+        <w:t>98 → 8</w:t>
+      </w:r>
+    </w:p>
+    <w:p>
+      <w:pPr>
+        <w:ind w:left="360"/>
+        <w:rPr>
+          <w:sz w:val="24"/>
+          <w:szCs w:val="24"/>
+        </w:rPr>
+      </w:pPr>
+      <w:r>
+        <w:rPr>
+          <w:sz w:val="24"/>
+          <w:szCs w:val="24"/>
+        </w:rPr>
+        <w:t>69 → 9? 69 mod 10=9</w:t>
+      </w:r>
+    </w:p>
+    <w:p>
+      <w:pPr>
+        <w:ind w:left="360"/>
+        <w:rPr>
+          <w:sz w:val="24"/>
+          <w:szCs w:val="24"/>
+        </w:rPr>
+      </w:pPr>
+      <w:r>
+        <w:rPr>
+          <w:sz w:val="24"/>
+          <w:szCs w:val="24"/>
+        </w:rPr>
+        <w:t>75 → 5</w:t>
+      </w:r>
+    </w:p>
+    <w:tbl>
+      <w:tblPr>
+        <w:tblW w:w="5000" w:type="pct"/>
+        <w:tblCellMar>
+          <w:top w:w="15" w:type="dxa"/>
+          <w:left w:w="15" w:type="dxa"/>
+          <w:bottom w:w="15" w:type="dxa"/>
+          <w:right w:w="15" w:type="dxa"/>
+        </w:tblCellMar>
+        <w:tblLook w:val="04A0" w:firstRow="1" w:lastRow="0" w:firstColumn="1" w:lastColumn="0" w:noHBand="0" w:noVBand="1"/>
+      </w:tblPr>
+      <w:tblGrid>
+        <w:gridCol w:w="1396"/>
+        <w:gridCol w:w="690"/>
+        <w:gridCol w:w="690"/>
+        <w:gridCol w:w="689"/>
+        <w:gridCol w:w="689"/>
+        <w:gridCol w:w="689"/>
+        <w:gridCol w:w="881"/>
+        <w:gridCol w:w="689"/>
+        <w:gridCol w:w="881"/>
+        <w:gridCol w:w="881"/>
+        <w:gridCol w:w="881"/>
+      </w:tblGrid>
+      <w:tr>
+        <w:trPr>
+          <w:tblHeader/>
+        </w:trPr>
+        <w:tc>
+          <w:tcPr>
+            <w:tcW w:w="0" w:type="auto"/>
+            <w:tcBorders>
+              <w:top w:val="single" w:sz="6" w:space="0" w:color="DDDDDD"/>
+              <w:left w:val="single" w:sz="6" w:space="0" w:color="DDDDDD"/>
+              <w:bottom w:val="single" w:sz="6" w:space="0" w:color="DDDDDD"/>
+              <w:right w:val="single" w:sz="6" w:space="0" w:color="DDDDDD"/>
+            </w:tcBorders>
+            <w:shd w:val="clear" w:color="auto" w:fill="F2F2F2"/>
+            <w:tcMar>
+              <w:top w:w="120" w:type="dxa"/>
+              <w:left w:w="120" w:type="dxa"/>
+              <w:bottom w:w="120" w:type="dxa"/>
+              <w:right w:w="120" w:type="dxa"/>
+            </w:tcMar>
+            <w:vAlign w:val="center"/>
+            <w:hideMark/>
+          </w:tcPr>
+          <w:p>
+            <w:pPr>
+              <w:ind w:left="90"/>
+              <w:rPr>
+                <w:b/>
+                <w:bCs/>
+                <w:sz w:val="24"/>
+                <w:szCs w:val="24"/>
+              </w:rPr>
+            </w:pPr>
+            <w:r>
+              <w:rPr>
+                <w:b/>
+                <w:bCs/>
+                <w:sz w:val="24"/>
+                <w:szCs w:val="24"/>
+              </w:rPr>
+              <w:t>Index</w:t>
+            </w:r>
+          </w:p>
+        </w:tc>
+        <w:tc>
+          <w:tcPr>
+            <w:tcW w:w="0" w:type="auto"/>
+            <w:tcBorders>
+              <w:top w:val="single" w:sz="6" w:space="0" w:color="DDDDDD"/>
+              <w:left w:val="single" w:sz="6" w:space="0" w:color="DDDDDD"/>
+              <w:bottom w:val="single" w:sz="6" w:space="0" w:color="DDDDDD"/>
+              <w:right w:val="single" w:sz="6" w:space="0" w:color="DDDDDD"/>
+            </w:tcBorders>
+            <w:shd w:val="clear" w:color="auto" w:fill="F2F2F2"/>
+            <w:tcMar>
+              <w:top w:w="120" w:type="dxa"/>
+              <w:left w:w="120" w:type="dxa"/>
+              <w:bottom w:w="120" w:type="dxa"/>
+              <w:right w:w="120" w:type="dxa"/>
+            </w:tcMar>
+            <w:vAlign w:val="center"/>
+            <w:hideMark/>
+          </w:tcPr>
+          <w:p>
+            <w:pPr>
+              <w:ind w:left="90"/>
+              <w:rPr>
+                <w:b/>
+                <w:bCs/>
+                <w:sz w:val="24"/>
+                <w:szCs w:val="24"/>
+              </w:rPr>
+            </w:pPr>
+            <w:r>
+              <w:rPr>
+                <w:b/>
+                <w:bCs/>
+                <w:sz w:val="24"/>
+                <w:szCs w:val="24"/>
+              </w:rPr>
+              <w:t>0</w:t>
+            </w:r>
+          </w:p>
+        </w:tc>
+        <w:tc>
+          <w:tcPr>
+            <w:tcW w:w="0" w:type="auto"/>
+            <w:tcBorders>
+              <w:top w:val="single" w:sz="6" w:space="0" w:color="DDDDDD"/>
+              <w:left w:val="single" w:sz="6" w:space="0" w:color="DDDDDD"/>
+              <w:bottom w:val="single" w:sz="6" w:space="0" w:color="DDDDDD"/>
+              <w:right w:val="single" w:sz="6" w:space="0" w:color="DDDDDD"/>
+            </w:tcBorders>
+            <w:shd w:val="clear" w:color="auto" w:fill="F2F2F2"/>
+            <w:tcMar>
+              <w:top w:w="120" w:type="dxa"/>
+              <w:left w:w="120" w:type="dxa"/>
+              <w:bottom w:w="120" w:type="dxa"/>
+              <w:right w:w="120" w:type="dxa"/>
+            </w:tcMar>
+            <w:vAlign w:val="center"/>
+            <w:hideMark/>
+          </w:tcPr>
+          <w:p>
+            <w:pPr>
+              <w:ind w:left="90"/>
+              <w:rPr>
+                <w:b/>
+                <w:bCs/>
+                <w:sz w:val="24"/>
+                <w:szCs w:val="24"/>
+              </w:rPr>
+            </w:pPr>
+            <w:r>
+              <w:rPr>
+                <w:b/>
+                <w:bCs/>
+                <w:sz w:val="24"/>
+                <w:szCs w:val="24"/>
+              </w:rPr>
+              <w:t>1</w:t>
+            </w:r>
+          </w:p>
+        </w:tc>
+        <w:tc>
+          <w:tcPr>
+            <w:tcW w:w="0" w:type="auto"/>
+            <w:tcBorders>
+              <w:top w:val="single" w:sz="6" w:space="0" w:color="DDDDDD"/>
+              <w:left w:val="single" w:sz="6" w:space="0" w:color="DDDDDD"/>
+              <w:bottom w:val="single" w:sz="6" w:space="0" w:color="DDDDDD"/>
+              <w:right w:val="single" w:sz="6" w:space="0" w:color="DDDDDD"/>
+            </w:tcBorders>
+            <w:shd w:val="clear" w:color="auto" w:fill="F2F2F2"/>
+            <w:tcMar>
+              <w:top w:w="120" w:type="dxa"/>
+              <w:left w:w="120" w:type="dxa"/>
+              <w:bottom w:w="120" w:type="dxa"/>
+              <w:right w:w="120" w:type="dxa"/>
+            </w:tcMar>
+            <w:vAlign w:val="center"/>
+            <w:hideMark/>
+          </w:tcPr>
+          <w:p>
+            <w:pPr>
+              <w:ind w:left="90"/>
+              <w:rPr>
+                <w:b/>
+                <w:bCs/>
+                <w:sz w:val="24"/>
+                <w:szCs w:val="24"/>
+              </w:rPr>
+            </w:pPr>
+            <w:r>
+              <w:rPr>
+                <w:b/>
+                <w:bCs/>
+                <w:sz w:val="24"/>
+                <w:szCs w:val="24"/>
+              </w:rPr>
+              <w:t>2</w:t>
+            </w:r>
+          </w:p>
+        </w:tc>
+        <w:tc>
+          <w:tcPr>
+            <w:tcW w:w="0" w:type="auto"/>
+            <w:tcBorders>
+              <w:top w:val="single" w:sz="6" w:space="0" w:color="DDDDDD"/>
+              <w:left w:val="single" w:sz="6" w:space="0" w:color="DDDDDD"/>
+              <w:bottom w:val="single" w:sz="6" w:space="0" w:color="DDDDDD"/>
+              <w:right w:val="single" w:sz="6" w:space="0" w:color="DDDDDD"/>
+            </w:tcBorders>
+            <w:shd w:val="clear" w:color="auto" w:fill="F2F2F2"/>
+            <w:tcMar>
+              <w:top w:w="120" w:type="dxa"/>
+              <w:left w:w="120" w:type="dxa"/>
+              <w:bottom w:w="120" w:type="dxa"/>
+              <w:right w:w="120" w:type="dxa"/>
+            </w:tcMar>
+            <w:vAlign w:val="center"/>
+            <w:hideMark/>
+          </w:tcPr>
+          <w:p>
+            <w:pPr>
+              <w:ind w:left="90"/>
+              <w:rPr>
+                <w:b/>
+                <w:bCs/>
+                <w:sz w:val="24"/>
+                <w:szCs w:val="24"/>
+              </w:rPr>
+            </w:pPr>
+            <w:r>
+              <w:rPr>
+                <w:b/>
+                <w:bCs/>
+                <w:sz w:val="24"/>
+                <w:szCs w:val="24"/>
+              </w:rPr>
+              <w:t>3</w:t>
+            </w:r>
+          </w:p>
+        </w:tc>
+        <w:tc>
+          <w:tcPr>
+            <w:tcW w:w="0" w:type="auto"/>
+            <w:tcBorders>
+              <w:top w:val="single" w:sz="6" w:space="0" w:color="DDDDDD"/>
+              <w:left w:val="single" w:sz="6" w:space="0" w:color="DDDDDD"/>
+              <w:bottom w:val="single" w:sz="6" w:space="0" w:color="DDDDDD"/>
+              <w:right w:val="single" w:sz="6" w:space="0" w:color="DDDDDD"/>
+            </w:tcBorders>
+            <w:shd w:val="clear" w:color="auto" w:fill="F2F2F2"/>
+            <w:tcMar>
+              <w:top w:w="120" w:type="dxa"/>
+              <w:left w:w="120" w:type="dxa"/>
+              <w:bottom w:w="120" w:type="dxa"/>
+              <w:right w:w="120" w:type="dxa"/>
+            </w:tcMar>
+            <w:vAlign w:val="center"/>
+            <w:hideMark/>
+          </w:tcPr>
+          <w:p>
+            <w:pPr>
+              <w:ind w:left="90"/>
+              <w:rPr>
+                <w:b/>
+                <w:bCs/>
+                <w:sz w:val="24"/>
+                <w:szCs w:val="24"/>
+              </w:rPr>
+            </w:pPr>
+            <w:r>
+              <w:rPr>
+                <w:b/>
+                <w:bCs/>
+                <w:sz w:val="24"/>
+                <w:szCs w:val="24"/>
+              </w:rPr>
+              <w:t>4</w:t>
+            </w:r>
+          </w:p>
+        </w:tc>
+        <w:tc>
+          <w:tcPr>
+            <w:tcW w:w="0" w:type="auto"/>
+            <w:tcBorders>
+              <w:top w:val="single" w:sz="6" w:space="0" w:color="DDDDDD"/>
+              <w:left w:val="single" w:sz="6" w:space="0" w:color="DDDDDD"/>
+              <w:bottom w:val="single" w:sz="6" w:space="0" w:color="DDDDDD"/>
+              <w:right w:val="single" w:sz="6" w:space="0" w:color="DDDDDD"/>
+            </w:tcBorders>
+            <w:shd w:val="clear" w:color="auto" w:fill="F2F2F2"/>
+            <w:tcMar>
+              <w:top w:w="120" w:type="dxa"/>
+              <w:left w:w="120" w:type="dxa"/>
+              <w:bottom w:w="120" w:type="dxa"/>
+              <w:right w:w="120" w:type="dxa"/>
+            </w:tcMar>
+            <w:vAlign w:val="center"/>
+            <w:hideMark/>
+          </w:tcPr>
+          <w:p>
+            <w:pPr>
+              <w:ind w:left="90"/>
+              <w:rPr>
+                <w:b/>
+                <w:bCs/>
+                <w:sz w:val="24"/>
+                <w:szCs w:val="24"/>
+              </w:rPr>
+            </w:pPr>
+            <w:r>
+              <w:rPr>
+                <w:b/>
+                <w:bCs/>
+                <w:sz w:val="24"/>
+                <w:szCs w:val="24"/>
+              </w:rPr>
+              <w:t>5</w:t>
+            </w:r>
+          </w:p>
+        </w:tc>
+        <w:tc>
+          <w:tcPr>
+            <w:tcW w:w="0" w:type="auto"/>
+            <w:tcBorders>
+              <w:top w:val="single" w:sz="6" w:space="0" w:color="DDDDDD"/>
+              <w:left w:val="single" w:sz="6" w:space="0" w:color="DDDDDD"/>
+              <w:bottom w:val="single" w:sz="6" w:space="0" w:color="DDDDDD"/>
+              <w:right w:val="single" w:sz="6" w:space="0" w:color="DDDDDD"/>
+            </w:tcBorders>
+            <w:shd w:val="clear" w:color="auto" w:fill="F2F2F2"/>
+            <w:tcMar>
+              <w:top w:w="120" w:type="dxa"/>
+              <w:left w:w="120" w:type="dxa"/>
+              <w:bottom w:w="120" w:type="dxa"/>
+              <w:right w:w="120" w:type="dxa"/>
+            </w:tcMar>
+            <w:vAlign w:val="center"/>
+            <w:hideMark/>
+          </w:tcPr>
+          <w:p>
+            <w:pPr>
+              <w:ind w:left="90"/>
+              <w:rPr>
+                <w:b/>
+                <w:bCs/>
+                <w:sz w:val="24"/>
+                <w:szCs w:val="24"/>
+              </w:rPr>
+            </w:pPr>
+            <w:r>
+              <w:rPr>
+                <w:b/>
+                <w:bCs/>
+                <w:sz w:val="24"/>
+                <w:szCs w:val="24"/>
+              </w:rPr>
+              <w:t>6</w:t>
+            </w:r>
+          </w:p>
+        </w:tc>
+        <w:tc>
+          <w:tcPr>
+            <w:tcW w:w="0" w:type="auto"/>
+            <w:tcBorders>
+              <w:top w:val="single" w:sz="6" w:space="0" w:color="DDDDDD"/>
+              <w:left w:val="single" w:sz="6" w:space="0" w:color="DDDDDD"/>
+              <w:bottom w:val="single" w:sz="6" w:space="0" w:color="DDDDDD"/>
+              <w:right w:val="single" w:sz="6" w:space="0" w:color="DDDDDD"/>
+            </w:tcBorders>
+            <w:shd w:val="clear" w:color="auto" w:fill="F2F2F2"/>
+            <w:tcMar>
+              <w:top w:w="120" w:type="dxa"/>
+              <w:left w:w="120" w:type="dxa"/>
+              <w:bottom w:w="120" w:type="dxa"/>
+              <w:right w:w="120" w:type="dxa"/>
+            </w:tcMar>
+            <w:vAlign w:val="center"/>
+            <w:hideMark/>
+          </w:tcPr>
+          <w:p>
+            <w:pPr>
+              <w:ind w:left="90"/>
+              <w:rPr>
+                <w:b/>
+                <w:bCs/>
+                <w:sz w:val="24"/>
+                <w:szCs w:val="24"/>
+              </w:rPr>
+            </w:pPr>
+            <w:r>
+              <w:rPr>
+                <w:b/>
+                <w:bCs/>
+                <w:sz w:val="24"/>
+                <w:szCs w:val="24"/>
+              </w:rPr>
+              <w:t>7</w:t>
+            </w:r>
+          </w:p>
+        </w:tc>
+        <w:tc>
+          <w:tcPr>
+            <w:tcW w:w="0" w:type="auto"/>
+            <w:tcBorders>
+              <w:top w:val="single" w:sz="6" w:space="0" w:color="DDDDDD"/>
+              <w:left w:val="single" w:sz="6" w:space="0" w:color="DDDDDD"/>
+              <w:bottom w:val="single" w:sz="6" w:space="0" w:color="DDDDDD"/>
+              <w:right w:val="single" w:sz="6" w:space="0" w:color="DDDDDD"/>
+            </w:tcBorders>
+            <w:shd w:val="clear" w:color="auto" w:fill="F2F2F2"/>
+            <w:tcMar>
+              <w:top w:w="120" w:type="dxa"/>
+              <w:left w:w="120" w:type="dxa"/>
+              <w:bottom w:w="120" w:type="dxa"/>
+              <w:right w:w="120" w:type="dxa"/>
+            </w:tcMar>
+            <w:vAlign w:val="center"/>
+            <w:hideMark/>
+          </w:tcPr>
+          <w:p>
+            <w:pPr>
+              <w:ind w:left="90"/>
+              <w:rPr>
+                <w:b/>
+                <w:bCs/>
+                <w:sz w:val="24"/>
+                <w:szCs w:val="24"/>
+              </w:rPr>
+            </w:pPr>
+            <w:r>
+              <w:rPr>
+                <w:b/>
+                <w:bCs/>
+                <w:sz w:val="24"/>
+                <w:szCs w:val="24"/>
+              </w:rPr>
+              <w:t>8</w:t>
+            </w:r>
+          </w:p>
+        </w:tc>
+        <w:tc>
+          <w:tcPr>
+            <w:tcW w:w="0" w:type="auto"/>
+            <w:tcBorders>
+              <w:top w:val="single" w:sz="6" w:space="0" w:color="DDDDDD"/>
+              <w:left w:val="single" w:sz="6" w:space="0" w:color="DDDDDD"/>
+              <w:bottom w:val="single" w:sz="6" w:space="0" w:color="DDDDDD"/>
+              <w:right w:val="single" w:sz="6" w:space="0" w:color="DDDDDD"/>
+            </w:tcBorders>
+            <w:shd w:val="clear" w:color="auto" w:fill="F2F2F2"/>
+            <w:tcMar>
+              <w:top w:w="120" w:type="dxa"/>
+              <w:left w:w="120" w:type="dxa"/>
+              <w:bottom w:w="120" w:type="dxa"/>
+              <w:right w:w="120" w:type="dxa"/>
+            </w:tcMar>
+            <w:vAlign w:val="center"/>
+            <w:hideMark/>
+          </w:tcPr>
+          <w:p>
+            <w:pPr>
+              <w:ind w:left="90"/>
+              <w:rPr>
+                <w:b/>
+                <w:bCs/>
+                <w:sz w:val="24"/>
+                <w:szCs w:val="24"/>
+              </w:rPr>
+            </w:pPr>
+            <w:r>
+              <w:rPr>
+                <w:b/>
+                <w:bCs/>
+                <w:sz w:val="24"/>
+                <w:szCs w:val="24"/>
+              </w:rPr>
+              <w:t>9</w:t>
+            </w:r>
+          </w:p>
+        </w:tc>
+      </w:tr>
+      <w:tr>
+        <w:tc>
+          <w:tcPr>
+            <w:tcW w:w="0" w:type="auto"/>
+            <w:tcBorders>
+              <w:top w:val="single" w:sz="6" w:space="0" w:color="DDDDDD"/>
+              <w:left w:val="single" w:sz="6" w:space="0" w:color="DDDDDD"/>
+              <w:bottom w:val="single" w:sz="6" w:space="0" w:color="DDDDDD"/>
+              <w:right w:val="single" w:sz="6" w:space="0" w:color="DDDDDD"/>
+            </w:tcBorders>
+            <w:tcMar>
+              <w:top w:w="120" w:type="dxa"/>
+              <w:left w:w="120" w:type="dxa"/>
+              <w:bottom w:w="120" w:type="dxa"/>
+              <w:right w:w="120" w:type="dxa"/>
+            </w:tcMar>
+            <w:vAlign w:val="center"/>
+            <w:hideMark/>
+          </w:tcPr>
+          <w:p>
+            <w:pPr>
+              <w:ind w:left="90"/>
+              <w:rPr>
+                <w:sz w:val="24"/>
+                <w:szCs w:val="24"/>
+              </w:rPr>
+            </w:pPr>
+            <w:r>
+              <w:rPr>
+                <w:sz w:val="24"/>
+                <w:szCs w:val="24"/>
+              </w:rPr>
+              <w:t>Value</w:t>
+            </w:r>
+          </w:p>
+        </w:tc>
+        <w:tc>
+          <w:tcPr>
+            <w:tcW w:w="0" w:type="auto"/>
+            <w:tcBorders>
+              <w:top w:val="single" w:sz="6" w:space="0" w:color="DDDDDD"/>
+              <w:left w:val="single" w:sz="6" w:space="0" w:color="DDDDDD"/>
+              <w:bottom w:val="single" w:sz="6" w:space="0" w:color="DDDDDD"/>
+              <w:right w:val="single" w:sz="6" w:space="0" w:color="DDDDDD"/>
+            </w:tcBorders>
+            <w:tcMar>
+              <w:top w:w="120" w:type="dxa"/>
+              <w:left w:w="120" w:type="dxa"/>
+              <w:bottom w:w="120" w:type="dxa"/>
+              <w:right w:w="120" w:type="dxa"/>
+            </w:tcMar>
+            <w:vAlign w:val="center"/>
+            <w:hideMark/>
+          </w:tcPr>
+          <w:p>
+            <w:pPr>
+              <w:ind w:left="90"/>
+              <w:rPr>
+                <w:sz w:val="24"/>
+                <w:szCs w:val="24"/>
+              </w:rPr>
+            </w:pPr>
+            <w:r>
+              <w:rPr>
+                <w:sz w:val="24"/>
+                <w:szCs w:val="24"/>
+              </w:rPr>
+              <w:t>-</w:t>
+            </w:r>
+          </w:p>
+        </w:tc>
+        <w:tc>
+          <w:tcPr>
+            <w:tcW w:w="0" w:type="auto"/>
+            <w:tcBorders>
+              <w:top w:val="single" w:sz="6" w:space="0" w:color="DDDDDD"/>
+              <w:left w:val="single" w:sz="6" w:space="0" w:color="DDDDDD"/>
+              <w:bottom w:val="single" w:sz="6" w:space="0" w:color="DDDDDD"/>
+              <w:right w:val="single" w:sz="6" w:space="0" w:color="DDDDDD"/>
+            </w:tcBorders>
+            <w:tcMar>
+              <w:top w:w="120" w:type="dxa"/>
+              <w:left w:w="120" w:type="dxa"/>
+              <w:bottom w:w="120" w:type="dxa"/>
+              <w:right w:w="120" w:type="dxa"/>
+            </w:tcMar>
+            <w:vAlign w:val="center"/>
+            <w:hideMark/>
+          </w:tcPr>
+          <w:p>
+            <w:pPr>
+              <w:ind w:left="90"/>
+              <w:rPr>
+                <w:sz w:val="24"/>
+                <w:szCs w:val="24"/>
+              </w:rPr>
+            </w:pPr>
+            <w:r>
+              <w:rPr>
+                <w:sz w:val="24"/>
+                <w:szCs w:val="24"/>
+              </w:rPr>
+              <w:t>-</w:t>
+            </w:r>
+          </w:p>
+        </w:tc>
+        <w:tc>
+          <w:tcPr>
+            <w:tcW w:w="0" w:type="auto"/>
+            <w:tcBorders>
+              <w:top w:val="single" w:sz="6" w:space="0" w:color="DDDDDD"/>
+              <w:left w:val="single" w:sz="6" w:space="0" w:color="DDDDDD"/>
+              <w:bottom w:val="single" w:sz="6" w:space="0" w:color="DDDDDD"/>
+              <w:right w:val="single" w:sz="6" w:space="0" w:color="DDDDDD"/>
+            </w:tcBorders>
+            <w:tcMar>
+              <w:top w:w="120" w:type="dxa"/>
+              <w:left w:w="120" w:type="dxa"/>
+              <w:bottom w:w="120" w:type="dxa"/>
+              <w:right w:w="120" w:type="dxa"/>
+            </w:tcMar>
+            <w:vAlign w:val="center"/>
+            <w:hideMark/>
+          </w:tcPr>
+          <w:p>
+            <w:pPr>
+              <w:ind w:left="90"/>
+              <w:rPr>
+                <w:sz w:val="24"/>
+                <w:szCs w:val="24"/>
+              </w:rPr>
+            </w:pPr>
+            <w:r>
+              <w:rPr>
+                <w:sz w:val="24"/>
+                <w:szCs w:val="24"/>
+              </w:rPr>
+              <w:t>-</w:t>
+            </w:r>
+          </w:p>
+        </w:tc>
+        <w:tc>
+          <w:tcPr>
+            <w:tcW w:w="0" w:type="auto"/>
+            <w:tcBorders>
+              <w:top w:val="single" w:sz="6" w:space="0" w:color="DDDDDD"/>
+              <w:left w:val="single" w:sz="6" w:space="0" w:color="DDDDDD"/>
+              <w:bottom w:val="single" w:sz="6" w:space="0" w:color="DDDDDD"/>
+              <w:right w:val="single" w:sz="6" w:space="0" w:color="DDDDDD"/>
+            </w:tcBorders>
+            <w:tcMar>
+              <w:top w:w="120" w:type="dxa"/>
+              <w:left w:w="120" w:type="dxa"/>
+              <w:bottom w:w="120" w:type="dxa"/>
+              <w:right w:w="120" w:type="dxa"/>
+            </w:tcMar>
+            <w:vAlign w:val="center"/>
+            <w:hideMark/>
+          </w:tcPr>
+          <w:p>
+            <w:pPr>
+              <w:ind w:left="90"/>
+              <w:rPr>
+                <w:sz w:val="24"/>
+                <w:szCs w:val="24"/>
+              </w:rPr>
+            </w:pPr>
+            <w:r>
+              <w:rPr>
+                <w:sz w:val="24"/>
+                <w:szCs w:val="24"/>
+              </w:rPr>
+              <w:t>-</w:t>
+            </w:r>
+          </w:p>
+        </w:tc>
+        <w:tc>
+          <w:tcPr>
+            <w:tcW w:w="0" w:type="auto"/>
+            <w:tcBorders>
+              <w:top w:val="single" w:sz="6" w:space="0" w:color="DDDDDD"/>
+              <w:left w:val="single" w:sz="6" w:space="0" w:color="DDDDDD"/>
+              <w:bottom w:val="single" w:sz="6" w:space="0" w:color="DDDDDD"/>
+              <w:right w:val="single" w:sz="6" w:space="0" w:color="DDDDDD"/>
+            </w:tcBorders>
+            <w:tcMar>
+              <w:top w:w="120" w:type="dxa"/>
+              <w:left w:w="120" w:type="dxa"/>
+              <w:bottom w:w="120" w:type="dxa"/>
+              <w:right w:w="120" w:type="dxa"/>
+            </w:tcMar>
+            <w:vAlign w:val="center"/>
+            <w:hideMark/>
+          </w:tcPr>
+          <w:p>
+            <w:pPr>
+              <w:ind w:left="90"/>
+              <w:rPr>
+                <w:sz w:val="24"/>
+                <w:szCs w:val="24"/>
+              </w:rPr>
+            </w:pPr>
+            <w:r>
+              <w:rPr>
+                <w:sz w:val="24"/>
+                <w:szCs w:val="24"/>
+              </w:rPr>
+              <w:t>-</w:t>
+            </w:r>
+          </w:p>
+        </w:tc>
+        <w:tc>
+          <w:tcPr>
+            <w:tcW w:w="0" w:type="auto"/>
+            <w:tcBorders>
+              <w:top w:val="single" w:sz="6" w:space="0" w:color="DDDDDD"/>
+              <w:left w:val="single" w:sz="6" w:space="0" w:color="DDDDDD"/>
+              <w:bottom w:val="single" w:sz="6" w:space="0" w:color="DDDDDD"/>
+              <w:right w:val="single" w:sz="6" w:space="0" w:color="DDDDDD"/>
+            </w:tcBorders>
+            <w:tcMar>
+              <w:top w:w="120" w:type="dxa"/>
+              <w:left w:w="120" w:type="dxa"/>
+              <w:bottom w:w="120" w:type="dxa"/>
+              <w:right w:w="120" w:type="dxa"/>
+            </w:tcMar>
+            <w:vAlign w:val="center"/>
+            <w:hideMark/>
+          </w:tcPr>
+          <w:p>
+            <w:pPr>
+              <w:ind w:left="90"/>
+              <w:rPr>
+                <w:sz w:val="24"/>
+                <w:szCs w:val="24"/>
+              </w:rPr>
+            </w:pPr>
+            <w:r>
+              <w:rPr>
+                <w:sz w:val="24"/>
+                <w:szCs w:val="24"/>
+              </w:rPr>
+              <w:t>75</w:t>
+            </w:r>
+          </w:p>
+        </w:tc>
+        <w:tc>
+          <w:tcPr>
+            <w:tcW w:w="0" w:type="auto"/>
+            <w:tcBorders>
+              <w:top w:val="single" w:sz="6" w:space="0" w:color="DDDDDD"/>
+              <w:left w:val="single" w:sz="6" w:space="0" w:color="DDDDDD"/>
+              <w:bottom w:val="single" w:sz="6" w:space="0" w:color="DDDDDD"/>
+              <w:right w:val="single" w:sz="6" w:space="0" w:color="DDDDDD"/>
+            </w:tcBorders>
+            <w:tcMar>
+              <w:top w:w="120" w:type="dxa"/>
+              <w:left w:w="120" w:type="dxa"/>
+              <w:bottom w:w="120" w:type="dxa"/>
+              <w:right w:w="120" w:type="dxa"/>
+            </w:tcMar>
+            <w:vAlign w:val="center"/>
+            <w:hideMark/>
+          </w:tcPr>
+          <w:p>
+            <w:pPr>
+              <w:ind w:left="90"/>
+              <w:rPr>
+                <w:sz w:val="24"/>
+                <w:szCs w:val="24"/>
+              </w:rPr>
+            </w:pPr>
+            <w:r>
+              <w:rPr>
+                <w:sz w:val="24"/>
+                <w:szCs w:val="24"/>
+              </w:rPr>
+              <w:t>-</w:t>
+            </w:r>
+          </w:p>
+        </w:tc>
+        <w:tc>
+          <w:tcPr>
+            <w:tcW w:w="0" w:type="auto"/>
+            <w:tcBorders>
+              <w:top w:val="single" w:sz="6" w:space="0" w:color="DDDDDD"/>
+              <w:left w:val="single" w:sz="6" w:space="0" w:color="DDDDDD"/>
+              <w:bottom w:val="single" w:sz="6" w:space="0" w:color="DDDDDD"/>
+              <w:right w:val="single" w:sz="6" w:space="0" w:color="DDDDDD"/>
+            </w:tcBorders>
+            <w:tcMar>
+              <w:top w:w="120" w:type="dxa"/>
+              <w:left w:w="120" w:type="dxa"/>
+              <w:bottom w:w="120" w:type="dxa"/>
+              <w:right w:w="120" w:type="dxa"/>
+            </w:tcMar>
+            <w:vAlign w:val="center"/>
+            <w:hideMark/>
+          </w:tcPr>
+          <w:p>
+            <w:pPr>
+              <w:ind w:left="90"/>
+              <w:rPr>
+                <w:sz w:val="24"/>
+                <w:szCs w:val="24"/>
+              </w:rPr>
+            </w:pPr>
+            <w:r>
+              <w:rPr>
+                <w:sz w:val="24"/>
+                <w:szCs w:val="24"/>
+              </w:rPr>
+              <w:t>77</w:t>
+            </w:r>
+          </w:p>
+        </w:tc>
+        <w:tc>
+          <w:tcPr>
+            <w:tcW w:w="0" w:type="auto"/>
+            <w:tcBorders>
+              <w:top w:val="single" w:sz="6" w:space="0" w:color="DDDDDD"/>
+              <w:left w:val="single" w:sz="6" w:space="0" w:color="DDDDDD"/>
+              <w:bottom w:val="single" w:sz="6" w:space="0" w:color="DDDDDD"/>
+              <w:right w:val="single" w:sz="6" w:space="0" w:color="DDDDDD"/>
+            </w:tcBorders>
+            <w:tcMar>
+              <w:top w:w="120" w:type="dxa"/>
+              <w:left w:w="120" w:type="dxa"/>
+              <w:bottom w:w="120" w:type="dxa"/>
+              <w:right w:w="120" w:type="dxa"/>
+            </w:tcMar>
+            <w:vAlign w:val="center"/>
+            <w:hideMark/>
+          </w:tcPr>
+          <w:p>
+            <w:pPr>
+              <w:ind w:left="90"/>
+              <w:rPr>
+                <w:sz w:val="24"/>
+                <w:szCs w:val="24"/>
+              </w:rPr>
+            </w:pPr>
+            <w:r>
+              <w:rPr>
+                <w:sz w:val="24"/>
+                <w:szCs w:val="24"/>
+              </w:rPr>
+              <w:t>98</w:t>
+            </w:r>
+          </w:p>
+        </w:tc>
+        <w:tc>
+          <w:tcPr>
+            <w:tcW w:w="0" w:type="auto"/>
+            <w:tcBorders>
+              <w:top w:val="single" w:sz="6" w:space="0" w:color="DDDDDD"/>
+              <w:left w:val="single" w:sz="6" w:space="0" w:color="DDDDDD"/>
+              <w:bottom w:val="single" w:sz="6" w:space="0" w:color="DDDDDD"/>
+              <w:right w:val="single" w:sz="6" w:space="0" w:color="DDDDDD"/>
+            </w:tcBorders>
+            <w:tcMar>
+              <w:top w:w="120" w:type="dxa"/>
+              <w:left w:w="120" w:type="dxa"/>
+              <w:bottom w:w="120" w:type="dxa"/>
+              <w:right w:w="120" w:type="dxa"/>
+            </w:tcMar>
+            <w:vAlign w:val="center"/>
+            <w:hideMark/>
+          </w:tcPr>
+          <w:p>
+            <w:pPr>
+              <w:ind w:left="90"/>
+              <w:rPr>
+                <w:sz w:val="24"/>
+                <w:szCs w:val="24"/>
+              </w:rPr>
+            </w:pPr>
+            <w:r>
+              <w:rPr>
+                <w:sz w:val="24"/>
+                <w:szCs w:val="24"/>
+              </w:rPr>
+              <w:t>69</w:t>
+            </w:r>
+          </w:p>
+        </w:tc>
+      </w:tr>
+    </w:tbl>
+    <w:p>
+      <w:pPr>
+        <w:ind w:left="90"/>
+        <w:rPr>
+          <w:sz w:val="24"/>
+          <w:szCs w:val="24"/>
+        </w:rPr>
+      </w:pPr>
+    </w:p>
+    <w:p>
+      <w:pPr>
+        <w:ind w:left="90"/>
+        <w:rPr>
+          <w:sz w:val="24"/>
+          <w:szCs w:val="24"/>
+        </w:rPr>
+      </w:pPr>
+      <w:r>
+        <w:rPr>
+          <w:sz w:val="24"/>
+          <w:szCs w:val="24"/>
+        </w:rPr>
+        <w:t>X = 45 (Hashable)</w:t>
+      </w:r>
+      <w:r>
+        <w:rPr>
+          <w:sz w:val="24"/>
+          <w:szCs w:val="24"/>
+        </w:rPr>
+        <w:br/>
+        <w:t>X = [1,2,3,4] (Non-Hashable)</w:t>
+      </w:r>
+    </w:p>
+    <w:p>
+      <w:pPr>
+        <w:ind w:left="90"/>
+        <w:rPr>
+          <w:b/>
+          <w:bCs/>
+          <w:sz w:val="24"/>
+          <w:szCs w:val="24"/>
+        </w:rPr>
+      </w:pPr>
+      <w:r>
+        <w:rPr>
+          <w:sz w:val="24"/>
+          <w:szCs w:val="24"/>
+        </w:rPr>
+        <w:t xml:space="preserve">List of </w:t>
+      </w:r>
+      <w:r>
+        <w:rPr>
+          <w:b/>
+          <w:bCs/>
+          <w:sz w:val="24"/>
+          <w:szCs w:val="24"/>
+        </w:rPr>
+        <w:t>Hashable Objects</w:t>
+      </w:r>
+      <w:r>
+        <w:rPr>
+          <w:sz w:val="24"/>
+          <w:szCs w:val="24"/>
+        </w:rPr>
+        <w:t xml:space="preserve"> (immutable)</w:t>
+      </w:r>
+    </w:p>
+    <w:tbl>
+      <w:tblPr>
+        <w:tblW w:w="5000" w:type="pct"/>
+        <w:tblCellMar>
+          <w:top w:w="15" w:type="dxa"/>
+          <w:left w:w="15" w:type="dxa"/>
+          <w:bottom w:w="15" w:type="dxa"/>
+          <w:right w:w="15" w:type="dxa"/>
+        </w:tblCellMar>
+        <w:tblLook w:val="04A0" w:firstRow="1" w:lastRow="0" w:firstColumn="1" w:lastColumn="0" w:noHBand="0" w:noVBand="1"/>
+      </w:tblPr>
+      <w:tblGrid>
+        <w:gridCol w:w="1900"/>
+        <w:gridCol w:w="2796"/>
+        <w:gridCol w:w="4360"/>
+      </w:tblGrid>
+      <w:tr>
+        <w:trPr>
+          <w:tblHeader/>
+        </w:trPr>
+        <w:tc>
+          <w:tcPr>
+            <w:tcW w:w="0" w:type="auto"/>
+            <w:tcBorders>
+              <w:top w:val="single" w:sz="6" w:space="0" w:color="DDDDDD"/>
+              <w:left w:val="single" w:sz="6" w:space="0" w:color="DDDDDD"/>
+              <w:bottom w:val="single" w:sz="6" w:space="0" w:color="DDDDDD"/>
+              <w:right w:val="single" w:sz="6" w:space="0" w:color="DDDDDD"/>
+            </w:tcBorders>
+            <w:shd w:val="clear" w:color="auto" w:fill="F2F2F2"/>
+            <w:tcMar>
+              <w:top w:w="120" w:type="dxa"/>
+              <w:left w:w="120" w:type="dxa"/>
+              <w:bottom w:w="120" w:type="dxa"/>
+              <w:right w:w="120" w:type="dxa"/>
+            </w:tcMar>
+            <w:vAlign w:val="center"/>
+            <w:hideMark/>
+          </w:tcPr>
+          <w:p>
+            <w:pPr>
+              <w:ind w:left="90"/>
+              <w:rPr>
+                <w:b/>
+                <w:bCs/>
+                <w:sz w:val="24"/>
+                <w:szCs w:val="24"/>
+              </w:rPr>
+            </w:pPr>
+            <w:r>
+              <w:rPr>
+                <w:b/>
+                <w:bCs/>
+                <w:sz w:val="24"/>
+                <w:szCs w:val="24"/>
+              </w:rPr>
+              <w:t>Type</w:t>
+            </w:r>
+          </w:p>
+        </w:tc>
+        <w:tc>
+          <w:tcPr>
+            <w:tcW w:w="0" w:type="auto"/>
+            <w:tcBorders>
+              <w:top w:val="single" w:sz="6" w:space="0" w:color="DDDDDD"/>
+              <w:left w:val="single" w:sz="6" w:space="0" w:color="DDDDDD"/>
+              <w:bottom w:val="single" w:sz="6" w:space="0" w:color="DDDDDD"/>
+              <w:right w:val="single" w:sz="6" w:space="0" w:color="DDDDDD"/>
+            </w:tcBorders>
+            <w:shd w:val="clear" w:color="auto" w:fill="F2F2F2"/>
+            <w:tcMar>
+              <w:top w:w="120" w:type="dxa"/>
+              <w:left w:w="120" w:type="dxa"/>
+              <w:bottom w:w="120" w:type="dxa"/>
+              <w:right w:w="120" w:type="dxa"/>
+            </w:tcMar>
+            <w:vAlign w:val="center"/>
+            <w:hideMark/>
+          </w:tcPr>
+          <w:p>
+            <w:pPr>
+              <w:ind w:left="90"/>
+              <w:rPr>
+                <w:b/>
+                <w:bCs/>
+                <w:sz w:val="24"/>
+                <w:szCs w:val="24"/>
+              </w:rPr>
+            </w:pPr>
+            <w:r>
+              <w:rPr>
+                <w:b/>
+                <w:bCs/>
+                <w:sz w:val="24"/>
+                <w:szCs w:val="24"/>
+              </w:rPr>
+              <w:t>Example</w:t>
+            </w:r>
+          </w:p>
+        </w:tc>
+        <w:tc>
+          <w:tcPr>
+            <w:tcW w:w="0" w:type="auto"/>
+            <w:tcBorders>
+              <w:top w:val="single" w:sz="6" w:space="0" w:color="DDDDDD"/>
+              <w:left w:val="single" w:sz="6" w:space="0" w:color="DDDDDD"/>
+              <w:bottom w:val="single" w:sz="6" w:space="0" w:color="DDDDDD"/>
+              <w:right w:val="single" w:sz="6" w:space="0" w:color="DDDDDD"/>
+            </w:tcBorders>
+            <w:shd w:val="clear" w:color="auto" w:fill="F2F2F2"/>
+            <w:tcMar>
+              <w:top w:w="120" w:type="dxa"/>
+              <w:left w:w="120" w:type="dxa"/>
+              <w:bottom w:w="120" w:type="dxa"/>
+              <w:right w:w="120" w:type="dxa"/>
+            </w:tcMar>
+            <w:vAlign w:val="center"/>
+            <w:hideMark/>
+          </w:tcPr>
+          <w:p>
+            <w:pPr>
+              <w:ind w:left="90"/>
+              <w:rPr>
+                <w:b/>
+                <w:bCs/>
+                <w:sz w:val="24"/>
+                <w:szCs w:val="24"/>
+              </w:rPr>
+            </w:pPr>
+            <w:r>
+              <w:rPr>
+                <w:b/>
+                <w:bCs/>
+                <w:sz w:val="24"/>
+                <w:szCs w:val="24"/>
+              </w:rPr>
+              <w:t>hash() works?</w:t>
+            </w:r>
+          </w:p>
+        </w:tc>
+      </w:tr>
+      <w:tr>
+        <w:tc>
+          <w:tcPr>
+            <w:tcW w:w="0" w:type="auto"/>
+            <w:tcBorders>
+              <w:top w:val="single" w:sz="6" w:space="0" w:color="DDDDDD"/>
+              <w:left w:val="single" w:sz="6" w:space="0" w:color="DDDDDD"/>
+              <w:bottom w:val="single" w:sz="6" w:space="0" w:color="DDDDDD"/>
+              <w:right w:val="single" w:sz="6" w:space="0" w:color="DDDDDD"/>
+            </w:tcBorders>
+            <w:tcMar>
+              <w:top w:w="120" w:type="dxa"/>
+              <w:left w:w="120" w:type="dxa"/>
+              <w:bottom w:w="120" w:type="dxa"/>
+              <w:right w:w="120" w:type="dxa"/>
+            </w:tcMar>
+            <w:vAlign w:val="center"/>
+            <w:hideMark/>
+          </w:tcPr>
+          <w:p>
+            <w:pPr>
+              <w:ind w:left="90"/>
+              <w:rPr>
+                <w:sz w:val="24"/>
+                <w:szCs w:val="24"/>
+              </w:rPr>
+            </w:pPr>
+            <w:r>
+              <w:rPr>
+                <w:sz w:val="24"/>
+                <w:szCs w:val="24"/>
+              </w:rPr>
+              <w:t>int</w:t>
+            </w:r>
+          </w:p>
+        </w:tc>
+        <w:tc>
+          <w:tcPr>
+            <w:tcW w:w="0" w:type="auto"/>
+            <w:tcBorders>
+              <w:top w:val="single" w:sz="6" w:space="0" w:color="DDDDDD"/>
+              <w:left w:val="single" w:sz="6" w:space="0" w:color="DDDDDD"/>
+              <w:bottom w:val="single" w:sz="6" w:space="0" w:color="DDDDDD"/>
+              <w:right w:val="single" w:sz="6" w:space="0" w:color="DDDDDD"/>
+            </w:tcBorders>
+            <w:tcMar>
+              <w:top w:w="120" w:type="dxa"/>
+              <w:left w:w="120" w:type="dxa"/>
+              <w:bottom w:w="120" w:type="dxa"/>
+              <w:right w:w="120" w:type="dxa"/>
+            </w:tcMar>
+            <w:vAlign w:val="center"/>
+            <w:hideMark/>
+          </w:tcPr>
+          <w:p>
+            <w:pPr>
+              <w:ind w:left="90"/>
+              <w:rPr>
+                <w:sz w:val="24"/>
+                <w:szCs w:val="24"/>
+              </w:rPr>
+            </w:pPr>
+            <w:r>
+              <w:rPr>
+                <w:sz w:val="24"/>
+                <w:szCs w:val="24"/>
+              </w:rPr>
+              <w:t>42</w:t>
+            </w:r>
+          </w:p>
+        </w:tc>
+        <w:tc>
+          <w:tcPr>
+            <w:tcW w:w="0" w:type="auto"/>
+            <w:tcBorders>
+              <w:top w:val="single" w:sz="6" w:space="0" w:color="DDDDDD"/>
+              <w:left w:val="single" w:sz="6" w:space="0" w:color="DDDDDD"/>
+              <w:bottom w:val="single" w:sz="6" w:space="0" w:color="DDDDDD"/>
+              <w:right w:val="single" w:sz="6" w:space="0" w:color="DDDDDD"/>
+            </w:tcBorders>
+            <w:tcMar>
+              <w:top w:w="120" w:type="dxa"/>
+              <w:left w:w="120" w:type="dxa"/>
+              <w:bottom w:w="120" w:type="dxa"/>
+              <w:right w:w="120" w:type="dxa"/>
+            </w:tcMar>
+            <w:vAlign w:val="center"/>
+            <w:hideMark/>
+          </w:tcPr>
+          <w:p>
+            <w:pPr>
+              <w:ind w:left="90"/>
+              <w:rPr>
+                <w:sz w:val="24"/>
+                <w:szCs w:val="24"/>
+              </w:rPr>
+            </w:pPr>
+            <w:r>
+              <w:rPr>
+                <w:rFonts w:ascii="Segoe UI Emoji" w:hAnsi="Segoe UI Emoji" w:cs="Segoe UI Emoji"/>
+                <w:sz w:val="24"/>
+                <w:szCs w:val="24"/>
+              </w:rPr>
+              <w:t>✅</w:t>
+            </w:r>
+          </w:p>
+        </w:tc>
+      </w:tr>
+      <w:tr>
+        <w:tc>
+          <w:tcPr>
+            <w:tcW w:w="0" w:type="auto"/>
+            <w:tcBorders>
+              <w:top w:val="single" w:sz="6" w:space="0" w:color="DDDDDD"/>
+              <w:left w:val="single" w:sz="6" w:space="0" w:color="DDDDDD"/>
+              <w:bottom w:val="single" w:sz="6" w:space="0" w:color="DDDDDD"/>
+              <w:right w:val="single" w:sz="6" w:space="0" w:color="DDDDDD"/>
+            </w:tcBorders>
+            <w:tcMar>
+              <w:top w:w="120" w:type="dxa"/>
+              <w:left w:w="120" w:type="dxa"/>
+              <w:bottom w:w="120" w:type="dxa"/>
+              <w:right w:w="120" w:type="dxa"/>
+            </w:tcMar>
+            <w:vAlign w:val="center"/>
+            <w:hideMark/>
+          </w:tcPr>
+          <w:p>
+            <w:pPr>
+              <w:ind w:left="90"/>
+              <w:rPr>
+                <w:sz w:val="24"/>
+                <w:szCs w:val="24"/>
+              </w:rPr>
+            </w:pPr>
+            <w:r>
+              <w:rPr>
+                <w:sz w:val="24"/>
+                <w:szCs w:val="24"/>
+              </w:rPr>
+              <w:t>float</w:t>
+            </w:r>
+          </w:p>
+        </w:tc>
+        <w:tc>
+          <w:tcPr>
+            <w:tcW w:w="0" w:type="auto"/>
+            <w:tcBorders>
+              <w:top w:val="single" w:sz="6" w:space="0" w:color="DDDDDD"/>
+              <w:left w:val="single" w:sz="6" w:space="0" w:color="DDDDDD"/>
+              <w:bottom w:val="single" w:sz="6" w:space="0" w:color="DDDDDD"/>
+              <w:right w:val="single" w:sz="6" w:space="0" w:color="DDDDDD"/>
+            </w:tcBorders>
+            <w:tcMar>
+              <w:top w:w="120" w:type="dxa"/>
+              <w:left w:w="120" w:type="dxa"/>
+              <w:bottom w:w="120" w:type="dxa"/>
+              <w:right w:w="120" w:type="dxa"/>
+            </w:tcMar>
+            <w:vAlign w:val="center"/>
+            <w:hideMark/>
+          </w:tcPr>
+          <w:p>
+            <w:pPr>
+              <w:ind w:left="90"/>
+              <w:rPr>
+                <w:sz w:val="24"/>
+                <w:szCs w:val="24"/>
+              </w:rPr>
+            </w:pPr>
+            <w:r>
+              <w:rPr>
+                <w:sz w:val="24"/>
+                <w:szCs w:val="24"/>
+              </w:rPr>
+              <w:t>3.14</w:t>
+            </w:r>
+          </w:p>
+        </w:tc>
+        <w:tc>
+          <w:tcPr>
+            <w:tcW w:w="0" w:type="auto"/>
+            <w:tcBorders>
+              <w:top w:val="single" w:sz="6" w:space="0" w:color="DDDDDD"/>
+              <w:left w:val="single" w:sz="6" w:space="0" w:color="DDDDDD"/>
+              <w:bottom w:val="single" w:sz="6" w:space="0" w:color="DDDDDD"/>
+              <w:right w:val="single" w:sz="6" w:space="0" w:color="DDDDDD"/>
+            </w:tcBorders>
+            <w:tcMar>
+              <w:top w:w="120" w:type="dxa"/>
+              <w:left w:w="120" w:type="dxa"/>
+              <w:bottom w:w="120" w:type="dxa"/>
+              <w:right w:w="120" w:type="dxa"/>
+            </w:tcMar>
+            <w:vAlign w:val="center"/>
+            <w:hideMark/>
+          </w:tcPr>
+          <w:p>
+            <w:pPr>
+              <w:ind w:left="90"/>
+              <w:rPr>
+                <w:sz w:val="24"/>
+                <w:szCs w:val="24"/>
+              </w:rPr>
+            </w:pPr>
+            <w:r>
+              <w:rPr>
+                <w:rFonts w:ascii="Segoe UI Emoji" w:hAnsi="Segoe UI Emoji" w:cs="Segoe UI Emoji"/>
+                <w:sz w:val="24"/>
+                <w:szCs w:val="24"/>
+              </w:rPr>
+              <w:t>✅</w:t>
+            </w:r>
+          </w:p>
+        </w:tc>
+      </w:tr>
+      <w:tr>
+        <w:tc>
+          <w:tcPr>
+            <w:tcW w:w="0" w:type="auto"/>
+            <w:tcBorders>
+              <w:top w:val="single" w:sz="6" w:space="0" w:color="DDDDDD"/>
+              <w:left w:val="single" w:sz="6" w:space="0" w:color="DDDDDD"/>
+              <w:bottom w:val="single" w:sz="6" w:space="0" w:color="DDDDDD"/>
+              <w:right w:val="single" w:sz="6" w:space="0" w:color="DDDDDD"/>
+            </w:tcBorders>
+            <w:tcMar>
+              <w:top w:w="120" w:type="dxa"/>
+              <w:left w:w="120" w:type="dxa"/>
+              <w:bottom w:w="120" w:type="dxa"/>
+              <w:right w:w="120" w:type="dxa"/>
+            </w:tcMar>
+            <w:vAlign w:val="center"/>
+            <w:hideMark/>
+          </w:tcPr>
+          <w:p>
+            <w:pPr>
+              <w:ind w:left="90"/>
+              <w:rPr>
+                <w:sz w:val="24"/>
+                <w:szCs w:val="24"/>
+              </w:rPr>
+            </w:pPr>
+            <w:r>
+              <w:rPr>
+                <w:sz w:val="24"/>
+                <w:szCs w:val="24"/>
+              </w:rPr>
+              <w:t>str</w:t>
+            </w:r>
+          </w:p>
+        </w:tc>
+        <w:tc>
+          <w:tcPr>
+            <w:tcW w:w="0" w:type="auto"/>
+            <w:tcBorders>
+              <w:top w:val="single" w:sz="6" w:space="0" w:color="DDDDDD"/>
+              <w:left w:val="single" w:sz="6" w:space="0" w:color="DDDDDD"/>
+              <w:bottom w:val="single" w:sz="6" w:space="0" w:color="DDDDDD"/>
+              <w:right w:val="single" w:sz="6" w:space="0" w:color="DDDDDD"/>
+            </w:tcBorders>
+            <w:tcMar>
+              <w:top w:w="120" w:type="dxa"/>
+              <w:left w:w="120" w:type="dxa"/>
+              <w:bottom w:w="120" w:type="dxa"/>
+              <w:right w:w="120" w:type="dxa"/>
+            </w:tcMar>
+            <w:vAlign w:val="center"/>
+            <w:hideMark/>
+          </w:tcPr>
+          <w:p>
+            <w:pPr>
+              <w:ind w:left="90"/>
+              <w:rPr>
+                <w:sz w:val="24"/>
+                <w:szCs w:val="24"/>
+              </w:rPr>
+            </w:pPr>
+            <w:r>
+              <w:rPr>
+                <w:sz w:val="24"/>
+                <w:szCs w:val="24"/>
+              </w:rPr>
+              <w:t>"hello"</w:t>
+            </w:r>
+          </w:p>
+        </w:tc>
+        <w:tc>
+          <w:tcPr>
+            <w:tcW w:w="0" w:type="auto"/>
+            <w:tcBorders>
+              <w:top w:val="single" w:sz="6" w:space="0" w:color="DDDDDD"/>
+              <w:left w:val="single" w:sz="6" w:space="0" w:color="DDDDDD"/>
+              <w:bottom w:val="single" w:sz="6" w:space="0" w:color="DDDDDD"/>
+              <w:right w:val="single" w:sz="6" w:space="0" w:color="DDDDDD"/>
+            </w:tcBorders>
+            <w:tcMar>
+              <w:top w:w="120" w:type="dxa"/>
+              <w:left w:w="120" w:type="dxa"/>
+              <w:bottom w:w="120" w:type="dxa"/>
+              <w:right w:w="120" w:type="dxa"/>
+            </w:tcMar>
+            <w:vAlign w:val="center"/>
+            <w:hideMark/>
+          </w:tcPr>
+          <w:p>
+            <w:pPr>
+              <w:ind w:left="90"/>
+              <w:rPr>
+                <w:sz w:val="24"/>
+                <w:szCs w:val="24"/>
+              </w:rPr>
+            </w:pPr>
+            <w:r>
+              <w:rPr>
+                <w:rFonts w:ascii="Segoe UI Emoji" w:hAnsi="Segoe UI Emoji" w:cs="Segoe UI Emoji"/>
+                <w:sz w:val="24"/>
+                <w:szCs w:val="24"/>
+              </w:rPr>
+              <w:t>✅</w:t>
+            </w:r>
+          </w:p>
+        </w:tc>
+      </w:tr>
+      <w:tr>
+        <w:tc>
+          <w:tcPr>
+            <w:tcW w:w="0" w:type="auto"/>
+            <w:tcBorders>
+              <w:top w:val="single" w:sz="6" w:space="0" w:color="DDDDDD"/>
+              <w:left w:val="single" w:sz="6" w:space="0" w:color="DDDDDD"/>
+              <w:bottom w:val="single" w:sz="6" w:space="0" w:color="DDDDDD"/>
+              <w:right w:val="single" w:sz="6" w:space="0" w:color="DDDDDD"/>
+            </w:tcBorders>
+            <w:tcMar>
+              <w:top w:w="120" w:type="dxa"/>
+              <w:left w:w="120" w:type="dxa"/>
+              <w:bottom w:w="120" w:type="dxa"/>
+              <w:right w:w="120" w:type="dxa"/>
+            </w:tcMar>
+            <w:vAlign w:val="center"/>
+            <w:hideMark/>
+          </w:tcPr>
+          <w:p>
+            <w:pPr>
+              <w:ind w:left="90"/>
+              <w:rPr>
+                <w:sz w:val="24"/>
+                <w:szCs w:val="24"/>
+              </w:rPr>
+            </w:pPr>
+            <w:r>
+              <w:rPr>
+                <w:sz w:val="24"/>
+                <w:szCs w:val="24"/>
+              </w:rPr>
+              <w:t>tuple</w:t>
+            </w:r>
+          </w:p>
+        </w:tc>
+        <w:tc>
+          <w:tcPr>
+            <w:tcW w:w="0" w:type="auto"/>
+            <w:tcBorders>
+              <w:top w:val="single" w:sz="6" w:space="0" w:color="DDDDDD"/>
+              <w:left w:val="single" w:sz="6" w:space="0" w:color="DDDDDD"/>
+              <w:bottom w:val="single" w:sz="6" w:space="0" w:color="DDDDDD"/>
+              <w:right w:val="single" w:sz="6" w:space="0" w:color="DDDDDD"/>
+            </w:tcBorders>
+            <w:tcMar>
+              <w:top w:w="120" w:type="dxa"/>
+              <w:left w:w="120" w:type="dxa"/>
+              <w:bottom w:w="120" w:type="dxa"/>
+              <w:right w:w="120" w:type="dxa"/>
+            </w:tcMar>
+            <w:vAlign w:val="center"/>
+            <w:hideMark/>
+          </w:tcPr>
+          <w:p>
+            <w:pPr>
+              <w:ind w:left="90"/>
+              <w:rPr>
+                <w:sz w:val="24"/>
+                <w:szCs w:val="24"/>
+              </w:rPr>
+            </w:pPr>
+            <w:r>
+              <w:rPr>
+                <w:sz w:val="24"/>
+                <w:szCs w:val="24"/>
+              </w:rPr>
+              <w:t>(1, 2)</w:t>
+            </w:r>
+          </w:p>
+        </w:tc>
+        <w:tc>
+          <w:tcPr>
+            <w:tcW w:w="0" w:type="auto"/>
+            <w:tcBorders>
+              <w:top w:val="single" w:sz="6" w:space="0" w:color="DDDDDD"/>
+              <w:left w:val="single" w:sz="6" w:space="0" w:color="DDDDDD"/>
+              <w:bottom w:val="single" w:sz="6" w:space="0" w:color="DDDDDD"/>
+              <w:right w:val="single" w:sz="6" w:space="0" w:color="DDDDDD"/>
+            </w:tcBorders>
+            <w:tcMar>
+              <w:top w:w="120" w:type="dxa"/>
+              <w:left w:w="120" w:type="dxa"/>
+              <w:bottom w:w="120" w:type="dxa"/>
+              <w:right w:w="120" w:type="dxa"/>
+            </w:tcMar>
+            <w:vAlign w:val="center"/>
+            <w:hideMark/>
+          </w:tcPr>
+          <w:p>
+            <w:pPr>
+              <w:ind w:left="90"/>
+              <w:rPr>
+                <w:sz w:val="24"/>
+                <w:szCs w:val="24"/>
+              </w:rPr>
+            </w:pPr>
+            <w:r>
+              <w:rPr>
+                <w:rFonts w:ascii="Segoe UI Emoji" w:hAnsi="Segoe UI Emoji" w:cs="Segoe UI Emoji"/>
+                <w:sz w:val="24"/>
+                <w:szCs w:val="24"/>
+              </w:rPr>
+              <w:t>✅</w:t>
+            </w:r>
+            <w:r>
+              <w:rPr>
+                <w:sz w:val="24"/>
+                <w:szCs w:val="24"/>
+              </w:rPr>
+              <w:t xml:space="preserve"> (if contents hashable)</w:t>
+            </w:r>
+          </w:p>
+        </w:tc>
+      </w:tr>
+      <w:tr>
+        <w:tc>
+          <w:tcPr>
+            <w:tcW w:w="0" w:type="auto"/>
+            <w:tcBorders>
+              <w:top w:val="single" w:sz="6" w:space="0" w:color="DDDDDD"/>
+              <w:left w:val="single" w:sz="6" w:space="0" w:color="DDDDDD"/>
+              <w:bottom w:val="single" w:sz="6" w:space="0" w:color="DDDDDD"/>
+              <w:right w:val="single" w:sz="6" w:space="0" w:color="DDDDDD"/>
+            </w:tcBorders>
+            <w:tcMar>
+              <w:top w:w="120" w:type="dxa"/>
+              <w:left w:w="120" w:type="dxa"/>
+              <w:bottom w:w="120" w:type="dxa"/>
+              <w:right w:w="120" w:type="dxa"/>
+            </w:tcMar>
+            <w:vAlign w:val="center"/>
+            <w:hideMark/>
+          </w:tcPr>
+          <w:p>
+            <w:pPr>
+              <w:ind w:left="90"/>
+              <w:rPr>
+                <w:sz w:val="24"/>
+                <w:szCs w:val="24"/>
+              </w:rPr>
+            </w:pPr>
+            <w:r>
+              <w:rPr>
+                <w:sz w:val="24"/>
+                <w:szCs w:val="24"/>
+              </w:rPr>
+              <w:lastRenderedPageBreak/>
+              <w:t>frozenset</w:t>
+            </w:r>
+          </w:p>
+        </w:tc>
+        <w:tc>
+          <w:tcPr>
+            <w:tcW w:w="0" w:type="auto"/>
+            <w:tcBorders>
+              <w:top w:val="single" w:sz="6" w:space="0" w:color="DDDDDD"/>
+              <w:left w:val="single" w:sz="6" w:space="0" w:color="DDDDDD"/>
+              <w:bottom w:val="single" w:sz="6" w:space="0" w:color="DDDDDD"/>
+              <w:right w:val="single" w:sz="6" w:space="0" w:color="DDDDDD"/>
+            </w:tcBorders>
+            <w:tcMar>
+              <w:top w:w="120" w:type="dxa"/>
+              <w:left w:w="120" w:type="dxa"/>
+              <w:bottom w:w="120" w:type="dxa"/>
+              <w:right w:w="120" w:type="dxa"/>
+            </w:tcMar>
+            <w:vAlign w:val="center"/>
+            <w:hideMark/>
+          </w:tcPr>
+          <w:p>
+            <w:pPr>
+              <w:ind w:left="90"/>
+              <w:rPr>
+                <w:sz w:val="24"/>
+                <w:szCs w:val="24"/>
+              </w:rPr>
+            </w:pPr>
+            <w:r>
+              <w:rPr>
+                <w:sz w:val="24"/>
+                <w:szCs w:val="24"/>
+              </w:rPr>
+              <w:t>frozenset([1,2])</w:t>
+            </w:r>
+          </w:p>
+        </w:tc>
+        <w:tc>
+          <w:tcPr>
+            <w:tcW w:w="0" w:type="auto"/>
+            <w:tcBorders>
+              <w:top w:val="single" w:sz="6" w:space="0" w:color="DDDDDD"/>
+              <w:left w:val="single" w:sz="6" w:space="0" w:color="DDDDDD"/>
+              <w:bottom w:val="single" w:sz="6" w:space="0" w:color="DDDDDD"/>
+              <w:right w:val="single" w:sz="6" w:space="0" w:color="DDDDDD"/>
+            </w:tcBorders>
+            <w:tcMar>
+              <w:top w:w="120" w:type="dxa"/>
+              <w:left w:w="120" w:type="dxa"/>
+              <w:bottom w:w="120" w:type="dxa"/>
+              <w:right w:w="120" w:type="dxa"/>
+            </w:tcMar>
+            <w:vAlign w:val="center"/>
+            <w:hideMark/>
+          </w:tcPr>
+          <w:p>
+            <w:pPr>
+              <w:ind w:left="90"/>
+              <w:rPr>
+                <w:sz w:val="24"/>
+                <w:szCs w:val="24"/>
+              </w:rPr>
+            </w:pPr>
+            <w:r>
+              <w:rPr>
+                <w:rFonts w:ascii="Segoe UI Emoji" w:hAnsi="Segoe UI Emoji" w:cs="Segoe UI Emoji"/>
+                <w:sz w:val="24"/>
+                <w:szCs w:val="24"/>
+              </w:rPr>
+              <w:t>✅</w:t>
+            </w:r>
+          </w:p>
+        </w:tc>
+      </w:tr>
+      <w:tr>
+        <w:tc>
+          <w:tcPr>
+            <w:tcW w:w="0" w:type="auto"/>
+            <w:tcBorders>
+              <w:top w:val="single" w:sz="6" w:space="0" w:color="DDDDDD"/>
+              <w:left w:val="single" w:sz="6" w:space="0" w:color="DDDDDD"/>
+              <w:bottom w:val="single" w:sz="6" w:space="0" w:color="DDDDDD"/>
+              <w:right w:val="single" w:sz="6" w:space="0" w:color="DDDDDD"/>
+            </w:tcBorders>
+            <w:tcMar>
+              <w:top w:w="120" w:type="dxa"/>
+              <w:left w:w="120" w:type="dxa"/>
+              <w:bottom w:w="120" w:type="dxa"/>
+              <w:right w:w="120" w:type="dxa"/>
+            </w:tcMar>
+            <w:vAlign w:val="center"/>
+            <w:hideMark/>
+          </w:tcPr>
+          <w:p>
+            <w:pPr>
+              <w:ind w:left="90"/>
+              <w:rPr>
+                <w:sz w:val="24"/>
+                <w:szCs w:val="24"/>
+              </w:rPr>
+            </w:pPr>
+            <w:r>
+              <w:rPr>
+                <w:sz w:val="24"/>
+                <w:szCs w:val="24"/>
+              </w:rPr>
+              <w:t>bool</w:t>
+            </w:r>
+          </w:p>
+        </w:tc>
+        <w:tc>
+          <w:tcPr>
+            <w:tcW w:w="0" w:type="auto"/>
+            <w:tcBorders>
+              <w:top w:val="single" w:sz="6" w:space="0" w:color="DDDDDD"/>
+              <w:left w:val="single" w:sz="6" w:space="0" w:color="DDDDDD"/>
+              <w:bottom w:val="single" w:sz="6" w:space="0" w:color="DDDDDD"/>
+              <w:right w:val="single" w:sz="6" w:space="0" w:color="DDDDDD"/>
+            </w:tcBorders>
+            <w:tcMar>
+              <w:top w:w="120" w:type="dxa"/>
+              <w:left w:w="120" w:type="dxa"/>
+              <w:bottom w:w="120" w:type="dxa"/>
+              <w:right w:w="120" w:type="dxa"/>
+            </w:tcMar>
+            <w:vAlign w:val="center"/>
+            <w:hideMark/>
+          </w:tcPr>
+          <w:p>
+            <w:pPr>
+              <w:ind w:left="90"/>
+              <w:rPr>
+                <w:sz w:val="24"/>
+                <w:szCs w:val="24"/>
+              </w:rPr>
+            </w:pPr>
+            <w:r>
+              <w:rPr>
+                <w:sz w:val="24"/>
+                <w:szCs w:val="24"/>
+              </w:rPr>
+              <w:t>True</w:t>
+            </w:r>
+          </w:p>
+        </w:tc>
+        <w:tc>
+          <w:tcPr>
+            <w:tcW w:w="0" w:type="auto"/>
+            <w:tcBorders>
+              <w:top w:val="single" w:sz="6" w:space="0" w:color="DDDDDD"/>
+              <w:left w:val="single" w:sz="6" w:space="0" w:color="DDDDDD"/>
+              <w:bottom w:val="single" w:sz="6" w:space="0" w:color="DDDDDD"/>
+              <w:right w:val="single" w:sz="6" w:space="0" w:color="DDDDDD"/>
+            </w:tcBorders>
+            <w:tcMar>
+              <w:top w:w="120" w:type="dxa"/>
+              <w:left w:w="120" w:type="dxa"/>
+              <w:bottom w:w="120" w:type="dxa"/>
+              <w:right w:w="120" w:type="dxa"/>
+            </w:tcMar>
+            <w:vAlign w:val="center"/>
+            <w:hideMark/>
+          </w:tcPr>
+          <w:p>
+            <w:pPr>
+              <w:ind w:left="90"/>
+              <w:rPr>
+                <w:sz w:val="24"/>
+                <w:szCs w:val="24"/>
+              </w:rPr>
+            </w:pPr>
+            <w:r>
+              <w:rPr>
+                <w:rFonts w:ascii="Segoe UI Emoji" w:hAnsi="Segoe UI Emoji" w:cs="Segoe UI Emoji"/>
+                <w:sz w:val="24"/>
+                <w:szCs w:val="24"/>
+              </w:rPr>
+              <w:t>✅</w:t>
+            </w:r>
+          </w:p>
+        </w:tc>
+      </w:tr>
+      <w:tr>
+        <w:tc>
+          <w:tcPr>
+            <w:tcW w:w="0" w:type="auto"/>
+            <w:tcBorders>
+              <w:top w:val="single" w:sz="6" w:space="0" w:color="DDDDDD"/>
+              <w:left w:val="single" w:sz="6" w:space="0" w:color="DDDDDD"/>
+              <w:bottom w:val="single" w:sz="6" w:space="0" w:color="DDDDDD"/>
+              <w:right w:val="single" w:sz="6" w:space="0" w:color="DDDDDD"/>
+            </w:tcBorders>
+            <w:tcMar>
+              <w:top w:w="120" w:type="dxa"/>
+              <w:left w:w="120" w:type="dxa"/>
+              <w:bottom w:w="120" w:type="dxa"/>
+              <w:right w:w="120" w:type="dxa"/>
+            </w:tcMar>
+            <w:vAlign w:val="center"/>
+            <w:hideMark/>
+          </w:tcPr>
+          <w:p>
+            <w:pPr>
+              <w:ind w:left="90"/>
+              <w:rPr>
+                <w:sz w:val="24"/>
+                <w:szCs w:val="24"/>
+              </w:rPr>
+            </w:pPr>
+            <w:r>
+              <w:rPr>
+                <w:sz w:val="24"/>
+                <w:szCs w:val="24"/>
+              </w:rPr>
+              <w:t>bytes</w:t>
+            </w:r>
+          </w:p>
+        </w:tc>
+        <w:tc>
+          <w:tcPr>
+            <w:tcW w:w="0" w:type="auto"/>
+            <w:tcBorders>
+              <w:top w:val="single" w:sz="6" w:space="0" w:color="DDDDDD"/>
+              <w:left w:val="single" w:sz="6" w:space="0" w:color="DDDDDD"/>
+              <w:bottom w:val="single" w:sz="6" w:space="0" w:color="DDDDDD"/>
+              <w:right w:val="single" w:sz="6" w:space="0" w:color="DDDDDD"/>
+            </w:tcBorders>
+            <w:tcMar>
+              <w:top w:w="120" w:type="dxa"/>
+              <w:left w:w="120" w:type="dxa"/>
+              <w:bottom w:w="120" w:type="dxa"/>
+              <w:right w:w="120" w:type="dxa"/>
+            </w:tcMar>
+            <w:vAlign w:val="center"/>
+            <w:hideMark/>
+          </w:tcPr>
+          <w:p>
+            <w:pPr>
+              <w:ind w:left="90"/>
+              <w:rPr>
+                <w:sz w:val="24"/>
+                <w:szCs w:val="24"/>
+              </w:rPr>
+            </w:pPr>
+            <w:r>
+              <w:rPr>
+                <w:sz w:val="24"/>
+                <w:szCs w:val="24"/>
+              </w:rPr>
+              <w:t>b"data"</w:t>
+            </w:r>
+          </w:p>
+        </w:tc>
+        <w:tc>
+          <w:tcPr>
+            <w:tcW w:w="0" w:type="auto"/>
+            <w:tcBorders>
+              <w:top w:val="single" w:sz="6" w:space="0" w:color="DDDDDD"/>
+              <w:left w:val="single" w:sz="6" w:space="0" w:color="DDDDDD"/>
+              <w:bottom w:val="single" w:sz="6" w:space="0" w:color="DDDDDD"/>
+              <w:right w:val="single" w:sz="6" w:space="0" w:color="DDDDDD"/>
+            </w:tcBorders>
+            <w:tcMar>
+              <w:top w:w="120" w:type="dxa"/>
+              <w:left w:w="120" w:type="dxa"/>
+              <w:bottom w:w="120" w:type="dxa"/>
+              <w:right w:w="120" w:type="dxa"/>
+            </w:tcMar>
+            <w:vAlign w:val="center"/>
+            <w:hideMark/>
+          </w:tcPr>
+          <w:p>
+            <w:pPr>
+              <w:ind w:left="90"/>
+              <w:rPr>
+                <w:sz w:val="24"/>
+                <w:szCs w:val="24"/>
+              </w:rPr>
+            </w:pPr>
+            <w:r>
+              <w:rPr>
+                <w:rFonts w:ascii="Segoe UI Emoji" w:hAnsi="Segoe UI Emoji" w:cs="Segoe UI Emoji"/>
+                <w:sz w:val="24"/>
+                <w:szCs w:val="24"/>
+              </w:rPr>
+              <w:t>✅</w:t>
+            </w:r>
+          </w:p>
+        </w:tc>
+      </w:tr>
+    </w:tbl>
+    <w:p>
+      <w:pPr>
+        <w:ind w:left="90"/>
+        <w:rPr>
+          <w:sz w:val="24"/>
+          <w:szCs w:val="24"/>
+        </w:rPr>
+      </w:pPr>
+    </w:p>
+    <w:p>
+      <w:pPr>
+        <w:ind w:left="90"/>
+        <w:rPr>
+          <w:b/>
+          <w:bCs/>
+          <w:sz w:val="24"/>
+          <w:szCs w:val="24"/>
+        </w:rPr>
+      </w:pPr>
+      <w:r>
+        <w:rPr>
+          <w:b/>
+          <w:bCs/>
+          <w:sz w:val="24"/>
+          <w:szCs w:val="24"/>
+        </w:rPr>
+        <w:t>Non-Hashable Objects</w:t>
+      </w:r>
+    </w:p>
+    <w:tbl>
+      <w:tblPr>
+        <w:tblW w:w="5000" w:type="pct"/>
+        <w:tblCellMar>
+          <w:top w:w="15" w:type="dxa"/>
+          <w:left w:w="15" w:type="dxa"/>
+          <w:bottom w:w="15" w:type="dxa"/>
+          <w:right w:w="15" w:type="dxa"/>
+        </w:tblCellMar>
+        <w:tblLook w:val="04A0" w:firstRow="1" w:lastRow="0" w:firstColumn="1" w:lastColumn="0" w:noHBand="0" w:noVBand="1"/>
+      </w:tblPr>
+      <w:tblGrid>
+        <w:gridCol w:w="1900"/>
+        <w:gridCol w:w="2796"/>
+        <w:gridCol w:w="4360"/>
+      </w:tblGrid>
+      <w:tr>
+        <w:trPr>
+          <w:tblHeader/>
+        </w:trPr>
+        <w:tc>
+          <w:tcPr>
+            <w:tcW w:w="0" w:type="auto"/>
+            <w:tcBorders>
+              <w:top w:val="single" w:sz="6" w:space="0" w:color="DDDDDD"/>
+              <w:left w:val="single" w:sz="6" w:space="0" w:color="DDDDDD"/>
+              <w:bottom w:val="single" w:sz="6" w:space="0" w:color="DDDDDD"/>
+              <w:right w:val="single" w:sz="6" w:space="0" w:color="DDDDDD"/>
+            </w:tcBorders>
+            <w:shd w:val="clear" w:color="auto" w:fill="F2F2F2"/>
+            <w:tcMar>
+              <w:top w:w="120" w:type="dxa"/>
+              <w:left w:w="120" w:type="dxa"/>
+              <w:bottom w:w="120" w:type="dxa"/>
+              <w:right w:w="120" w:type="dxa"/>
+            </w:tcMar>
+            <w:vAlign w:val="center"/>
+            <w:hideMark/>
+          </w:tcPr>
+          <w:p>
+            <w:pPr>
+              <w:ind w:left="90"/>
+              <w:rPr>
+                <w:b/>
+                <w:bCs/>
+                <w:sz w:val="24"/>
+                <w:szCs w:val="24"/>
+              </w:rPr>
+            </w:pPr>
+            <w:r>
+              <w:rPr>
+                <w:b/>
+                <w:bCs/>
+                <w:sz w:val="24"/>
+                <w:szCs w:val="24"/>
+              </w:rPr>
+              <w:t>Type</w:t>
+            </w:r>
+          </w:p>
+        </w:tc>
+        <w:tc>
+          <w:tcPr>
+            <w:tcW w:w="0" w:type="auto"/>
+            <w:tcBorders>
+              <w:top w:val="single" w:sz="6" w:space="0" w:color="DDDDDD"/>
+              <w:left w:val="single" w:sz="6" w:space="0" w:color="DDDDDD"/>
+              <w:bottom w:val="single" w:sz="6" w:space="0" w:color="DDDDDD"/>
+              <w:right w:val="single" w:sz="6" w:space="0" w:color="DDDDDD"/>
+            </w:tcBorders>
+            <w:shd w:val="clear" w:color="auto" w:fill="F2F2F2"/>
+            <w:tcMar>
+              <w:top w:w="120" w:type="dxa"/>
+              <w:left w:w="120" w:type="dxa"/>
+              <w:bottom w:w="120" w:type="dxa"/>
+              <w:right w:w="120" w:type="dxa"/>
+            </w:tcMar>
+            <w:vAlign w:val="center"/>
+            <w:hideMark/>
+          </w:tcPr>
+          <w:p>
+            <w:pPr>
+              <w:ind w:left="90"/>
+              <w:rPr>
+                <w:b/>
+                <w:bCs/>
+                <w:sz w:val="24"/>
+                <w:szCs w:val="24"/>
+              </w:rPr>
+            </w:pPr>
+            <w:r>
+              <w:rPr>
+                <w:b/>
+                <w:bCs/>
+                <w:sz w:val="24"/>
+                <w:szCs w:val="24"/>
+              </w:rPr>
+              <w:t>Example</w:t>
+            </w:r>
+          </w:p>
+        </w:tc>
+        <w:tc>
+          <w:tcPr>
+            <w:tcW w:w="0" w:type="auto"/>
+            <w:tcBorders>
+              <w:top w:val="single" w:sz="6" w:space="0" w:color="DDDDDD"/>
+              <w:left w:val="single" w:sz="6" w:space="0" w:color="DDDDDD"/>
+              <w:bottom w:val="single" w:sz="6" w:space="0" w:color="DDDDDD"/>
+              <w:right w:val="single" w:sz="6" w:space="0" w:color="DDDDDD"/>
+            </w:tcBorders>
+            <w:shd w:val="clear" w:color="auto" w:fill="F2F2F2"/>
+            <w:tcMar>
+              <w:top w:w="120" w:type="dxa"/>
+              <w:left w:w="120" w:type="dxa"/>
+              <w:bottom w:w="120" w:type="dxa"/>
+              <w:right w:w="120" w:type="dxa"/>
+            </w:tcMar>
+            <w:vAlign w:val="center"/>
+            <w:hideMark/>
+          </w:tcPr>
+          <w:p>
+            <w:pPr>
+              <w:ind w:left="90"/>
+              <w:rPr>
+                <w:b/>
+                <w:bCs/>
+                <w:sz w:val="24"/>
+                <w:szCs w:val="24"/>
+              </w:rPr>
+            </w:pPr>
+            <w:r>
+              <w:rPr>
+                <w:b/>
+                <w:bCs/>
+                <w:sz w:val="24"/>
+                <w:szCs w:val="24"/>
+              </w:rPr>
+              <w:t>hash() works?</w:t>
+            </w:r>
+          </w:p>
+        </w:tc>
+      </w:tr>
+      <w:tr>
+        <w:tc>
+          <w:tcPr>
+            <w:tcW w:w="0" w:type="auto"/>
+            <w:tcBorders>
+              <w:top w:val="single" w:sz="6" w:space="0" w:color="DDDDDD"/>
+              <w:left w:val="single" w:sz="6" w:space="0" w:color="DDDDDD"/>
+              <w:bottom w:val="single" w:sz="6" w:space="0" w:color="DDDDDD"/>
+              <w:right w:val="single" w:sz="6" w:space="0" w:color="DDDDDD"/>
+            </w:tcBorders>
+            <w:tcMar>
+              <w:top w:w="120" w:type="dxa"/>
+              <w:left w:w="120" w:type="dxa"/>
+              <w:bottom w:w="120" w:type="dxa"/>
+              <w:right w:w="120" w:type="dxa"/>
+            </w:tcMar>
+            <w:vAlign w:val="center"/>
+            <w:hideMark/>
+          </w:tcPr>
+          <w:p>
+            <w:pPr>
+              <w:ind w:left="90"/>
+              <w:rPr>
+                <w:sz w:val="24"/>
+                <w:szCs w:val="24"/>
+              </w:rPr>
+            </w:pPr>
+            <w:r>
+              <w:rPr>
+                <w:sz w:val="24"/>
+                <w:szCs w:val="24"/>
+              </w:rPr>
+              <w:t>int</w:t>
+            </w:r>
+          </w:p>
+        </w:tc>
+        <w:tc>
+          <w:tcPr>
+            <w:tcW w:w="0" w:type="auto"/>
+            <w:tcBorders>
+              <w:top w:val="single" w:sz="6" w:space="0" w:color="DDDDDD"/>
+              <w:left w:val="single" w:sz="6" w:space="0" w:color="DDDDDD"/>
+              <w:bottom w:val="single" w:sz="6" w:space="0" w:color="DDDDDD"/>
+              <w:right w:val="single" w:sz="6" w:space="0" w:color="DDDDDD"/>
+            </w:tcBorders>
+            <w:tcMar>
+              <w:top w:w="120" w:type="dxa"/>
+              <w:left w:w="120" w:type="dxa"/>
+              <w:bottom w:w="120" w:type="dxa"/>
+              <w:right w:w="120" w:type="dxa"/>
+            </w:tcMar>
+            <w:vAlign w:val="center"/>
+            <w:hideMark/>
+          </w:tcPr>
+          <w:p>
+            <w:pPr>
+              <w:ind w:left="90"/>
+              <w:rPr>
+                <w:sz w:val="24"/>
+                <w:szCs w:val="24"/>
+              </w:rPr>
+            </w:pPr>
+            <w:r>
+              <w:rPr>
+                <w:sz w:val="24"/>
+                <w:szCs w:val="24"/>
+              </w:rPr>
+              <w:t>42</w:t>
+            </w:r>
+          </w:p>
+        </w:tc>
+        <w:tc>
+          <w:tcPr>
+            <w:tcW w:w="0" w:type="auto"/>
+            <w:tcBorders>
+              <w:top w:val="single" w:sz="6" w:space="0" w:color="DDDDDD"/>
+              <w:left w:val="single" w:sz="6" w:space="0" w:color="DDDDDD"/>
+              <w:bottom w:val="single" w:sz="6" w:space="0" w:color="DDDDDD"/>
+              <w:right w:val="single" w:sz="6" w:space="0" w:color="DDDDDD"/>
+            </w:tcBorders>
+            <w:tcMar>
+              <w:top w:w="120" w:type="dxa"/>
+              <w:left w:w="120" w:type="dxa"/>
+              <w:bottom w:w="120" w:type="dxa"/>
+              <w:right w:w="120" w:type="dxa"/>
+            </w:tcMar>
+            <w:vAlign w:val="center"/>
+            <w:hideMark/>
+          </w:tcPr>
+          <w:p>
+            <w:pPr>
+              <w:ind w:left="90"/>
+              <w:rPr>
+                <w:sz w:val="24"/>
+                <w:szCs w:val="24"/>
+              </w:rPr>
+            </w:pPr>
+            <w:r>
+              <w:rPr>
+                <w:rFonts w:ascii="Segoe UI Emoji" w:hAnsi="Segoe UI Emoji" w:cs="Segoe UI Emoji"/>
+                <w:sz w:val="24"/>
+                <w:szCs w:val="24"/>
+              </w:rPr>
+              <w:t>✅</w:t>
+            </w:r>
+          </w:p>
+        </w:tc>
+      </w:tr>
+      <w:tr>
+        <w:tc>
+          <w:tcPr>
+            <w:tcW w:w="0" w:type="auto"/>
+            <w:tcBorders>
+              <w:top w:val="single" w:sz="6" w:space="0" w:color="DDDDDD"/>
+              <w:left w:val="single" w:sz="6" w:space="0" w:color="DDDDDD"/>
+              <w:bottom w:val="single" w:sz="6" w:space="0" w:color="DDDDDD"/>
+              <w:right w:val="single" w:sz="6" w:space="0" w:color="DDDDDD"/>
+            </w:tcBorders>
+            <w:tcMar>
+              <w:top w:w="120" w:type="dxa"/>
+              <w:left w:w="120" w:type="dxa"/>
+              <w:bottom w:w="120" w:type="dxa"/>
+              <w:right w:w="120" w:type="dxa"/>
+            </w:tcMar>
+            <w:vAlign w:val="center"/>
+            <w:hideMark/>
+          </w:tcPr>
+          <w:p>
+            <w:pPr>
+              <w:ind w:left="90"/>
+              <w:rPr>
+                <w:sz w:val="24"/>
+                <w:szCs w:val="24"/>
+              </w:rPr>
+            </w:pPr>
+            <w:r>
+              <w:rPr>
+                <w:sz w:val="24"/>
+                <w:szCs w:val="24"/>
+              </w:rPr>
+              <w:t>float</w:t>
+            </w:r>
+          </w:p>
+        </w:tc>
+        <w:tc>
+          <w:tcPr>
+            <w:tcW w:w="0" w:type="auto"/>
+            <w:tcBorders>
+              <w:top w:val="single" w:sz="6" w:space="0" w:color="DDDDDD"/>
+              <w:left w:val="single" w:sz="6" w:space="0" w:color="DDDDDD"/>
+              <w:bottom w:val="single" w:sz="6" w:space="0" w:color="DDDDDD"/>
+              <w:right w:val="single" w:sz="6" w:space="0" w:color="DDDDDD"/>
+            </w:tcBorders>
+            <w:tcMar>
+              <w:top w:w="120" w:type="dxa"/>
+              <w:left w:w="120" w:type="dxa"/>
+              <w:bottom w:w="120" w:type="dxa"/>
+              <w:right w:w="120" w:type="dxa"/>
+            </w:tcMar>
+            <w:vAlign w:val="center"/>
+            <w:hideMark/>
+          </w:tcPr>
+          <w:p>
+            <w:pPr>
+              <w:ind w:left="90"/>
+              <w:rPr>
+                <w:sz w:val="24"/>
+                <w:szCs w:val="24"/>
+              </w:rPr>
+            </w:pPr>
+            <w:r>
+              <w:rPr>
+                <w:sz w:val="24"/>
+                <w:szCs w:val="24"/>
+              </w:rPr>
+              <w:t>3.14</w:t>
+            </w:r>
+          </w:p>
+        </w:tc>
+        <w:tc>
+          <w:tcPr>
+            <w:tcW w:w="0" w:type="auto"/>
+            <w:tcBorders>
+              <w:top w:val="single" w:sz="6" w:space="0" w:color="DDDDDD"/>
+              <w:left w:val="single" w:sz="6" w:space="0" w:color="DDDDDD"/>
+              <w:bottom w:val="single" w:sz="6" w:space="0" w:color="DDDDDD"/>
+              <w:right w:val="single" w:sz="6" w:space="0" w:color="DDDDDD"/>
+            </w:tcBorders>
+            <w:tcMar>
+              <w:top w:w="120" w:type="dxa"/>
+              <w:left w:w="120" w:type="dxa"/>
+              <w:bottom w:w="120" w:type="dxa"/>
+              <w:right w:w="120" w:type="dxa"/>
+            </w:tcMar>
+            <w:vAlign w:val="center"/>
+            <w:hideMark/>
+          </w:tcPr>
+          <w:p>
+            <w:pPr>
+              <w:ind w:left="90"/>
+              <w:rPr>
+                <w:sz w:val="24"/>
+                <w:szCs w:val="24"/>
+              </w:rPr>
+            </w:pPr>
+            <w:r>
+              <w:rPr>
+                <w:rFonts w:ascii="Segoe UI Emoji" w:hAnsi="Segoe UI Emoji" w:cs="Segoe UI Emoji"/>
+                <w:sz w:val="24"/>
+                <w:szCs w:val="24"/>
+              </w:rPr>
+              <w:t>✅</w:t>
+            </w:r>
+          </w:p>
+        </w:tc>
+      </w:tr>
+      <w:tr>
+        <w:tc>
+          <w:tcPr>
+            <w:tcW w:w="0" w:type="auto"/>
+            <w:tcBorders>
+              <w:top w:val="single" w:sz="6" w:space="0" w:color="DDDDDD"/>
+              <w:left w:val="single" w:sz="6" w:space="0" w:color="DDDDDD"/>
+              <w:bottom w:val="single" w:sz="6" w:space="0" w:color="DDDDDD"/>
+              <w:right w:val="single" w:sz="6" w:space="0" w:color="DDDDDD"/>
+            </w:tcBorders>
+            <w:tcMar>
+              <w:top w:w="120" w:type="dxa"/>
+              <w:left w:w="120" w:type="dxa"/>
+              <w:bottom w:w="120" w:type="dxa"/>
+              <w:right w:w="120" w:type="dxa"/>
+            </w:tcMar>
+            <w:vAlign w:val="center"/>
+            <w:hideMark/>
+          </w:tcPr>
+          <w:p>
+            <w:pPr>
+              <w:ind w:left="90"/>
+              <w:rPr>
+                <w:sz w:val="24"/>
+                <w:szCs w:val="24"/>
+              </w:rPr>
+            </w:pPr>
+            <w:r>
+              <w:rPr>
+                <w:sz w:val="24"/>
+                <w:szCs w:val="24"/>
+              </w:rPr>
+              <w:t>str</w:t>
+            </w:r>
+          </w:p>
+        </w:tc>
+        <w:tc>
+          <w:tcPr>
+            <w:tcW w:w="0" w:type="auto"/>
+            <w:tcBorders>
+              <w:top w:val="single" w:sz="6" w:space="0" w:color="DDDDDD"/>
+              <w:left w:val="single" w:sz="6" w:space="0" w:color="DDDDDD"/>
+              <w:bottom w:val="single" w:sz="6" w:space="0" w:color="DDDDDD"/>
+              <w:right w:val="single" w:sz="6" w:space="0" w:color="DDDDDD"/>
+            </w:tcBorders>
+            <w:tcMar>
+              <w:top w:w="120" w:type="dxa"/>
+              <w:left w:w="120" w:type="dxa"/>
+              <w:bottom w:w="120" w:type="dxa"/>
+              <w:right w:w="120" w:type="dxa"/>
+            </w:tcMar>
+            <w:vAlign w:val="center"/>
+            <w:hideMark/>
+          </w:tcPr>
+          <w:p>
+            <w:pPr>
+              <w:ind w:left="90"/>
+              <w:rPr>
+                <w:sz w:val="24"/>
+                <w:szCs w:val="24"/>
+              </w:rPr>
+            </w:pPr>
+            <w:r>
+              <w:rPr>
+                <w:sz w:val="24"/>
+                <w:szCs w:val="24"/>
+              </w:rPr>
+              <w:t>"hello"</w:t>
+            </w:r>
+          </w:p>
+        </w:tc>
+        <w:tc>
+          <w:tcPr>
+            <w:tcW w:w="0" w:type="auto"/>
+            <w:tcBorders>
+              <w:top w:val="single" w:sz="6" w:space="0" w:color="DDDDDD"/>
+              <w:left w:val="single" w:sz="6" w:space="0" w:color="DDDDDD"/>
+              <w:bottom w:val="single" w:sz="6" w:space="0" w:color="DDDDDD"/>
+              <w:right w:val="single" w:sz="6" w:space="0" w:color="DDDDDD"/>
+            </w:tcBorders>
+            <w:tcMar>
+              <w:top w:w="120" w:type="dxa"/>
+              <w:left w:w="120" w:type="dxa"/>
+              <w:bottom w:w="120" w:type="dxa"/>
+              <w:right w:w="120" w:type="dxa"/>
+            </w:tcMar>
+            <w:vAlign w:val="center"/>
+            <w:hideMark/>
+          </w:tcPr>
+          <w:p>
+            <w:pPr>
+              <w:ind w:left="90"/>
+              <w:rPr>
+                <w:sz w:val="24"/>
+                <w:szCs w:val="24"/>
+              </w:rPr>
+            </w:pPr>
+            <w:r>
+              <w:rPr>
+                <w:rFonts w:ascii="Segoe UI Emoji" w:hAnsi="Segoe UI Emoji" w:cs="Segoe UI Emoji"/>
+                <w:sz w:val="24"/>
+                <w:szCs w:val="24"/>
+              </w:rPr>
+              <w:t>✅</w:t>
+            </w:r>
+          </w:p>
+        </w:tc>
+      </w:tr>
+      <w:tr>
+        <w:tc>
+          <w:tcPr>
+            <w:tcW w:w="0" w:type="auto"/>
+            <w:tcBorders>
+              <w:top w:val="single" w:sz="6" w:space="0" w:color="DDDDDD"/>
+              <w:left w:val="single" w:sz="6" w:space="0" w:color="DDDDDD"/>
+              <w:bottom w:val="single" w:sz="6" w:space="0" w:color="DDDDDD"/>
+              <w:right w:val="single" w:sz="6" w:space="0" w:color="DDDDDD"/>
+            </w:tcBorders>
+            <w:tcMar>
+              <w:top w:w="120" w:type="dxa"/>
+              <w:left w:w="120" w:type="dxa"/>
+              <w:bottom w:w="120" w:type="dxa"/>
+              <w:right w:w="120" w:type="dxa"/>
+            </w:tcMar>
+            <w:vAlign w:val="center"/>
+            <w:hideMark/>
+          </w:tcPr>
+          <w:p>
+            <w:pPr>
+              <w:ind w:left="90"/>
+              <w:rPr>
+                <w:sz w:val="24"/>
+                <w:szCs w:val="24"/>
+              </w:rPr>
+            </w:pPr>
+            <w:r>
+              <w:rPr>
+                <w:sz w:val="24"/>
+                <w:szCs w:val="24"/>
+              </w:rPr>
+              <w:t>tuple</w:t>
+            </w:r>
+          </w:p>
+        </w:tc>
+        <w:tc>
+          <w:tcPr>
+            <w:tcW w:w="0" w:type="auto"/>
+            <w:tcBorders>
+              <w:top w:val="single" w:sz="6" w:space="0" w:color="DDDDDD"/>
+              <w:left w:val="single" w:sz="6" w:space="0" w:color="DDDDDD"/>
+              <w:bottom w:val="single" w:sz="6" w:space="0" w:color="DDDDDD"/>
+              <w:right w:val="single" w:sz="6" w:space="0" w:color="DDDDDD"/>
+            </w:tcBorders>
+            <w:tcMar>
+              <w:top w:w="120" w:type="dxa"/>
+              <w:left w:w="120" w:type="dxa"/>
+              <w:bottom w:w="120" w:type="dxa"/>
+              <w:right w:w="120" w:type="dxa"/>
+            </w:tcMar>
+            <w:vAlign w:val="center"/>
+            <w:hideMark/>
+          </w:tcPr>
+          <w:p>
+            <w:pPr>
+              <w:ind w:left="90"/>
+              <w:rPr>
+                <w:sz w:val="24"/>
+                <w:szCs w:val="24"/>
+              </w:rPr>
+            </w:pPr>
+            <w:r>
+              <w:rPr>
+                <w:sz w:val="24"/>
+                <w:szCs w:val="24"/>
+              </w:rPr>
+              <w:t>(1, 2)</w:t>
+            </w:r>
+          </w:p>
+        </w:tc>
+        <w:tc>
+          <w:tcPr>
+            <w:tcW w:w="0" w:type="auto"/>
+            <w:tcBorders>
+              <w:top w:val="single" w:sz="6" w:space="0" w:color="DDDDDD"/>
+              <w:left w:val="single" w:sz="6" w:space="0" w:color="DDDDDD"/>
+              <w:bottom w:val="single" w:sz="6" w:space="0" w:color="DDDDDD"/>
+              <w:right w:val="single" w:sz="6" w:space="0" w:color="DDDDDD"/>
+            </w:tcBorders>
+            <w:tcMar>
+              <w:top w:w="120" w:type="dxa"/>
+              <w:left w:w="120" w:type="dxa"/>
+              <w:bottom w:w="120" w:type="dxa"/>
+              <w:right w:w="120" w:type="dxa"/>
+            </w:tcMar>
+            <w:vAlign w:val="center"/>
+            <w:hideMark/>
+          </w:tcPr>
+          <w:p>
+            <w:pPr>
+              <w:ind w:left="90"/>
+              <w:rPr>
+                <w:sz w:val="24"/>
+                <w:szCs w:val="24"/>
+              </w:rPr>
+            </w:pPr>
+            <w:r>
+              <w:rPr>
+                <w:rFonts w:ascii="Segoe UI Emoji" w:hAnsi="Segoe UI Emoji" w:cs="Segoe UI Emoji"/>
+                <w:sz w:val="24"/>
+                <w:szCs w:val="24"/>
+              </w:rPr>
+              <w:t>✅</w:t>
+            </w:r>
+            <w:r>
+              <w:rPr>
+                <w:sz w:val="24"/>
+                <w:szCs w:val="24"/>
+              </w:rPr>
+              <w:t xml:space="preserve"> (if contents hashable)</w:t>
+            </w:r>
+          </w:p>
+        </w:tc>
+      </w:tr>
+      <w:tr>
+        <w:tc>
+          <w:tcPr>
+            <w:tcW w:w="0" w:type="auto"/>
+            <w:tcBorders>
+              <w:top w:val="single" w:sz="6" w:space="0" w:color="DDDDDD"/>
+              <w:left w:val="single" w:sz="6" w:space="0" w:color="DDDDDD"/>
+              <w:bottom w:val="single" w:sz="6" w:space="0" w:color="DDDDDD"/>
+              <w:right w:val="single" w:sz="6" w:space="0" w:color="DDDDDD"/>
+            </w:tcBorders>
+            <w:tcMar>
+              <w:top w:w="120" w:type="dxa"/>
+              <w:left w:w="120" w:type="dxa"/>
+              <w:bottom w:w="120" w:type="dxa"/>
+              <w:right w:w="120" w:type="dxa"/>
+            </w:tcMar>
+            <w:vAlign w:val="center"/>
+            <w:hideMark/>
+          </w:tcPr>
+          <w:p>
+            <w:pPr>
+              <w:ind w:left="90"/>
+              <w:rPr>
+                <w:sz w:val="24"/>
+                <w:szCs w:val="24"/>
+              </w:rPr>
+            </w:pPr>
+            <w:r>
+              <w:rPr>
+                <w:sz w:val="24"/>
+                <w:szCs w:val="24"/>
+              </w:rPr>
+              <w:t>frozenset</w:t>
+            </w:r>
+          </w:p>
+        </w:tc>
+        <w:tc>
+          <w:tcPr>
+            <w:tcW w:w="0" w:type="auto"/>
+            <w:tcBorders>
+              <w:top w:val="single" w:sz="6" w:space="0" w:color="DDDDDD"/>
+              <w:left w:val="single" w:sz="6" w:space="0" w:color="DDDDDD"/>
+              <w:bottom w:val="single" w:sz="6" w:space="0" w:color="DDDDDD"/>
+              <w:right w:val="single" w:sz="6" w:space="0" w:color="DDDDDD"/>
+            </w:tcBorders>
+            <w:tcMar>
+              <w:top w:w="120" w:type="dxa"/>
+              <w:left w:w="120" w:type="dxa"/>
+              <w:bottom w:w="120" w:type="dxa"/>
+              <w:right w:w="120" w:type="dxa"/>
+            </w:tcMar>
+            <w:vAlign w:val="center"/>
+            <w:hideMark/>
+          </w:tcPr>
+          <w:p>
+            <w:pPr>
+              <w:ind w:left="90"/>
+              <w:rPr>
+                <w:sz w:val="24"/>
+                <w:szCs w:val="24"/>
+              </w:rPr>
+            </w:pPr>
+            <w:r>
+              <w:rPr>
+                <w:sz w:val="24"/>
+                <w:szCs w:val="24"/>
+              </w:rPr>
+              <w:t>frozenset([1,2])</w:t>
+            </w:r>
+          </w:p>
+        </w:tc>
+        <w:tc>
+          <w:tcPr>
+            <w:tcW w:w="0" w:type="auto"/>
+            <w:tcBorders>
+              <w:top w:val="single" w:sz="6" w:space="0" w:color="DDDDDD"/>
+              <w:left w:val="single" w:sz="6" w:space="0" w:color="DDDDDD"/>
+              <w:bottom w:val="single" w:sz="6" w:space="0" w:color="DDDDDD"/>
+              <w:right w:val="single" w:sz="6" w:space="0" w:color="DDDDDD"/>
+            </w:tcBorders>
+            <w:tcMar>
+              <w:top w:w="120" w:type="dxa"/>
+              <w:left w:w="120" w:type="dxa"/>
+              <w:bottom w:w="120" w:type="dxa"/>
+              <w:right w:w="120" w:type="dxa"/>
+            </w:tcMar>
+            <w:vAlign w:val="center"/>
+            <w:hideMark/>
+          </w:tcPr>
+          <w:p>
+            <w:pPr>
+              <w:ind w:left="90"/>
+              <w:rPr>
+                <w:sz w:val="24"/>
+                <w:szCs w:val="24"/>
+              </w:rPr>
+            </w:pPr>
+            <w:r>
+              <w:rPr>
+                <w:rFonts w:ascii="Segoe UI Emoji" w:hAnsi="Segoe UI Emoji" w:cs="Segoe UI Emoji"/>
+                <w:sz w:val="24"/>
+                <w:szCs w:val="24"/>
+              </w:rPr>
+              <w:t>✅</w:t>
+            </w:r>
+          </w:p>
+        </w:tc>
+      </w:tr>
+      <w:tr>
+        <w:tc>
+          <w:tcPr>
+            <w:tcW w:w="0" w:type="auto"/>
+            <w:tcBorders>
+              <w:top w:val="single" w:sz="6" w:space="0" w:color="DDDDDD"/>
+              <w:left w:val="single" w:sz="6" w:space="0" w:color="DDDDDD"/>
+              <w:bottom w:val="single" w:sz="6" w:space="0" w:color="DDDDDD"/>
+              <w:right w:val="single" w:sz="6" w:space="0" w:color="DDDDDD"/>
+            </w:tcBorders>
+            <w:tcMar>
+              <w:top w:w="120" w:type="dxa"/>
+              <w:left w:w="120" w:type="dxa"/>
+              <w:bottom w:w="120" w:type="dxa"/>
+              <w:right w:w="120" w:type="dxa"/>
+            </w:tcMar>
+            <w:vAlign w:val="center"/>
+            <w:hideMark/>
+          </w:tcPr>
+          <w:p>
+            <w:pPr>
+              <w:ind w:left="90"/>
+              <w:rPr>
+                <w:sz w:val="24"/>
+                <w:szCs w:val="24"/>
+              </w:rPr>
+            </w:pPr>
+            <w:r>
+              <w:rPr>
+                <w:sz w:val="24"/>
+                <w:szCs w:val="24"/>
+              </w:rPr>
+              <w:t>bool</w:t>
+            </w:r>
+          </w:p>
+        </w:tc>
+        <w:tc>
+          <w:tcPr>
+            <w:tcW w:w="0" w:type="auto"/>
+            <w:tcBorders>
+              <w:top w:val="single" w:sz="6" w:space="0" w:color="DDDDDD"/>
+              <w:left w:val="single" w:sz="6" w:space="0" w:color="DDDDDD"/>
+              <w:bottom w:val="single" w:sz="6" w:space="0" w:color="DDDDDD"/>
+              <w:right w:val="single" w:sz="6" w:space="0" w:color="DDDDDD"/>
+            </w:tcBorders>
+            <w:tcMar>
+              <w:top w:w="120" w:type="dxa"/>
+              <w:left w:w="120" w:type="dxa"/>
+              <w:bottom w:w="120" w:type="dxa"/>
+              <w:right w:w="120" w:type="dxa"/>
+            </w:tcMar>
+            <w:vAlign w:val="center"/>
+            <w:hideMark/>
+          </w:tcPr>
+          <w:p>
+            <w:pPr>
+              <w:ind w:left="90"/>
+              <w:rPr>
+                <w:sz w:val="24"/>
+                <w:szCs w:val="24"/>
+              </w:rPr>
+            </w:pPr>
+            <w:r>
+              <w:rPr>
+                <w:sz w:val="24"/>
+                <w:szCs w:val="24"/>
+              </w:rPr>
+              <w:t>True</w:t>
+            </w:r>
+          </w:p>
+        </w:tc>
+        <w:tc>
+          <w:tcPr>
+            <w:tcW w:w="0" w:type="auto"/>
+            <w:tcBorders>
+              <w:top w:val="single" w:sz="6" w:space="0" w:color="DDDDDD"/>
+              <w:left w:val="single" w:sz="6" w:space="0" w:color="DDDDDD"/>
+              <w:bottom w:val="single" w:sz="6" w:space="0" w:color="DDDDDD"/>
+              <w:right w:val="single" w:sz="6" w:space="0" w:color="DDDDDD"/>
+            </w:tcBorders>
+            <w:tcMar>
+              <w:top w:w="120" w:type="dxa"/>
+              <w:left w:w="120" w:type="dxa"/>
+              <w:bottom w:w="120" w:type="dxa"/>
+              <w:right w:w="120" w:type="dxa"/>
+            </w:tcMar>
+            <w:vAlign w:val="center"/>
+            <w:hideMark/>
+          </w:tcPr>
+          <w:p>
+            <w:pPr>
+              <w:ind w:left="90"/>
+              <w:rPr>
+                <w:sz w:val="24"/>
+                <w:szCs w:val="24"/>
+              </w:rPr>
+            </w:pPr>
+            <w:r>
+              <w:rPr>
+                <w:rFonts w:ascii="Segoe UI Emoji" w:hAnsi="Segoe UI Emoji" w:cs="Segoe UI Emoji"/>
+                <w:sz w:val="24"/>
+                <w:szCs w:val="24"/>
+              </w:rPr>
+              <w:t>✅</w:t>
+            </w:r>
+          </w:p>
+        </w:tc>
+      </w:tr>
+      <w:tr>
+        <w:tc>
+          <w:tcPr>
+            <w:tcW w:w="0" w:type="auto"/>
+            <w:tcBorders>
+              <w:top w:val="single" w:sz="6" w:space="0" w:color="DDDDDD"/>
+              <w:left w:val="single" w:sz="6" w:space="0" w:color="DDDDDD"/>
+              <w:bottom w:val="single" w:sz="6" w:space="0" w:color="DDDDDD"/>
+              <w:right w:val="single" w:sz="6" w:space="0" w:color="DDDDDD"/>
+            </w:tcBorders>
+            <w:tcMar>
+              <w:top w:w="120" w:type="dxa"/>
+              <w:left w:w="120" w:type="dxa"/>
+              <w:bottom w:w="120" w:type="dxa"/>
+              <w:right w:w="120" w:type="dxa"/>
+            </w:tcMar>
+            <w:vAlign w:val="center"/>
+            <w:hideMark/>
+          </w:tcPr>
+          <w:p>
+            <w:pPr>
+              <w:ind w:left="90"/>
+              <w:rPr>
+                <w:sz w:val="24"/>
+                <w:szCs w:val="24"/>
+              </w:rPr>
+            </w:pPr>
+            <w:r>
+              <w:rPr>
+                <w:sz w:val="24"/>
+                <w:szCs w:val="24"/>
+              </w:rPr>
+              <w:t>bytes</w:t>
+            </w:r>
+          </w:p>
+        </w:tc>
+        <w:tc>
+          <w:tcPr>
+            <w:tcW w:w="0" w:type="auto"/>
+            <w:tcBorders>
+              <w:top w:val="single" w:sz="6" w:space="0" w:color="DDDDDD"/>
+              <w:left w:val="single" w:sz="6" w:space="0" w:color="DDDDDD"/>
+              <w:bottom w:val="single" w:sz="6" w:space="0" w:color="DDDDDD"/>
+              <w:right w:val="single" w:sz="6" w:space="0" w:color="DDDDDD"/>
+            </w:tcBorders>
+            <w:tcMar>
+              <w:top w:w="120" w:type="dxa"/>
+              <w:left w:w="120" w:type="dxa"/>
+              <w:bottom w:w="120" w:type="dxa"/>
+              <w:right w:w="120" w:type="dxa"/>
+            </w:tcMar>
+            <w:vAlign w:val="center"/>
+            <w:hideMark/>
+          </w:tcPr>
+          <w:p>
+            <w:pPr>
+              <w:ind w:left="90"/>
+              <w:rPr>
+                <w:sz w:val="24"/>
+                <w:szCs w:val="24"/>
+              </w:rPr>
+            </w:pPr>
+            <w:r>
+              <w:rPr>
+                <w:sz w:val="24"/>
+                <w:szCs w:val="24"/>
+              </w:rPr>
+              <w:t>b"data"</w:t>
+            </w:r>
+          </w:p>
+        </w:tc>
+        <w:tc>
+          <w:tcPr>
+            <w:tcW w:w="0" w:type="auto"/>
+            <w:tcBorders>
+              <w:top w:val="single" w:sz="6" w:space="0" w:color="DDDDDD"/>
+              <w:left w:val="single" w:sz="6" w:space="0" w:color="DDDDDD"/>
+              <w:bottom w:val="single" w:sz="6" w:space="0" w:color="DDDDDD"/>
+              <w:right w:val="single" w:sz="6" w:space="0" w:color="DDDDDD"/>
+            </w:tcBorders>
+            <w:tcMar>
+              <w:top w:w="120" w:type="dxa"/>
+              <w:left w:w="120" w:type="dxa"/>
+              <w:bottom w:w="120" w:type="dxa"/>
+              <w:right w:w="120" w:type="dxa"/>
+            </w:tcMar>
+            <w:vAlign w:val="center"/>
+            <w:hideMark/>
+          </w:tcPr>
+          <w:p>
+            <w:pPr>
+              <w:ind w:left="90"/>
+              <w:rPr>
+                <w:sz w:val="24"/>
+                <w:szCs w:val="24"/>
+              </w:rPr>
+            </w:pPr>
+            <w:r>
+              <w:rPr>
+                <w:rFonts w:ascii="Segoe UI Emoji" w:hAnsi="Segoe UI Emoji" w:cs="Segoe UI Emoji"/>
+                <w:sz w:val="24"/>
+                <w:szCs w:val="24"/>
+              </w:rPr>
+              <w:t>✅</w:t>
+            </w:r>
+          </w:p>
+        </w:tc>
+      </w:tr>
+    </w:tbl>
+    <w:p>
+      <w:pPr>
+        <w:rPr>
+          <w:sz w:val="24"/>
+          <w:szCs w:val="24"/>
+        </w:rPr>
+      </w:pPr>
+    </w:p>
+    <w:p>
+      <w:pPr>
+        <w:ind w:left="90"/>
+        <w:rPr>
+          <w:sz w:val="24"/>
+          <w:szCs w:val="24"/>
+        </w:rPr>
+      </w:pPr>
     </w:p>
     <w:sectPr>
       <w:pgSz w:w="11906" w:h="16838"/>
@@ -5090,6 +8813,119 @@
 <file path=word/numbering.xml><?xml version="1.0" encoding="utf-8"?>
 <w:numbering xmlns:wpc="http://schemas.microsoft.com/office/word/2010/wordprocessingCanvas" xmlns:cx="http://schemas.microsoft.com/office/drawing/2014/chartex" xmlns:cx1="http://schemas.microsoft.com/office/drawing/2015/9/8/chartex" xmlns:cx2="http://schemas.microsoft.com/office/drawing/2015/10/21/chartex" xmlns:cx3="http://schemas.microsoft.com/office/drawing/2016/5/9/chartex" xmlns:cx4="http://schemas.microsoft.com/office/drawing/2016/5/10/chartex" xmlns:cx5="http://schemas.microsoft.com/office/drawing/2016/5/11/chartex" xmlns:cx6="http://schemas.microsoft.com/office/drawing/2016/5/12/chartex" xmlns:cx7="http://schemas.microsoft.com/office/drawing/2016/5/13/chartex" xmlns:cx8="http://schemas.microsoft.com/office/drawing/2016/5/14/chartex" xmlns:mc="http://schemas.openxmlformats.org/markup-compatibility/2006" xmlns:aink="http://schemas.microsoft.com/office/drawing/2016/ink" xmlns:am3d="http://schemas.microsoft.com/office/drawing/2017/model3d" xmlns:o="urn:schemas-microsoft-com:office:office" xmlns:oel="http://schemas.microsoft.com/office/2019/extlst" xmlns:r="http://schemas.openxmlformats.org/officeDocument/2006/relationships" xmlns:m="http://schemas.openxmlformats.org/officeDocument/2006/math" xmlns:v="urn:schemas-microsoft-com:vml" xmlns:wp14="http://schemas.microsoft.com/office/word/2010/wordprocessingDrawing" xmlns:wp="http://schemas.openxmlformats.org/drawingml/2006/wordprocessingDrawing" xmlns:w10="urn:schemas-microsoft-com:office:word" xmlns:w="http://schemas.openxmlformats.org/wordprocessingml/2006/main" xmlns:w14="http://schemas.microsoft.com/office/word/2010/wordml" xmlns:w15="http://schemas.microsoft.com/office/word/2012/wordml" xmlns:w16cex="http://schemas.microsoft.com/office/word/2018/wordml/cex" xmlns:w16cid="http://schemas.microsoft.com/office/word/2016/wordml/cid" xmlns:w16="http://schemas.microsoft.com/office/word/2018/wordml" xmlns:w16du="http://schemas.microsoft.com/office/word/2023/wordml/word16du" xmlns:w16sdtdh="http://schemas.microsoft.com/office/word/2020/wordml/sdtdatahash" xmlns:w16sdtfl="http://schemas.microsoft.com/office/word/2024/wordml/sdtformatlock" xmlns:w16se="http://schemas.microsoft.com/office/word/2015/wordml/symex" xmlns:wpg="http://schemas.microsoft.com/office/word/2010/wordprocessingGroup" xmlns:wpi="http://schemas.microsoft.com/office/word/2010/wordprocessingInk" xmlns:wne="http://schemas.microsoft.com/office/word/2006/wordml" xmlns:wps="http://schemas.microsoft.com/office/word/2010/wordprocessingShape" mc:Ignorable="w14 w15 w16se w16cid w16 w16cex w16sdtdh w16sdtfl w16du wp14">
   <w:abstractNum w:abstractNumId="0" w15:restartNumberingAfterBreak="0">
+    <w:nsid w:val="13457696"/>
+    <w:multiLevelType w:val="hybridMultilevel"/>
+    <w:tmpl w:val="CECCDF94"/>
+    <w:lvl w:ilvl="0" w:tplc="40090001">
+      <w:start w:val="1"/>
+      <w:numFmt w:val="bullet"/>
+      <w:lvlText w:val=""/>
+      <w:lvlJc w:val="left"/>
+      <w:pPr>
+        <w:ind w:left="720" w:hanging="360"/>
+      </w:pPr>
+      <w:rPr>
+        <w:rFonts w:ascii="Symbol" w:hAnsi="Symbol" w:hint="default"/>
+      </w:rPr>
+    </w:lvl>
+    <w:lvl w:ilvl="1" w:tplc="FFFFFFFF" w:tentative="1">
+      <w:start w:val="1"/>
+      <w:numFmt w:val="bullet"/>
+      <w:lvlText w:val="o"/>
+      <w:lvlJc w:val="left"/>
+      <w:pPr>
+        <w:ind w:left="1440" w:hanging="360"/>
+      </w:pPr>
+      <w:rPr>
+        <w:rFonts w:ascii="Courier New" w:hAnsi="Courier New" w:cs="Courier New" w:hint="default"/>
+      </w:rPr>
+    </w:lvl>
+    <w:lvl w:ilvl="2" w:tplc="FFFFFFFF" w:tentative="1">
+      <w:start w:val="1"/>
+      <w:numFmt w:val="bullet"/>
+      <w:lvlText w:val=""/>
+      <w:lvlJc w:val="left"/>
+      <w:pPr>
+        <w:ind w:left="2160" w:hanging="360"/>
+      </w:pPr>
+      <w:rPr>
+        <w:rFonts w:ascii="Wingdings" w:hAnsi="Wingdings" w:hint="default"/>
+      </w:rPr>
+    </w:lvl>
+    <w:lvl w:ilvl="3" w:tplc="FFFFFFFF" w:tentative="1">
+      <w:start w:val="1"/>
+      <w:numFmt w:val="bullet"/>
+      <w:lvlText w:val=""/>
+      <w:lvlJc w:val="left"/>
+      <w:pPr>
+        <w:ind w:left="2880" w:hanging="360"/>
+      </w:pPr>
+      <w:rPr>
+        <w:rFonts w:ascii="Symbol" w:hAnsi="Symbol" w:hint="default"/>
+      </w:rPr>
+    </w:lvl>
+    <w:lvl w:ilvl="4" w:tplc="FFFFFFFF" w:tentative="1">
+      <w:start w:val="1"/>
+      <w:numFmt w:val="bullet"/>
+      <w:lvlText w:val="o"/>
+      <w:lvlJc w:val="left"/>
+      <w:pPr>
+        <w:ind w:left="3600" w:hanging="360"/>
+      </w:pPr>
+      <w:rPr>
+        <w:rFonts w:ascii="Courier New" w:hAnsi="Courier New" w:cs="Courier New" w:hint="default"/>
+      </w:rPr>
+    </w:lvl>
+    <w:lvl w:ilvl="5" w:tplc="FFFFFFFF" w:tentative="1">
+      <w:start w:val="1"/>
+      <w:numFmt w:val="bullet"/>
+      <w:lvlText w:val=""/>
+      <w:lvlJc w:val="left"/>
+      <w:pPr>
+        <w:ind w:left="4320" w:hanging="360"/>
+      </w:pPr>
+      <w:rPr>
+        <w:rFonts w:ascii="Wingdings" w:hAnsi="Wingdings" w:hint="default"/>
+      </w:rPr>
+    </w:lvl>
+    <w:lvl w:ilvl="6" w:tplc="FFFFFFFF" w:tentative="1">
+      <w:start w:val="1"/>
+      <w:numFmt w:val="bullet"/>
+      <w:lvlText w:val=""/>
+      <w:lvlJc w:val="left"/>
+      <w:pPr>
+        <w:ind w:left="5040" w:hanging="360"/>
+      </w:pPr>
+      <w:rPr>
+        <w:rFonts w:ascii="Symbol" w:hAnsi="Symbol" w:hint="default"/>
+      </w:rPr>
+    </w:lvl>
+    <w:lvl w:ilvl="7" w:tplc="FFFFFFFF" w:tentative="1">
+      <w:start w:val="1"/>
+      <w:numFmt w:val="bullet"/>
+      <w:lvlText w:val="o"/>
+      <w:lvlJc w:val="left"/>
+      <w:pPr>
+        <w:ind w:left="5760" w:hanging="360"/>
+      </w:pPr>
+      <w:rPr>
+        <w:rFonts w:ascii="Courier New" w:hAnsi="Courier New" w:cs="Courier New" w:hint="default"/>
+      </w:rPr>
+    </w:lvl>
+    <w:lvl w:ilvl="8" w:tplc="FFFFFFFF" w:tentative="1">
+      <w:start w:val="1"/>
+      <w:numFmt w:val="bullet"/>
+      <w:lvlText w:val=""/>
+      <w:lvlJc w:val="left"/>
+      <w:pPr>
+        <w:ind w:left="6480" w:hanging="360"/>
+      </w:pPr>
+      <w:rPr>
+        <w:rFonts w:ascii="Wingdings" w:hAnsi="Wingdings" w:hint="default"/>
+      </w:rPr>
+    </w:lvl>
+  </w:abstractNum>
+  <w:abstractNum w:abstractNumId="1" w15:restartNumberingAfterBreak="0">
     <w:nsid w:val="14814C43"/>
     <w:multiLevelType w:val="multilevel"/>
     <w:tmpl w:val="2D48AC00"/>
@@ -5236,7 +9072,7 @@
       </w:rPr>
     </w:lvl>
   </w:abstractNum>
-  <w:abstractNum w:abstractNumId="1" w15:restartNumberingAfterBreak="0">
+  <w:abstractNum w:abstractNumId="2" w15:restartNumberingAfterBreak="0">
     <w:nsid w:val="2B8B288B"/>
     <w:multiLevelType w:val="hybridMultilevel"/>
     <w:tmpl w:val="13A2AAF6"/>
@@ -5349,7 +9185,7 @@
       </w:rPr>
     </w:lvl>
   </w:abstractNum>
-  <w:abstractNum w:abstractNumId="2" w15:restartNumberingAfterBreak="0">
+  <w:abstractNum w:abstractNumId="3" w15:restartNumberingAfterBreak="0">
     <w:nsid w:val="36B863A9"/>
     <w:multiLevelType w:val="multilevel"/>
     <w:tmpl w:val="842046CE"/>
@@ -5496,7 +9332,120 @@
       </w:rPr>
     </w:lvl>
   </w:abstractNum>
-  <w:abstractNum w:abstractNumId="3" w15:restartNumberingAfterBreak="0">
+  <w:abstractNum w:abstractNumId="4" w15:restartNumberingAfterBreak="0">
+    <w:nsid w:val="59B95774"/>
+    <w:multiLevelType w:val="hybridMultilevel"/>
+    <w:tmpl w:val="89481164"/>
+    <w:lvl w:ilvl="0" w:tplc="40090001">
+      <w:start w:val="1"/>
+      <w:numFmt w:val="bullet"/>
+      <w:lvlText w:val=""/>
+      <w:lvlJc w:val="left"/>
+      <w:pPr>
+        <w:ind w:left="720" w:hanging="360"/>
+      </w:pPr>
+      <w:rPr>
+        <w:rFonts w:ascii="Symbol" w:hAnsi="Symbol" w:hint="default"/>
+      </w:rPr>
+    </w:lvl>
+    <w:lvl w:ilvl="1" w:tplc="40090003" w:tentative="1">
+      <w:start w:val="1"/>
+      <w:numFmt w:val="bullet"/>
+      <w:lvlText w:val="o"/>
+      <w:lvlJc w:val="left"/>
+      <w:pPr>
+        <w:ind w:left="1440" w:hanging="360"/>
+      </w:pPr>
+      <w:rPr>
+        <w:rFonts w:ascii="Courier New" w:hAnsi="Courier New" w:cs="Courier New" w:hint="default"/>
+      </w:rPr>
+    </w:lvl>
+    <w:lvl w:ilvl="2" w:tplc="40090005" w:tentative="1">
+      <w:start w:val="1"/>
+      <w:numFmt w:val="bullet"/>
+      <w:lvlText w:val=""/>
+      <w:lvlJc w:val="left"/>
+      <w:pPr>
+        <w:ind w:left="2160" w:hanging="360"/>
+      </w:pPr>
+      <w:rPr>
+        <w:rFonts w:ascii="Wingdings" w:hAnsi="Wingdings" w:hint="default"/>
+      </w:rPr>
+    </w:lvl>
+    <w:lvl w:ilvl="3" w:tplc="40090001" w:tentative="1">
+      <w:start w:val="1"/>
+      <w:numFmt w:val="bullet"/>
+      <w:lvlText w:val=""/>
+      <w:lvlJc w:val="left"/>
+      <w:pPr>
+        <w:ind w:left="2880" w:hanging="360"/>
+      </w:pPr>
+      <w:rPr>
+        <w:rFonts w:ascii="Symbol" w:hAnsi="Symbol" w:hint="default"/>
+      </w:rPr>
+    </w:lvl>
+    <w:lvl w:ilvl="4" w:tplc="40090003" w:tentative="1">
+      <w:start w:val="1"/>
+      <w:numFmt w:val="bullet"/>
+      <w:lvlText w:val="o"/>
+      <w:lvlJc w:val="left"/>
+      <w:pPr>
+        <w:ind w:left="3600" w:hanging="360"/>
+      </w:pPr>
+      <w:rPr>
+        <w:rFonts w:ascii="Courier New" w:hAnsi="Courier New" w:cs="Courier New" w:hint="default"/>
+      </w:rPr>
+    </w:lvl>
+    <w:lvl w:ilvl="5" w:tplc="40090005" w:tentative="1">
+      <w:start w:val="1"/>
+      <w:numFmt w:val="bullet"/>
+      <w:lvlText w:val=""/>
+      <w:lvlJc w:val="left"/>
+      <w:pPr>
+        <w:ind w:left="4320" w:hanging="360"/>
+      </w:pPr>
+      <w:rPr>
+        <w:rFonts w:ascii="Wingdings" w:hAnsi="Wingdings" w:hint="default"/>
+      </w:rPr>
+    </w:lvl>
+    <w:lvl w:ilvl="6" w:tplc="40090001" w:tentative="1">
+      <w:start w:val="1"/>
+      <w:numFmt w:val="bullet"/>
+      <w:lvlText w:val=""/>
+      <w:lvlJc w:val="left"/>
+      <w:pPr>
+        <w:ind w:left="5040" w:hanging="360"/>
+      </w:pPr>
+      <w:rPr>
+        <w:rFonts w:ascii="Symbol" w:hAnsi="Symbol" w:hint="default"/>
+      </w:rPr>
+    </w:lvl>
+    <w:lvl w:ilvl="7" w:tplc="40090003" w:tentative="1">
+      <w:start w:val="1"/>
+      <w:numFmt w:val="bullet"/>
+      <w:lvlText w:val="o"/>
+      <w:lvlJc w:val="left"/>
+      <w:pPr>
+        <w:ind w:left="5760" w:hanging="360"/>
+      </w:pPr>
+      <w:rPr>
+        <w:rFonts w:ascii="Courier New" w:hAnsi="Courier New" w:cs="Courier New" w:hint="default"/>
+      </w:rPr>
+    </w:lvl>
+    <w:lvl w:ilvl="8" w:tplc="40090005" w:tentative="1">
+      <w:start w:val="1"/>
+      <w:numFmt w:val="bullet"/>
+      <w:lvlText w:val=""/>
+      <w:lvlJc w:val="left"/>
+      <w:pPr>
+        <w:ind w:left="6480" w:hanging="360"/>
+      </w:pPr>
+      <w:rPr>
+        <w:rFonts w:ascii="Wingdings" w:hAnsi="Wingdings" w:hint="default"/>
+      </w:rPr>
+    </w:lvl>
+  </w:abstractNum>
+  <w:abstractNum w:abstractNumId="5" w15:restartNumberingAfterBreak="0">
     <w:nsid w:val="61EF6A35"/>
     <w:multiLevelType w:val="hybridMultilevel"/>
     <w:tmpl w:val="6936CF30"/>
@@ -5506,7 +9455,7 @@
       <w:lvlText w:val="-"/>
       <w:lvlJc w:val="left"/>
       <w:pPr>
-        <w:ind w:left="450" w:hanging="360"/>
+        <w:ind w:left="720" w:hanging="360"/>
       </w:pPr>
       <w:rPr>
         <w:rFonts w:ascii="Aptos" w:eastAsiaTheme="minorHAnsi" w:hAnsi="Aptos" w:cstheme="minorBidi" w:hint="default"/>
@@ -5609,7 +9558,246 @@
       </w:rPr>
     </w:lvl>
   </w:abstractNum>
-  <w:abstractNum w:abstractNumId="4" w15:restartNumberingAfterBreak="0">
+  <w:abstractNum w:abstractNumId="6" w15:restartNumberingAfterBreak="0">
+    <w:nsid w:val="62E416D4"/>
+    <w:multiLevelType w:val="multilevel"/>
+    <w:tmpl w:val="03448C1C"/>
+    <w:lvl w:ilvl="0">
+      <w:start w:val="1"/>
+      <w:numFmt w:val="bullet"/>
+      <w:lvlText w:val=""/>
+      <w:lvlJc w:val="left"/>
+      <w:pPr>
+        <w:tabs>
+          <w:tab w:val="num" w:pos="720"/>
+        </w:tabs>
+        <w:ind w:left="720" w:hanging="360"/>
+      </w:pPr>
+      <w:rPr>
+        <w:rFonts w:ascii="Symbol" w:hAnsi="Symbol" w:hint="default"/>
+        <w:sz w:val="20"/>
+      </w:rPr>
+    </w:lvl>
+    <w:lvl w:ilvl="1" w:tentative="1">
+      <w:start w:val="1"/>
+      <w:numFmt w:val="bullet"/>
+      <w:lvlText w:val=""/>
+      <w:lvlJc w:val="left"/>
+      <w:pPr>
+        <w:tabs>
+          <w:tab w:val="num" w:pos="1440"/>
+        </w:tabs>
+        <w:ind w:left="1440" w:hanging="360"/>
+      </w:pPr>
+      <w:rPr>
+        <w:rFonts w:ascii="Symbol" w:hAnsi="Symbol" w:hint="default"/>
+        <w:sz w:val="20"/>
+      </w:rPr>
+    </w:lvl>
+    <w:lvl w:ilvl="2" w:tentative="1">
+      <w:start w:val="1"/>
+      <w:numFmt w:val="bullet"/>
+      <w:lvlText w:val=""/>
+      <w:lvlJc w:val="left"/>
+      <w:pPr>
+        <w:tabs>
+          <w:tab w:val="num" w:pos="2160"/>
+        </w:tabs>
+        <w:ind w:left="2160" w:hanging="360"/>
+      </w:pPr>
+      <w:rPr>
+        <w:rFonts w:ascii="Symbol" w:hAnsi="Symbol" w:hint="default"/>
+        <w:sz w:val="20"/>
+      </w:rPr>
+    </w:lvl>
+    <w:lvl w:ilvl="3" w:tentative="1">
+      <w:start w:val="1"/>
+      <w:numFmt w:val="bullet"/>
+      <w:lvlText w:val=""/>
+      <w:lvlJc w:val="left"/>
+      <w:pPr>
+        <w:tabs>
+          <w:tab w:val="num" w:pos="2880"/>
+        </w:tabs>
+        <w:ind w:left="2880" w:hanging="360"/>
+      </w:pPr>
+      <w:rPr>
+        <w:rFonts w:ascii="Symbol" w:hAnsi="Symbol" w:hint="default"/>
+        <w:sz w:val="20"/>
+      </w:rPr>
+    </w:lvl>
+    <w:lvl w:ilvl="4" w:tentative="1">
+      <w:start w:val="1"/>
+      <w:numFmt w:val="bullet"/>
+      <w:lvlText w:val=""/>
+      <w:lvlJc w:val="left"/>
+      <w:pPr>
+        <w:tabs>
+          <w:tab w:val="num" w:pos="3600"/>
+        </w:tabs>
+        <w:ind w:left="3600" w:hanging="360"/>
+      </w:pPr>
+      <w:rPr>
+        <w:rFonts w:ascii="Symbol" w:hAnsi="Symbol" w:hint="default"/>
+        <w:sz w:val="20"/>
+      </w:rPr>
+    </w:lvl>
+    <w:lvl w:ilvl="5" w:tentative="1">
+      <w:start w:val="1"/>
+      <w:numFmt w:val="bullet"/>
+      <w:lvlText w:val=""/>
+      <w:lvlJc w:val="left"/>
+      <w:pPr>
+        <w:tabs>
+          <w:tab w:val="num" w:pos="4320"/>
+        </w:tabs>
+        <w:ind w:left="4320" w:hanging="360"/>
+      </w:pPr>
+      <w:rPr>
+        <w:rFonts w:ascii="Symbol" w:hAnsi="Symbol" w:hint="default"/>
+        <w:sz w:val="20"/>
+      </w:rPr>
+    </w:lvl>
+    <w:lvl w:ilvl="6" w:tentative="1">
+      <w:start w:val="1"/>
+      <w:numFmt w:val="bullet"/>
+      <w:lvlText w:val=""/>
+      <w:lvlJc w:val="left"/>
+      <w:pPr>
+        <w:tabs>
+          <w:tab w:val="num" w:pos="5040"/>
+        </w:tabs>
+        <w:ind w:left="5040" w:hanging="360"/>
+      </w:pPr>
+      <w:rPr>
+        <w:rFonts w:ascii="Symbol" w:hAnsi="Symbol" w:hint="default"/>
+        <w:sz w:val="20"/>
+      </w:rPr>
+    </w:lvl>
+    <w:lvl w:ilvl="7" w:tentative="1">
+      <w:start w:val="1"/>
+      <w:numFmt w:val="bullet"/>
+      <w:lvlText w:val=""/>
+      <w:lvlJc w:val="left"/>
+      <w:pPr>
+        <w:tabs>
+          <w:tab w:val="num" w:pos="5760"/>
+        </w:tabs>
+        <w:ind w:left="5760" w:hanging="360"/>
+      </w:pPr>
+      <w:rPr>
+        <w:rFonts w:ascii="Symbol" w:hAnsi="Symbol" w:hint="default"/>
+        <w:sz w:val="20"/>
+      </w:rPr>
+    </w:lvl>
+    <w:lvl w:ilvl="8" w:tentative="1">
+      <w:start w:val="1"/>
+      <w:numFmt w:val="bullet"/>
+      <w:lvlText w:val=""/>
+      <w:lvlJc w:val="left"/>
+      <w:pPr>
+        <w:tabs>
+          <w:tab w:val="num" w:pos="6480"/>
+        </w:tabs>
+        <w:ind w:left="6480" w:hanging="360"/>
+      </w:pPr>
+      <w:rPr>
+        <w:rFonts w:ascii="Symbol" w:hAnsi="Symbol" w:hint="default"/>
+        <w:sz w:val="20"/>
+      </w:rPr>
+    </w:lvl>
+  </w:abstractNum>
+  <w:abstractNum w:abstractNumId="7" w15:restartNumberingAfterBreak="0">
+    <w:nsid w:val="76B0078B"/>
+    <w:multiLevelType w:val="hybridMultilevel"/>
+    <w:tmpl w:val="E35008F2"/>
+    <w:lvl w:ilvl="0" w:tplc="7520C03E">
+      <w:start w:val="1"/>
+      <w:numFmt w:val="decimal"/>
+      <w:suff w:val="space"/>
+      <w:lvlText w:val="%1."/>
+      <w:lvlJc w:val="left"/>
+      <w:pPr>
+        <w:ind w:left="360" w:hanging="360"/>
+      </w:pPr>
+      <w:rPr>
+        <w:rFonts w:hint="default"/>
+      </w:rPr>
+    </w:lvl>
+    <w:lvl w:ilvl="1" w:tplc="40090019" w:tentative="1">
+      <w:start w:val="1"/>
+      <w:numFmt w:val="lowerLetter"/>
+      <w:lvlText w:val="%2."/>
+      <w:lvlJc w:val="left"/>
+      <w:pPr>
+        <w:ind w:left="1080" w:hanging="360"/>
+      </w:pPr>
+    </w:lvl>
+    <w:lvl w:ilvl="2" w:tplc="4009001B" w:tentative="1">
+      <w:start w:val="1"/>
+      <w:numFmt w:val="lowerRoman"/>
+      <w:lvlText w:val="%3."/>
+      <w:lvlJc w:val="right"/>
+      <w:pPr>
+        <w:ind w:left="1800" w:hanging="180"/>
+      </w:pPr>
+    </w:lvl>
+    <w:lvl w:ilvl="3" w:tplc="4009000F" w:tentative="1">
+      <w:start w:val="1"/>
+      <w:numFmt w:val="decimal"/>
+      <w:lvlText w:val="%4."/>
+      <w:lvlJc w:val="left"/>
+      <w:pPr>
+        <w:ind w:left="2520" w:hanging="360"/>
+      </w:pPr>
+    </w:lvl>
+    <w:lvl w:ilvl="4" w:tplc="40090019" w:tentative="1">
+      <w:start w:val="1"/>
+      <w:numFmt w:val="lowerLetter"/>
+      <w:lvlText w:val="%5."/>
+      <w:lvlJc w:val="left"/>
+      <w:pPr>
+        <w:ind w:left="3240" w:hanging="360"/>
+      </w:pPr>
+    </w:lvl>
+    <w:lvl w:ilvl="5" w:tplc="4009001B" w:tentative="1">
+      <w:start w:val="1"/>
+      <w:numFmt w:val="lowerRoman"/>
+      <w:lvlText w:val="%6."/>
+      <w:lvlJc w:val="right"/>
+      <w:pPr>
+        <w:ind w:left="3960" w:hanging="180"/>
+      </w:pPr>
+    </w:lvl>
+    <w:lvl w:ilvl="6" w:tplc="4009000F" w:tentative="1">
+      <w:start w:val="1"/>
+      <w:numFmt w:val="decimal"/>
+      <w:lvlText w:val="%7."/>
+      <w:lvlJc w:val="left"/>
+      <w:pPr>
+        <w:ind w:left="4680" w:hanging="360"/>
+      </w:pPr>
+    </w:lvl>
+    <w:lvl w:ilvl="7" w:tplc="40090019" w:tentative="1">
+      <w:start w:val="1"/>
+      <w:numFmt w:val="lowerLetter"/>
+      <w:lvlText w:val="%8."/>
+      <w:lvlJc w:val="left"/>
+      <w:pPr>
+        <w:ind w:left="5400" w:hanging="360"/>
+      </w:pPr>
+    </w:lvl>
+    <w:lvl w:ilvl="8" w:tplc="4009001B" w:tentative="1">
+      <w:start w:val="1"/>
+      <w:numFmt w:val="lowerRoman"/>
+      <w:lvlText w:val="%9."/>
+      <w:lvlJc w:val="right"/>
+      <w:pPr>
+        <w:ind w:left="6120" w:hanging="180"/>
+      </w:pPr>
+    </w:lvl>
+  </w:abstractNum>
+  <w:abstractNum w:abstractNumId="8" w15:restartNumberingAfterBreak="0">
     <w:nsid w:val="7F6467CE"/>
     <w:multiLevelType w:val="hybridMultilevel"/>
     <w:tmpl w:val="E0C2EDC8"/>
@@ -5723,19 +9911,31 @@
     </w:lvl>
   </w:abstractNum>
   <w:num w:numId="1" w16cid:durableId="1226339482">
+    <w:abstractNumId w:val="2"/>
+  </w:num>
+  <w:num w:numId="2" w16cid:durableId="1732994771">
+    <w:abstractNumId w:val="5"/>
+  </w:num>
+  <w:num w:numId="3" w16cid:durableId="542253894">
+    <w:abstractNumId w:val="8"/>
+  </w:num>
+  <w:num w:numId="4" w16cid:durableId="1857183709">
+    <w:abstractNumId w:val="3"/>
+  </w:num>
+  <w:num w:numId="5" w16cid:durableId="643198782">
     <w:abstractNumId w:val="1"/>
   </w:num>
-  <w:num w:numId="2" w16cid:durableId="1732994771">
-    <w:abstractNumId w:val="3"/>
+  <w:num w:numId="6" w16cid:durableId="1524246712">
+    <w:abstractNumId w:val="6"/>
   </w:num>
-  <w:num w:numId="3" w16cid:durableId="542253894">
+  <w:num w:numId="7" w16cid:durableId="1001354516">
     <w:abstractNumId w:val="4"/>
   </w:num>
-  <w:num w:numId="4" w16cid:durableId="1857183709">
-    <w:abstractNumId w:val="2"/>
+  <w:num w:numId="8" w16cid:durableId="741870311">
+    <w:abstractNumId w:val="0"/>
   </w:num>
-  <w:num w:numId="5" w16cid:durableId="643198782">
-    <w:abstractNumId w:val="0"/>
+  <w:num w:numId="9" w16cid:durableId="804857519">
+    <w:abstractNumId w:val="7"/>
   </w:num>
 </w:numbering>
 </file>
@@ -6168,7 +10368,6 @@
     <w:next w:val="Normal"/>
     <w:link w:val="Heading2Char"/>
     <w:uiPriority w:val="9"/>
-    <w:semiHidden/>
     <w:unhideWhenUsed/>
     <w:qFormat/>
     <w:rsid w:val="006642C4"/>
@@ -6384,7 +10583,6 @@
     <w:basedOn w:val="DefaultParagraphFont"/>
     <w:link w:val="Heading2"/>
     <w:uiPriority w:val="9"/>
-    <w:semiHidden/>
     <w:rsid w:val="006642C4"/>
     <w:rPr>
       <w:rFonts w:asciiTheme="majorHAnsi" w:eastAsiaTheme="majorEastAsia" w:hAnsiTheme="majorHAnsi" w:cstheme="majorBidi"/>
@@ -6739,6 +10937,95 @@
       <w:iCs/>
     </w:rPr>
   </w:style>
+  <w:style w:type="paragraph" w:styleId="TOCHeading">
+    <w:name w:val="TOC Heading"/>
+    <w:basedOn w:val="Heading1"/>
+    <w:next w:val="Normal"/>
+    <w:uiPriority w:val="39"/>
+    <w:unhideWhenUsed/>
+    <w:qFormat/>
+    <w:rsid w:val="00685D62"/>
+    <w:pPr>
+      <w:spacing w:before="240" w:after="0"/>
+      <w:outlineLvl w:val="9"/>
+    </w:pPr>
+    <w:rPr>
+      <w:kern w:val="0"/>
+      <w:sz w:val="32"/>
+      <w:szCs w:val="32"/>
+      <w:lang w:val="en-US"/>
+      <w14:ligatures w14:val="none"/>
+    </w:rPr>
+  </w:style>
+  <w:style w:type="paragraph" w:styleId="TOC1">
+    <w:name w:val="toc 1"/>
+    <w:basedOn w:val="Normal"/>
+    <w:next w:val="Normal"/>
+    <w:autoRedefine/>
+    <w:uiPriority w:val="39"/>
+    <w:unhideWhenUsed/>
+    <w:rsid w:val="0042228B"/>
+    <w:pPr>
+      <w:tabs>
+        <w:tab w:val="right" w:leader="dot" w:pos="9062"/>
+      </w:tabs>
+      <w:spacing w:after="100"/>
+    </w:pPr>
+    <w:rPr>
+      <w:noProof/>
+      <w:sz w:val="24"/>
+      <w:szCs w:val="24"/>
+    </w:rPr>
+  </w:style>
+  <w:style w:type="paragraph" w:styleId="TOC3">
+    <w:name w:val="toc 3"/>
+    <w:basedOn w:val="Normal"/>
+    <w:next w:val="Normal"/>
+    <w:autoRedefine/>
+    <w:uiPriority w:val="39"/>
+    <w:unhideWhenUsed/>
+    <w:rsid w:val="00685D62"/>
+    <w:pPr>
+      <w:spacing w:after="100"/>
+      <w:ind w:left="440"/>
+    </w:pPr>
+  </w:style>
+  <w:style w:type="character" w:styleId="Hyperlink">
+    <w:name w:val="Hyperlink"/>
+    <w:basedOn w:val="DefaultParagraphFont"/>
+    <w:uiPriority w:val="99"/>
+    <w:unhideWhenUsed/>
+    <w:rsid w:val="00685D62"/>
+    <w:rPr>
+      <w:color w:val="467886" w:themeColor="hyperlink"/>
+      <w:u w:val="single"/>
+    </w:rPr>
+  </w:style>
+  <w:style w:type="character" w:styleId="UnresolvedMention">
+    <w:name w:val="Unresolved Mention"/>
+    <w:basedOn w:val="DefaultParagraphFont"/>
+    <w:uiPriority w:val="99"/>
+    <w:semiHidden/>
+    <w:unhideWhenUsed/>
+    <w:rsid w:val="00E21E28"/>
+    <w:rPr>
+      <w:color w:val="605E5C"/>
+      <w:shd w:val="clear" w:color="auto" w:fill="E1DFDD"/>
+    </w:rPr>
+  </w:style>
+  <w:style w:type="paragraph" w:styleId="TOC2">
+    <w:name w:val="toc 2"/>
+    <w:basedOn w:val="Normal"/>
+    <w:next w:val="Normal"/>
+    <w:autoRedefine/>
+    <w:uiPriority w:val="39"/>
+    <w:unhideWhenUsed/>
+    <w:rsid w:val="00C8143A"/>
+    <w:pPr>
+      <w:spacing w:after="100"/>
+      <w:ind w:left="220"/>
+    </w:pPr>
+  </w:style>
 </w:styles>
 </file>
 
@@ -7035,4 +11322,16 @@
     </a:ext>
   </a:extLst>
 </a:theme>
+</file>
+
+<file path=customXml/item1.xml><?xml version="1.0" encoding="utf-8"?>
+<b:Sources xmlns:b="http://schemas.openxmlformats.org/officeDocument/2006/bibliography" xmlns="http://schemas.openxmlformats.org/officeDocument/2006/bibliography" SelectedStyle="\APASixthEditionOfficeOnline.xsl" StyleName="APA" Version="6"/>
+</file>
+
+<file path=customXml/itemProps1.xml><?xml version="1.0" encoding="utf-8"?>
+<ds:datastoreItem xmlns:ds="http://schemas.openxmlformats.org/officeDocument/2006/customXml" ds:itemID="{05FB1BAC-286C-4A53-8227-B86831E99DDC}">
+  <ds:schemaRefs>
+    <ds:schemaRef ds:uri="http://schemas.openxmlformats.org/officeDocument/2006/bibliography"/>
+  </ds:schemaRefs>
+</ds:datastoreItem>
 </file>